--- a/Master Folder/Master BA Timlak Konsultan/!Daftar Hadir.docx
+++ b/Master Folder/Master BA Timlak Konsultan/!Daftar Hadir.docx
@@ -1,6 +1,6 @@
 
 <file path=word/document.xml><?xml version="1.0" encoding="utf-8"?>
-<w:document xmlns:wpc="http://schemas.microsoft.com/office/word/2010/wordprocessingCanvas" xmlns:cx="http://schemas.microsoft.com/office/drawing/2014/chartex" xmlns:cx1="http://schemas.microsoft.com/office/drawing/2015/9/8/chartex" xmlns:cx2="http://schemas.microsoft.com/office/drawing/2015/10/21/chartex" xmlns:cx3="http://schemas.microsoft.com/office/drawing/2016/5/9/chartex" xmlns:cx4="http://schemas.microsoft.com/office/drawing/2016/5/10/chartex" xmlns:cx5="http://schemas.microsoft.com/office/drawing/2016/5/11/chartex" xmlns:cx6="http://schemas.microsoft.com/office/drawing/2016/5/12/chartex" xmlns:cx7="http://schemas.microsoft.com/office/drawing/2016/5/13/chartex" xmlns:cx8="http://schemas.microsoft.com/office/drawing/2016/5/14/chartex" xmlns:mc="http://schemas.openxmlformats.org/markup-compatibility/2006" xmlns:aink="http://schemas.microsoft.com/office/drawing/2016/ink" xmlns:am3d="http://schemas.microsoft.com/office/drawing/2017/model3d" xmlns:o="urn:schemas-microsoft-com:office:office" xmlns:oel="http://schemas.microsoft.com/office/2019/extlst" xmlns:r="http://schemas.openxmlformats.org/officeDocument/2006/relationships" xmlns:m="http://schemas.openxmlformats.org/officeDocument/2006/math" xmlns:v="urn:schemas-microsoft-com:vml" xmlns:wp14="http://schemas.microsoft.com/office/word/2010/wordprocessingDrawing" xmlns:wp="http://schemas.openxmlformats.org/drawingml/2006/wordprocessingDrawing" xmlns:w10="urn:schemas-microsoft-com:office:word" xmlns:w="http://schemas.openxmlformats.org/wordprocessingml/2006/main" xmlns:w14="http://schemas.microsoft.com/office/word/2010/wordml" xmlns:w15="http://schemas.microsoft.com/office/word/2012/wordml" xmlns:w16cex="http://schemas.microsoft.com/office/word/2018/wordml/cex" xmlns:w16cid="http://schemas.microsoft.com/office/word/2016/wordml/cid" xmlns:w16="http://schemas.microsoft.com/office/word/2018/wordml" xmlns:w16du="http://schemas.microsoft.com/office/word/2023/wordml/word16du" xmlns:w16sdtdh="http://schemas.microsoft.com/office/word/2020/wordml/sdtdatahash" xmlns:w16se="http://schemas.microsoft.com/office/word/2015/wordml/symex" xmlns:wpg="http://schemas.microsoft.com/office/word/2010/wordprocessingGroup" xmlns:wpi="http://schemas.microsoft.com/office/word/2010/wordprocessingInk" xmlns:wne="http://schemas.microsoft.com/office/word/2006/wordml" xmlns:wps="http://schemas.microsoft.com/office/word/2010/wordprocessingShape" mc:Ignorable="w14 w15 w16se w16cid w16 w16cex w16sdtdh wp14">
+<w:document xmlns:wpc="http://schemas.microsoft.com/office/word/2010/wordprocessingCanvas" xmlns:cx="http://schemas.microsoft.com/office/drawing/2014/chartex" xmlns:cx1="http://schemas.microsoft.com/office/drawing/2015/9/8/chartex" xmlns:cx2="http://schemas.microsoft.com/office/drawing/2015/10/21/chartex" xmlns:cx3="http://schemas.microsoft.com/office/drawing/2016/5/9/chartex" xmlns:cx4="http://schemas.microsoft.com/office/drawing/2016/5/10/chartex" xmlns:cx5="http://schemas.microsoft.com/office/drawing/2016/5/11/chartex" xmlns:cx6="http://schemas.microsoft.com/office/drawing/2016/5/12/chartex" xmlns:cx7="http://schemas.microsoft.com/office/drawing/2016/5/13/chartex" xmlns:cx8="http://schemas.microsoft.com/office/drawing/2016/5/14/chartex" xmlns:mc="http://schemas.openxmlformats.org/markup-compatibility/2006" xmlns:aink="http://schemas.microsoft.com/office/drawing/2016/ink" xmlns:am3d="http://schemas.microsoft.com/office/drawing/2017/model3d" xmlns:o="urn:schemas-microsoft-com:office:office" xmlns:r="http://schemas.openxmlformats.org/officeDocument/2006/relationships" xmlns:m="http://schemas.openxmlformats.org/officeDocument/2006/math" xmlns:v="urn:schemas-microsoft-com:vml" xmlns:wp14="http://schemas.microsoft.com/office/word/2010/wordprocessingDrawing" xmlns:wp="http://schemas.openxmlformats.org/drawingml/2006/wordprocessingDrawing" xmlns:w10="urn:schemas-microsoft-com:office:word" xmlns:w="http://schemas.openxmlformats.org/wordprocessingml/2006/main" xmlns:w14="http://schemas.microsoft.com/office/word/2010/wordml" xmlns:w15="http://schemas.microsoft.com/office/word/2012/wordml" xmlns:w16cex="http://schemas.microsoft.com/office/word/2018/wordml/cex" xmlns:w16cid="http://schemas.microsoft.com/office/word/2016/wordml/cid" xmlns:w16="http://schemas.microsoft.com/office/word/2018/wordml" xmlns:w16sdtdh="http://schemas.microsoft.com/office/word/2020/wordml/sdtdatahash" xmlns:w16se="http://schemas.microsoft.com/office/word/2015/wordml/symex" xmlns:wpg="http://schemas.microsoft.com/office/word/2010/wordprocessingGroup" xmlns:wpi="http://schemas.microsoft.com/office/word/2010/wordprocessingInk" xmlns:wne="http://schemas.microsoft.com/office/word/2006/wordml" xmlns:wps="http://schemas.microsoft.com/office/word/2010/wordprocessingShape" mc:Ignorable="w14 w15 w16se w16cid w16 w16cex w16sdtdh wp14">
   <w:body>
     <w:p>
       <w:pPr>
@@ -11,24 +11,21 @@
       </w:pPr>
       <w:r>
         <w:rPr>
-          <w:rFonts w:ascii="Arial" w:hAnsi="Arial" w:cs="Arial"/>
           <w:noProof/>
-          <w:sz w:val="25"/>
-          <w:szCs w:val="25"/>
         </w:rPr>
         <w:drawing>
-          <wp:anchor distT="0" distB="0" distL="114300" distR="114300" simplePos="0" relativeHeight="251664384" behindDoc="0" locked="0" layoutInCell="1" allowOverlap="1" wp14:anchorId="2CB6C8C2" wp14:editId="6115FE1D">
+          <wp:anchor distT="0" distB="0" distL="114300" distR="114300" simplePos="0" relativeHeight="251659264" behindDoc="0" locked="0" layoutInCell="1" allowOverlap="1" wp14:anchorId="3D434D19" wp14:editId="7E2EB94B">
             <wp:simplePos x="0" y="0"/>
-            <wp:positionH relativeFrom="column">
-              <wp:posOffset>1449587</wp:posOffset>
+            <wp:positionH relativeFrom="margin">
+              <wp:posOffset>1171575</wp:posOffset>
             </wp:positionH>
             <wp:positionV relativeFrom="paragraph">
-              <wp:posOffset>-532706</wp:posOffset>
+              <wp:posOffset>-762000</wp:posOffset>
             </wp:positionV>
-            <wp:extent cx="719455" cy="680720"/>
-            <wp:effectExtent l="0" t="0" r="4445" b="5080"/>
+            <wp:extent cx="6410689" cy="925032"/>
+            <wp:effectExtent l="0" t="0" r="0" b="8890"/>
             <wp:wrapNone/>
-            <wp:docPr id="9" name="Picture 9"/>
+            <wp:docPr id="499443019" name="Picture 1"/>
             <wp:cNvGraphicFramePr>
               <a:graphicFrameLocks xmlns:a="http://schemas.openxmlformats.org/drawingml/2006/main" noChangeAspect="1"/>
             </wp:cNvGraphicFramePr>
@@ -36,19 +33,11 @@
               <a:graphicData uri="http://schemas.openxmlformats.org/drawingml/2006/picture">
                 <pic:pic xmlns:pic="http://schemas.openxmlformats.org/drawingml/2006/picture">
                   <pic:nvPicPr>
-                    <pic:cNvPr id="5" name="Picture 5"/>
-                    <pic:cNvPicPr>
-                      <a:picLocks noChangeAspect="1"/>
-                    </pic:cNvPicPr>
+                    <pic:cNvPr id="499443019" name=""/>
+                    <pic:cNvPicPr/>
                   </pic:nvPicPr>
                   <pic:blipFill>
-                    <a:blip r:embed="rId7" cstate="print">
-                      <a:extLst>
-                        <a:ext uri="{28A0092B-C50C-407E-A947-70E740481C1C}">
-                          <a14:useLocalDpi xmlns:a14="http://schemas.microsoft.com/office/drawing/2010/main" val="0"/>
-                        </a:ext>
-                      </a:extLst>
-                    </a:blip>
+                    <a:blip r:embed="rId7"/>
                     <a:stretch>
                       <a:fillRect/>
                     </a:stretch>
@@ -56,7 +45,7 @@
                   <pic:spPr>
                     <a:xfrm>
                       <a:off x="0" y="0"/>
-                      <a:ext cx="719455" cy="680720"/>
+                      <a:ext cx="6410689" cy="925032"/>
                     </a:xfrm>
                     <a:prstGeom prst="rect">
                       <a:avLst/>
@@ -73,770 +62,6 @@
             </wp14:sizeRelV>
           </wp:anchor>
         </w:drawing>
-      </w:r>
-      <w:r>
-        <w:rPr>
-          <w:noProof/>
-        </w:rPr>
-        <mc:AlternateContent>
-          <mc:Choice Requires="wpg">
-            <w:drawing>
-              <wp:anchor distT="0" distB="0" distL="114300" distR="114300" simplePos="0" relativeHeight="251662336" behindDoc="1" locked="0" layoutInCell="1" allowOverlap="1" wp14:anchorId="66857224" wp14:editId="007A0CDB">
-                <wp:simplePos x="0" y="0"/>
-                <wp:positionH relativeFrom="page">
-                  <wp:posOffset>3085465</wp:posOffset>
-                </wp:positionH>
-                <wp:positionV relativeFrom="paragraph">
-                  <wp:posOffset>-591185</wp:posOffset>
-                </wp:positionV>
-                <wp:extent cx="5873750" cy="748665"/>
-                <wp:effectExtent l="0" t="0" r="0" b="13335"/>
-                <wp:wrapNone/>
-                <wp:docPr id="1" name="Group 1"/>
-                <wp:cNvGraphicFramePr>
-                  <a:graphicFrameLocks xmlns:a="http://schemas.openxmlformats.org/drawingml/2006/main"/>
-                </wp:cNvGraphicFramePr>
-                <a:graphic xmlns:a="http://schemas.openxmlformats.org/drawingml/2006/main">
-                  <a:graphicData uri="http://schemas.microsoft.com/office/word/2010/wordprocessingGroup">
-                    <wpg:wgp>
-                      <wpg:cNvGrpSpPr>
-                        <a:grpSpLocks/>
-                      </wpg:cNvGrpSpPr>
-                      <wpg:grpSpPr>
-                        <a:xfrm>
-                          <a:off x="0" y="0"/>
-                          <a:ext cx="5873750" cy="748665"/>
-                          <a:chOff x="2331" y="294"/>
-                          <a:chExt cx="8452" cy="1432"/>
-                        </a:xfrm>
-                      </wpg:grpSpPr>
-                      <wps:wsp>
-                        <wps:cNvPr id="2" name="Text Box 4"/>
-                        <wps:cNvSpPr txBox="1">
-                          <a:spLocks noChangeArrowheads="1"/>
-                        </wps:cNvSpPr>
-                        <wps:spPr bwMode="auto">
-                          <a:xfrm>
-                            <a:off x="2331" y="294"/>
-                            <a:ext cx="8452" cy="1422"/>
-                          </a:xfrm>
-                          <a:prstGeom prst="rect">
-                            <a:avLst/>
-                          </a:prstGeom>
-                          <a:solidFill>
-                            <a:srgbClr val="FFFFFF"/>
-                          </a:solidFill>
-                          <a:ln>
-                            <a:noFill/>
-                          </a:ln>
-                        </wps:spPr>
-                        <wps:txbx>
-                          <w:txbxContent>
-                            <w:p>
-                              <w:pPr>
-                                <w:pStyle w:val="Heading5"/>
-                                <w:tabs>
-                                  <w:tab w:val="left" w:pos="567"/>
-                                </w:tabs>
-                                <w:rPr>
-                                  <w:rFonts w:ascii="Arial" w:hAnsi="Arial" w:cs="Arial"/>
-                                  <w:sz w:val="28"/>
-                                  <w:szCs w:val="28"/>
-                                  <w:u w:val="none"/>
-                                  <w:lang w:val="sv-SE"/>
-                                </w:rPr>
-                              </w:pPr>
-                              <w:r>
-                                <w:rPr>
-                                  <w:rFonts w:ascii="Arial" w:hAnsi="Arial" w:cs="Arial"/>
-                                  <w:sz w:val="28"/>
-                                  <w:szCs w:val="28"/>
-                                  <w:u w:val="none"/>
-                                  <w:lang w:val="sv-SE"/>
-                                </w:rPr>
-                                <w:t>KEMENTERIAN  PEKERJAAN UMUM  DAN PERUMAHAN RAKYAT</w:t>
-                              </w:r>
-                            </w:p>
-                            <w:p>
-                              <w:pPr>
-                                <w:pStyle w:val="Heading5"/>
-                                <w:rPr>
-                                  <w:rFonts w:ascii="Arial" w:hAnsi="Arial" w:cs="Arial"/>
-                                  <w:sz w:val="28"/>
-                                  <w:szCs w:val="28"/>
-                                  <w:u w:val="none"/>
-                                  <w:lang w:val="id-ID"/>
-                                </w:rPr>
-                              </w:pPr>
-                              <w:r>
-                                <w:rPr>
-                                  <w:rFonts w:ascii="Arial" w:hAnsi="Arial" w:cs="Arial"/>
-                                  <w:sz w:val="28"/>
-                                  <w:szCs w:val="28"/>
-                                  <w:u w:val="none"/>
-                                  <w:lang w:val="sv-SE"/>
-                                </w:rPr>
-                                <w:t xml:space="preserve">DIREKTORAT   JENDERAL   BINA   </w:t>
-                              </w:r>
-                              <w:r>
-                                <w:rPr>
-                                  <w:rFonts w:ascii="Arial" w:hAnsi="Arial" w:cs="Arial"/>
-                                  <w:sz w:val="28"/>
-                                  <w:szCs w:val="28"/>
-                                  <w:u w:val="none"/>
-                                  <w:lang w:val="id-ID"/>
-                                </w:rPr>
-                                <w:t>KONSTRUKSI</w:t>
-                              </w:r>
-                            </w:p>
-                            <w:p>
-                              <w:pPr>
-                                <w:pStyle w:val="Heading3"/>
-                                <w:rPr>
-                                  <w:rFonts w:ascii="Arial" w:hAnsi="Arial" w:cs="Arial"/>
-                                  <w:b/>
-                                  <w:bCs/>
-                                  <w:sz w:val="20"/>
-                                  <w:szCs w:val="20"/>
-                                  <w:lang w:val="id-ID"/>
-                                </w:rPr>
-                              </w:pPr>
-                              <w:r>
-                                <w:rPr>
-                                  <w:rFonts w:ascii="Arial" w:hAnsi="Arial" w:cs="Arial"/>
-                                  <w:b/>
-                                  <w:bCs/>
-                                  <w:sz w:val="20"/>
-                                  <w:szCs w:val="20"/>
-                                  <w:lang w:val="sv-SE"/>
-                                </w:rPr>
-                                <w:t>BALAI  PELAKSANA</w:t>
-                              </w:r>
-                              <w:r>
-                                <w:rPr>
-                                  <w:rFonts w:ascii="Arial" w:hAnsi="Arial" w:cs="Arial"/>
-                                  <w:b/>
-                                  <w:bCs/>
-                                  <w:sz w:val="20"/>
-                                  <w:szCs w:val="20"/>
-                                  <w:lang w:val="id-ID"/>
-                                </w:rPr>
-                                <w:t xml:space="preserve"> </w:t>
-                              </w:r>
-                              <w:r>
-                                <w:rPr>
-                                  <w:rFonts w:ascii="Arial" w:hAnsi="Arial" w:cs="Arial"/>
-                                  <w:b/>
-                                  <w:bCs/>
-                                  <w:sz w:val="20"/>
-                                  <w:szCs w:val="20"/>
-                                  <w:lang w:val="sv-SE"/>
-                                </w:rPr>
-                                <w:t xml:space="preserve"> </w:t>
-                              </w:r>
-                              <w:r>
-                                <w:rPr>
-                                  <w:rFonts w:ascii="Arial" w:hAnsi="Arial" w:cs="Arial"/>
-                                  <w:b/>
-                                  <w:bCs/>
-                                  <w:sz w:val="20"/>
-                                  <w:szCs w:val="20"/>
-                                  <w:lang w:val="id-ID"/>
-                                </w:rPr>
-                                <w:t xml:space="preserve">PEMILIHAN </w:t>
-                              </w:r>
-                              <w:r>
-                                <w:rPr>
-                                  <w:rFonts w:ascii="Arial" w:hAnsi="Arial" w:cs="Arial"/>
-                                  <w:b/>
-                                  <w:bCs/>
-                                  <w:sz w:val="20"/>
-                                  <w:szCs w:val="20"/>
-                                  <w:lang w:val="sv-SE"/>
-                                </w:rPr>
-                                <w:t xml:space="preserve"> </w:t>
-                              </w:r>
-                              <w:r>
-                                <w:rPr>
-                                  <w:rFonts w:ascii="Arial" w:hAnsi="Arial" w:cs="Arial"/>
-                                  <w:b/>
-                                  <w:bCs/>
-                                  <w:sz w:val="20"/>
-                                  <w:szCs w:val="20"/>
-                                  <w:lang w:val="id-ID"/>
-                                </w:rPr>
-                                <w:t xml:space="preserve">JASA KONSTRUKSI </w:t>
-                              </w:r>
-                              <w:r>
-                                <w:rPr>
-                                  <w:rFonts w:ascii="Arial" w:hAnsi="Arial" w:cs="Arial"/>
-                                  <w:b/>
-                                  <w:bCs/>
-                                  <w:sz w:val="20"/>
-                                  <w:szCs w:val="20"/>
-                                  <w:lang w:val="sv-SE"/>
-                                </w:rPr>
-                                <w:t xml:space="preserve"> </w:t>
-                              </w:r>
-                              <w:r>
-                                <w:rPr>
-                                  <w:rFonts w:ascii="Arial" w:hAnsi="Arial" w:cs="Arial"/>
-                                  <w:b/>
-                                  <w:bCs/>
-                                  <w:sz w:val="20"/>
-                                  <w:szCs w:val="20"/>
-                                  <w:lang w:val="id-ID"/>
-                                </w:rPr>
-                                <w:t>WILAYAH KALIMANTAN  SELATAN</w:t>
-                              </w:r>
-                            </w:p>
-                            <w:p>
-                              <w:pPr>
-                                <w:ind w:left="709"/>
-                                <w:rPr>
-                                  <w:rFonts w:ascii="Arial Narrow" w:hAnsi="Arial Narrow" w:cs="Arial"/>
-                                  <w:bCs/>
-                                  <w:iCs/>
-                                  <w:spacing w:val="10"/>
-                                  <w:sz w:val="12"/>
-                                  <w:szCs w:val="12"/>
-                                  <w:lang w:val="fi-FI"/>
-                                </w:rPr>
-                              </w:pPr>
-                              <w:r>
-                                <w:rPr>
-                                  <w:rFonts w:ascii="Arial Narrow" w:hAnsi="Arial Narrow" w:cs="Arial"/>
-                                  <w:b/>
-                                  <w:bCs/>
-                                  <w:iCs/>
-                                  <w:spacing w:val="10"/>
-                                  <w:sz w:val="12"/>
-                                  <w:szCs w:val="12"/>
-                                  <w:lang w:val="fi-FI"/>
-                                </w:rPr>
-                                <w:t>Alamat</w:t>
-                              </w:r>
-                              <w:r>
-                                <w:rPr>
-                                  <w:rFonts w:ascii="Arial Narrow" w:hAnsi="Arial Narrow" w:cs="Arial"/>
-                                  <w:b/>
-                                  <w:bCs/>
-                                  <w:iCs/>
-                                  <w:spacing w:val="10"/>
-                                  <w:sz w:val="12"/>
-                                  <w:szCs w:val="12"/>
-                                </w:rPr>
-                                <w:t>:</w:t>
-                              </w:r>
-                              <w:r>
-                                <w:rPr>
-                                  <w:rFonts w:ascii="Arial Narrow" w:hAnsi="Arial Narrow" w:cs="Arial"/>
-                                  <w:b/>
-                                  <w:bCs/>
-                                  <w:iCs/>
-                                  <w:spacing w:val="10"/>
-                                  <w:sz w:val="12"/>
-                                  <w:szCs w:val="12"/>
-                                  <w:lang w:val="fi-FI"/>
-                                </w:rPr>
-                                <w:t>J</w:t>
-                              </w:r>
-                              <w:r>
-                                <w:rPr>
-                                  <w:rFonts w:ascii="Arial Narrow" w:hAnsi="Arial Narrow" w:cs="Arial"/>
-                                  <w:b/>
-                                  <w:bCs/>
-                                  <w:iCs/>
-                                  <w:spacing w:val="10"/>
-                                  <w:sz w:val="12"/>
-                                  <w:szCs w:val="12"/>
-                                </w:rPr>
-                                <w:t>l. Yos Sudarso</w:t>
-                              </w:r>
-                              <w:r>
-                                <w:rPr>
-                                  <w:rFonts w:ascii="Arial Narrow" w:hAnsi="Arial Narrow" w:cs="Arial"/>
-                                  <w:b/>
-                                  <w:bCs/>
-                                  <w:iCs/>
-                                  <w:spacing w:val="10"/>
-                                  <w:sz w:val="12"/>
-                                  <w:szCs w:val="12"/>
-                                  <w:lang w:val="fi-FI"/>
-                                </w:rPr>
-                                <w:t xml:space="preserve"> No.</w:t>
-                              </w:r>
-                              <w:r>
-                                <w:rPr>
-                                  <w:rFonts w:ascii="Arial Narrow" w:hAnsi="Arial Narrow" w:cs="Arial"/>
-                                  <w:b/>
-                                  <w:bCs/>
-                                  <w:iCs/>
-                                  <w:spacing w:val="10"/>
-                                  <w:sz w:val="12"/>
-                                  <w:szCs w:val="12"/>
-                                </w:rPr>
-                                <w:t>37A Lt.2,Banjarmasin70119 Telp./Fax.0511-6723416email:</w:t>
-                              </w:r>
-                              <w:r>
-                                <w:rPr>
-                                  <w:rFonts w:ascii="Arial Narrow" w:hAnsi="Arial Narrow" w:cs="Arial"/>
-                                  <w:b/>
-                                  <w:iCs/>
-                                  <w:spacing w:val="10"/>
-                                  <w:sz w:val="12"/>
-                                  <w:szCs w:val="12"/>
-                                </w:rPr>
-                                <w:t>bppjk.kalsel@gmail.com</w:t>
-                              </w:r>
-                              <w:r>
-                                <w:rPr>
-                                  <w:rFonts w:ascii="Arial Narrow" w:hAnsi="Arial Narrow" w:cs="Arial"/>
-                                  <w:b/>
-                                  <w:iCs/>
-                                  <w:spacing w:val="10"/>
-                                  <w:sz w:val="12"/>
-                                  <w:szCs w:val="12"/>
-                                  <w:lang w:val="en-GB"/>
-                                </w:rPr>
-                                <w:t xml:space="preserve"> </w:t>
-                              </w:r>
-                              <w:r>
-                                <w:rPr>
-                                  <w:rFonts w:ascii="Arial Narrow" w:hAnsi="Arial Narrow" w:cs="Arial"/>
-                                  <w:b/>
-                                  <w:iCs/>
-                                  <w:spacing w:val="10"/>
-                                  <w:sz w:val="12"/>
-                                  <w:szCs w:val="12"/>
-                                </w:rPr>
-                                <w:t>/</w:t>
-                              </w:r>
-                              <w:r>
-                                <w:rPr>
-                                  <w:rFonts w:ascii="Arial Narrow" w:hAnsi="Arial Narrow" w:cs="Arial"/>
-                                  <w:b/>
-                                  <w:iCs/>
-                                  <w:spacing w:val="10"/>
-                                  <w:sz w:val="12"/>
-                                  <w:szCs w:val="12"/>
-                                </w:rPr>
-                                <w:t xml:space="preserve"> </w:t>
-                              </w:r>
-                              <w:r>
-                                <w:rPr>
-                                  <w:rFonts w:ascii="Arial Narrow" w:hAnsi="Arial Narrow" w:cs="Arial"/>
-                                  <w:b/>
-                                  <w:iCs/>
-                                  <w:spacing w:val="10"/>
-                                  <w:sz w:val="12"/>
-                                  <w:szCs w:val="12"/>
-                                </w:rPr>
-                                <w:t>bp2jk.kalsel@pu.go.id</w:t>
-                              </w:r>
-                            </w:p>
-                            <w:p>
-                              <w:pPr>
-                                <w:jc w:val="both"/>
-                                <w:rPr>
-                                  <w:rFonts w:ascii="Arial" w:hAnsi="Arial" w:cs="Arial"/>
-                                  <w:sz w:val="26"/>
-                                  <w:lang w:val="fi-FI"/>
-                                </w:rPr>
-                              </w:pPr>
-                              <w:r>
-                                <w:rPr>
-                                  <w:rFonts w:ascii="Arial" w:hAnsi="Arial" w:cs="Arial"/>
-                                  <w:b/>
-                                  <w:sz w:val="26"/>
-                                  <w:lang w:val="fi-FI"/>
-                                </w:rPr>
-                                <w:t xml:space="preserve"> </w:t>
-                              </w:r>
-                            </w:p>
-                          </w:txbxContent>
-                        </wps:txbx>
-                        <wps:bodyPr rot="0" vert="horz" wrap="square" lIns="91440" tIns="45720" rIns="91440" bIns="45720" anchor="t" anchorCtr="0" upright="1">
-                          <a:noAutofit/>
-                        </wps:bodyPr>
-                      </wps:wsp>
-                      <wps:wsp>
-                        <wps:cNvPr id="3" name="Line 5"/>
-                        <wps:cNvCnPr>
-                          <a:cxnSpLocks noChangeShapeType="1"/>
-                        </wps:cNvCnPr>
-                        <wps:spPr bwMode="auto">
-                          <a:xfrm>
-                            <a:off x="2518" y="1726"/>
-                            <a:ext cx="8132" cy="0"/>
-                          </a:xfrm>
-                          <a:prstGeom prst="line">
-                            <a:avLst/>
-                          </a:prstGeom>
-                          <a:noFill/>
-                          <a:ln w="38100" cmpd="sng">
-                            <a:solidFill>
-                              <a:srgbClr val="000000"/>
-                            </a:solidFill>
-                            <a:prstDash val="solid"/>
-                            <a:round/>
-                          </a:ln>
-                        </wps:spPr>
-                        <wps:bodyPr/>
-                      </wps:wsp>
-                    </wpg:wgp>
-                  </a:graphicData>
-                </a:graphic>
-                <wp14:sizeRelH relativeFrom="page">
-                  <wp14:pctWidth>0</wp14:pctWidth>
-                </wp14:sizeRelH>
-                <wp14:sizeRelV relativeFrom="page">
-                  <wp14:pctHeight>0</wp14:pctHeight>
-                </wp14:sizeRelV>
-              </wp:anchor>
-            </w:drawing>
-          </mc:Choice>
-          <mc:Fallback>
-            <w:pict>
-              <v:group w14:anchorId="66857224" id="Group 1" o:spid="_x0000_s1026" style="position:absolute;left:0;text-align:left;margin-left:242.95pt;margin-top:-46.55pt;width:462.5pt;height:58.95pt;z-index:-251654144;mso-position-horizontal-relative:page" coordorigin="2331,294" coordsize="8452,1432" o:gfxdata="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">
-                <v:shapetype id="_x0000_t202" coordsize="21600,21600" o:spt="202" path="m,l,21600r21600,l21600,xe">
-                  <v:stroke joinstyle="miter"/>
-                  <v:path gradientshapeok="t" o:connecttype="rect"/>
-                </v:shapetype>
-                <v:shape id="Text Box 4" o:spid="_x0000_s1027" type="#_x0000_t202" style="position:absolute;left:2331;top:294;width:8452;height:1422;visibility:visible;mso-wrap-style:square;v-text-anchor:top" o:gfxdata="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" stroked="f">
-                  <v:textbox>
-                    <w:txbxContent>
-                      <w:p>
-                        <w:pPr>
-                          <w:pStyle w:val="Heading5"/>
-                          <w:tabs>
-                            <w:tab w:val="left" w:pos="567"/>
-                          </w:tabs>
-                          <w:rPr>
-                            <w:rFonts w:ascii="Arial" w:hAnsi="Arial" w:cs="Arial"/>
-                            <w:sz w:val="28"/>
-                            <w:szCs w:val="28"/>
-                            <w:u w:val="none"/>
-                            <w:lang w:val="sv-SE"/>
-                          </w:rPr>
-                        </w:pPr>
-                        <w:r>
-                          <w:rPr>
-                            <w:rFonts w:ascii="Arial" w:hAnsi="Arial" w:cs="Arial"/>
-                            <w:sz w:val="28"/>
-                            <w:szCs w:val="28"/>
-                            <w:u w:val="none"/>
-                            <w:lang w:val="sv-SE"/>
-                          </w:rPr>
-                          <w:t>KEMENTERIAN  PEKERJAAN UMUM  DAN PERUMAHAN RAKYAT</w:t>
-                        </w:r>
-                      </w:p>
-                      <w:p>
-                        <w:pPr>
-                          <w:pStyle w:val="Heading5"/>
-                          <w:rPr>
-                            <w:rFonts w:ascii="Arial" w:hAnsi="Arial" w:cs="Arial"/>
-                            <w:sz w:val="28"/>
-                            <w:szCs w:val="28"/>
-                            <w:u w:val="none"/>
-                            <w:lang w:val="id-ID"/>
-                          </w:rPr>
-                        </w:pPr>
-                        <w:r>
-                          <w:rPr>
-                            <w:rFonts w:ascii="Arial" w:hAnsi="Arial" w:cs="Arial"/>
-                            <w:sz w:val="28"/>
-                            <w:szCs w:val="28"/>
-                            <w:u w:val="none"/>
-                            <w:lang w:val="sv-SE"/>
-                          </w:rPr>
-                          <w:t xml:space="preserve">DIREKTORAT   JENDERAL   BINA   </w:t>
-                        </w:r>
-                        <w:r>
-                          <w:rPr>
-                            <w:rFonts w:ascii="Arial" w:hAnsi="Arial" w:cs="Arial"/>
-                            <w:sz w:val="28"/>
-                            <w:szCs w:val="28"/>
-                            <w:u w:val="none"/>
-                            <w:lang w:val="id-ID"/>
-                          </w:rPr>
-                          <w:t>KONSTRUKSI</w:t>
-                        </w:r>
-                      </w:p>
-                      <w:p>
-                        <w:pPr>
-                          <w:pStyle w:val="Heading3"/>
-                          <w:rPr>
-                            <w:rFonts w:ascii="Arial" w:hAnsi="Arial" w:cs="Arial"/>
-                            <w:b/>
-                            <w:bCs/>
-                            <w:sz w:val="20"/>
-                            <w:szCs w:val="20"/>
-                            <w:lang w:val="id-ID"/>
-                          </w:rPr>
-                        </w:pPr>
-                        <w:r>
-                          <w:rPr>
-                            <w:rFonts w:ascii="Arial" w:hAnsi="Arial" w:cs="Arial"/>
-                            <w:b/>
-                            <w:bCs/>
-                            <w:sz w:val="20"/>
-                            <w:szCs w:val="20"/>
-                            <w:lang w:val="sv-SE"/>
-                          </w:rPr>
-                          <w:t>BALAI  PELAKSANA</w:t>
-                        </w:r>
-                        <w:r>
-                          <w:rPr>
-                            <w:rFonts w:ascii="Arial" w:hAnsi="Arial" w:cs="Arial"/>
-                            <w:b/>
-                            <w:bCs/>
-                            <w:sz w:val="20"/>
-                            <w:szCs w:val="20"/>
-                            <w:lang w:val="id-ID"/>
-                          </w:rPr>
-                          <w:t xml:space="preserve"> </w:t>
-                        </w:r>
-                        <w:r>
-                          <w:rPr>
-                            <w:rFonts w:ascii="Arial" w:hAnsi="Arial" w:cs="Arial"/>
-                            <w:b/>
-                            <w:bCs/>
-                            <w:sz w:val="20"/>
-                            <w:szCs w:val="20"/>
-                            <w:lang w:val="sv-SE"/>
-                          </w:rPr>
-                          <w:t xml:space="preserve"> </w:t>
-                        </w:r>
-                        <w:r>
-                          <w:rPr>
-                            <w:rFonts w:ascii="Arial" w:hAnsi="Arial" w:cs="Arial"/>
-                            <w:b/>
-                            <w:bCs/>
-                            <w:sz w:val="20"/>
-                            <w:szCs w:val="20"/>
-                            <w:lang w:val="id-ID"/>
-                          </w:rPr>
-                          <w:t xml:space="preserve">PEMILIHAN </w:t>
-                        </w:r>
-                        <w:r>
-                          <w:rPr>
-                            <w:rFonts w:ascii="Arial" w:hAnsi="Arial" w:cs="Arial"/>
-                            <w:b/>
-                            <w:bCs/>
-                            <w:sz w:val="20"/>
-                            <w:szCs w:val="20"/>
-                            <w:lang w:val="sv-SE"/>
-                          </w:rPr>
-                          <w:t xml:space="preserve"> </w:t>
-                        </w:r>
-                        <w:r>
-                          <w:rPr>
-                            <w:rFonts w:ascii="Arial" w:hAnsi="Arial" w:cs="Arial"/>
-                            <w:b/>
-                            <w:bCs/>
-                            <w:sz w:val="20"/>
-                            <w:szCs w:val="20"/>
-                            <w:lang w:val="id-ID"/>
-                          </w:rPr>
-                          <w:t xml:space="preserve">JASA KONSTRUKSI </w:t>
-                        </w:r>
-                        <w:r>
-                          <w:rPr>
-                            <w:rFonts w:ascii="Arial" w:hAnsi="Arial" w:cs="Arial"/>
-                            <w:b/>
-                            <w:bCs/>
-                            <w:sz w:val="20"/>
-                            <w:szCs w:val="20"/>
-                            <w:lang w:val="sv-SE"/>
-                          </w:rPr>
-                          <w:t xml:space="preserve"> </w:t>
-                        </w:r>
-                        <w:r>
-                          <w:rPr>
-                            <w:rFonts w:ascii="Arial" w:hAnsi="Arial" w:cs="Arial"/>
-                            <w:b/>
-                            <w:bCs/>
-                            <w:sz w:val="20"/>
-                            <w:szCs w:val="20"/>
-                            <w:lang w:val="id-ID"/>
-                          </w:rPr>
-                          <w:t>WILAYAH KALIMANTAN  SELATAN</w:t>
-                        </w:r>
-                      </w:p>
-                      <w:p>
-                        <w:pPr>
-                          <w:ind w:left="709"/>
-                          <w:rPr>
-                            <w:rFonts w:ascii="Arial Narrow" w:hAnsi="Arial Narrow" w:cs="Arial"/>
-                            <w:bCs/>
-                            <w:iCs/>
-                            <w:spacing w:val="10"/>
-                            <w:sz w:val="12"/>
-                            <w:szCs w:val="12"/>
-                            <w:lang w:val="fi-FI"/>
-                          </w:rPr>
-                        </w:pPr>
-                        <w:r>
-                          <w:rPr>
-                            <w:rFonts w:ascii="Arial Narrow" w:hAnsi="Arial Narrow" w:cs="Arial"/>
-                            <w:b/>
-                            <w:bCs/>
-                            <w:iCs/>
-                            <w:spacing w:val="10"/>
-                            <w:sz w:val="12"/>
-                            <w:szCs w:val="12"/>
-                            <w:lang w:val="fi-FI"/>
-                          </w:rPr>
-                          <w:t>Alamat</w:t>
-                        </w:r>
-                        <w:r>
-                          <w:rPr>
-                            <w:rFonts w:ascii="Arial Narrow" w:hAnsi="Arial Narrow" w:cs="Arial"/>
-                            <w:b/>
-                            <w:bCs/>
-                            <w:iCs/>
-                            <w:spacing w:val="10"/>
-                            <w:sz w:val="12"/>
-                            <w:szCs w:val="12"/>
-                          </w:rPr>
-                          <w:t>:</w:t>
-                        </w:r>
-                        <w:r>
-                          <w:rPr>
-                            <w:rFonts w:ascii="Arial Narrow" w:hAnsi="Arial Narrow" w:cs="Arial"/>
-                            <w:b/>
-                            <w:bCs/>
-                            <w:iCs/>
-                            <w:spacing w:val="10"/>
-                            <w:sz w:val="12"/>
-                            <w:szCs w:val="12"/>
-                            <w:lang w:val="fi-FI"/>
-                          </w:rPr>
-                          <w:t>J</w:t>
-                        </w:r>
-                        <w:r>
-                          <w:rPr>
-                            <w:rFonts w:ascii="Arial Narrow" w:hAnsi="Arial Narrow" w:cs="Arial"/>
-                            <w:b/>
-                            <w:bCs/>
-                            <w:iCs/>
-                            <w:spacing w:val="10"/>
-                            <w:sz w:val="12"/>
-                            <w:szCs w:val="12"/>
-                          </w:rPr>
-                          <w:t>l. Yos Sudarso</w:t>
-                        </w:r>
-                        <w:r>
-                          <w:rPr>
-                            <w:rFonts w:ascii="Arial Narrow" w:hAnsi="Arial Narrow" w:cs="Arial"/>
-                            <w:b/>
-                            <w:bCs/>
-                            <w:iCs/>
-                            <w:spacing w:val="10"/>
-                            <w:sz w:val="12"/>
-                            <w:szCs w:val="12"/>
-                            <w:lang w:val="fi-FI"/>
-                          </w:rPr>
-                          <w:t xml:space="preserve"> No.</w:t>
-                        </w:r>
-                        <w:r>
-                          <w:rPr>
-                            <w:rFonts w:ascii="Arial Narrow" w:hAnsi="Arial Narrow" w:cs="Arial"/>
-                            <w:b/>
-                            <w:bCs/>
-                            <w:iCs/>
-                            <w:spacing w:val="10"/>
-                            <w:sz w:val="12"/>
-                            <w:szCs w:val="12"/>
-                          </w:rPr>
-                          <w:t>37A Lt.2,Banjarmasin70119 Telp./Fax.0511-6723416email:</w:t>
-                        </w:r>
-                        <w:r>
-                          <w:rPr>
-                            <w:rFonts w:ascii="Arial Narrow" w:hAnsi="Arial Narrow" w:cs="Arial"/>
-                            <w:b/>
-                            <w:iCs/>
-                            <w:spacing w:val="10"/>
-                            <w:sz w:val="12"/>
-                            <w:szCs w:val="12"/>
-                          </w:rPr>
-                          <w:t>bppjk.kalsel@gmail.com</w:t>
-                        </w:r>
-                        <w:r>
-                          <w:rPr>
-                            <w:rFonts w:ascii="Arial Narrow" w:hAnsi="Arial Narrow" w:cs="Arial"/>
-                            <w:b/>
-                            <w:iCs/>
-                            <w:spacing w:val="10"/>
-                            <w:sz w:val="12"/>
-                            <w:szCs w:val="12"/>
-                            <w:lang w:val="en-GB"/>
-                          </w:rPr>
-                          <w:t xml:space="preserve"> </w:t>
-                        </w:r>
-                        <w:r>
-                          <w:rPr>
-                            <w:rFonts w:ascii="Arial Narrow" w:hAnsi="Arial Narrow" w:cs="Arial"/>
-                            <w:b/>
-                            <w:iCs/>
-                            <w:spacing w:val="10"/>
-                            <w:sz w:val="12"/>
-                            <w:szCs w:val="12"/>
-                          </w:rPr>
-                          <w:t>/</w:t>
-                        </w:r>
-                        <w:r>
-                          <w:rPr>
-                            <w:rFonts w:ascii="Arial Narrow" w:hAnsi="Arial Narrow" w:cs="Arial"/>
-                            <w:b/>
-                            <w:iCs/>
-                            <w:spacing w:val="10"/>
-                            <w:sz w:val="12"/>
-                            <w:szCs w:val="12"/>
-                          </w:rPr>
-                          <w:t xml:space="preserve"> </w:t>
-                        </w:r>
-                        <w:r>
-                          <w:rPr>
-                            <w:rFonts w:ascii="Arial Narrow" w:hAnsi="Arial Narrow" w:cs="Arial"/>
-                            <w:b/>
-                            <w:iCs/>
-                            <w:spacing w:val="10"/>
-                            <w:sz w:val="12"/>
-                            <w:szCs w:val="12"/>
-                          </w:rPr>
-                          <w:t>bp2jk.kalsel@pu.go.id</w:t>
-                        </w:r>
-                      </w:p>
-                      <w:p>
-                        <w:pPr>
-                          <w:jc w:val="both"/>
-                          <w:rPr>
-                            <w:rFonts w:ascii="Arial" w:hAnsi="Arial" w:cs="Arial"/>
-                            <w:sz w:val="26"/>
-                            <w:lang w:val="fi-FI"/>
-                          </w:rPr>
-                        </w:pPr>
-                        <w:r>
-                          <w:rPr>
-                            <w:rFonts w:ascii="Arial" w:hAnsi="Arial" w:cs="Arial"/>
-                            <w:b/>
-                            <w:sz w:val="26"/>
-                            <w:lang w:val="fi-FI"/>
-                          </w:rPr>
-                          <w:t xml:space="preserve"> </w:t>
-                        </w:r>
-                      </w:p>
-                    </w:txbxContent>
-                  </v:textbox>
-                </v:shape>
-                <v:line id="Line 5" o:spid="_x0000_s1028" style="position:absolute;visibility:visible;mso-wrap-style:square" from="2518,1726" to="10650,1726" o:connectortype="straight" o:gfxdata="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" strokeweight="3pt"/>
-                <w10:wrap anchorx="page"/>
-              </v:group>
-            </w:pict>
-          </mc:Fallback>
-        </mc:AlternateContent>
       </w:r>
       <w:r>
         <w:rPr>
@@ -6996,7 +6221,7 @@
 </file>
 
 <file path=word/endnotes.xml><?xml version="1.0" encoding="utf-8"?>
-<w:endnotes xmlns:wpc="http://schemas.microsoft.com/office/word/2010/wordprocessingCanvas" xmlns:cx="http://schemas.microsoft.com/office/drawing/2014/chartex" xmlns:cx1="http://schemas.microsoft.com/office/drawing/2015/9/8/chartex" xmlns:cx2="http://schemas.microsoft.com/office/drawing/2015/10/21/chartex" xmlns:cx3="http://schemas.microsoft.com/office/drawing/2016/5/9/chartex" xmlns:cx4="http://schemas.microsoft.com/office/drawing/2016/5/10/chartex" xmlns:cx5="http://schemas.microsoft.com/office/drawing/2016/5/11/chartex" xmlns:cx6="http://schemas.microsoft.com/office/drawing/2016/5/12/chartex" xmlns:cx7="http://schemas.microsoft.com/office/drawing/2016/5/13/chartex" xmlns:cx8="http://schemas.microsoft.com/office/drawing/2016/5/14/chartex" xmlns:mc="http://schemas.openxmlformats.org/markup-compatibility/2006" xmlns:aink="http://schemas.microsoft.com/office/drawing/2016/ink" xmlns:am3d="http://schemas.microsoft.com/office/drawing/2017/model3d" xmlns:o="urn:schemas-microsoft-com:office:office" xmlns:oel="http://schemas.microsoft.com/office/2019/extlst" xmlns:r="http://schemas.openxmlformats.org/officeDocument/2006/relationships" xmlns:m="http://schemas.openxmlformats.org/officeDocument/2006/math" xmlns:v="urn:schemas-microsoft-com:vml" xmlns:wp14="http://schemas.microsoft.com/office/word/2010/wordprocessingDrawing" xmlns:wp="http://schemas.openxmlformats.org/drawingml/2006/wordprocessingDrawing" xmlns:w10="urn:schemas-microsoft-com:office:word" xmlns:w="http://schemas.openxmlformats.org/wordprocessingml/2006/main" xmlns:w14="http://schemas.microsoft.com/office/word/2010/wordml" xmlns:w15="http://schemas.microsoft.com/office/word/2012/wordml" xmlns:w16cex="http://schemas.microsoft.com/office/word/2018/wordml/cex" xmlns:w16cid="http://schemas.microsoft.com/office/word/2016/wordml/cid" xmlns:w16="http://schemas.microsoft.com/office/word/2018/wordml" xmlns:w16du="http://schemas.microsoft.com/office/word/2023/wordml/word16du" xmlns:w16sdtdh="http://schemas.microsoft.com/office/word/2020/wordml/sdtdatahash" xmlns:w16se="http://schemas.microsoft.com/office/word/2015/wordml/symex" xmlns:wpg="http://schemas.microsoft.com/office/word/2010/wordprocessingGroup" xmlns:wpi="http://schemas.microsoft.com/office/word/2010/wordprocessingInk" xmlns:wne="http://schemas.microsoft.com/office/word/2006/wordml" xmlns:wps="http://schemas.microsoft.com/office/word/2010/wordprocessingShape" mc:Ignorable="w14 w15 w16se w16cid w16 w16cex w16sdtdh wp14">
+<w:endnotes xmlns:wpc="http://schemas.microsoft.com/office/word/2010/wordprocessingCanvas" xmlns:cx="http://schemas.microsoft.com/office/drawing/2014/chartex" xmlns:cx1="http://schemas.microsoft.com/office/drawing/2015/9/8/chartex" xmlns:cx2="http://schemas.microsoft.com/office/drawing/2015/10/21/chartex" xmlns:cx3="http://schemas.microsoft.com/office/drawing/2016/5/9/chartex" xmlns:cx4="http://schemas.microsoft.com/office/drawing/2016/5/10/chartex" xmlns:cx5="http://schemas.microsoft.com/office/drawing/2016/5/11/chartex" xmlns:cx6="http://schemas.microsoft.com/office/drawing/2016/5/12/chartex" xmlns:cx7="http://schemas.microsoft.com/office/drawing/2016/5/13/chartex" xmlns:cx8="http://schemas.microsoft.com/office/drawing/2016/5/14/chartex" xmlns:mc="http://schemas.openxmlformats.org/markup-compatibility/2006" xmlns:aink="http://schemas.microsoft.com/office/drawing/2016/ink" xmlns:am3d="http://schemas.microsoft.com/office/drawing/2017/model3d" xmlns:o="urn:schemas-microsoft-com:office:office" xmlns:r="http://schemas.openxmlformats.org/officeDocument/2006/relationships" xmlns:m="http://schemas.openxmlformats.org/officeDocument/2006/math" xmlns:v="urn:schemas-microsoft-com:vml" xmlns:wp14="http://schemas.microsoft.com/office/word/2010/wordprocessingDrawing" xmlns:wp="http://schemas.openxmlformats.org/drawingml/2006/wordprocessingDrawing" xmlns:w10="urn:schemas-microsoft-com:office:word" xmlns:w="http://schemas.openxmlformats.org/wordprocessingml/2006/main" xmlns:w14="http://schemas.microsoft.com/office/word/2010/wordml" xmlns:w15="http://schemas.microsoft.com/office/word/2012/wordml" xmlns:w16cex="http://schemas.microsoft.com/office/word/2018/wordml/cex" xmlns:w16cid="http://schemas.microsoft.com/office/word/2016/wordml/cid" xmlns:w16="http://schemas.microsoft.com/office/word/2018/wordml" xmlns:w16sdtdh="http://schemas.microsoft.com/office/word/2020/wordml/sdtdatahash" xmlns:w16se="http://schemas.microsoft.com/office/word/2015/wordml/symex" xmlns:wpg="http://schemas.microsoft.com/office/word/2010/wordprocessingGroup" xmlns:wpi="http://schemas.microsoft.com/office/word/2010/wordprocessingInk" xmlns:wne="http://schemas.microsoft.com/office/word/2006/wordml" xmlns:wps="http://schemas.microsoft.com/office/word/2010/wordprocessingShape" mc:Ignorable="w14 w15 w16se w16cid w16 w16cex w16sdtdh wp14">
   <w:endnote w:type="separator" w:id="-1">
     <w:p>
       <w:r>
@@ -7015,7 +6240,7 @@
 </file>
 
 <file path=word/footnotes.xml><?xml version="1.0" encoding="utf-8"?>
-<w:footnotes xmlns:wpc="http://schemas.microsoft.com/office/word/2010/wordprocessingCanvas" xmlns:cx="http://schemas.microsoft.com/office/drawing/2014/chartex" xmlns:cx1="http://schemas.microsoft.com/office/drawing/2015/9/8/chartex" xmlns:cx2="http://schemas.microsoft.com/office/drawing/2015/10/21/chartex" xmlns:cx3="http://schemas.microsoft.com/office/drawing/2016/5/9/chartex" xmlns:cx4="http://schemas.microsoft.com/office/drawing/2016/5/10/chartex" xmlns:cx5="http://schemas.microsoft.com/office/drawing/2016/5/11/chartex" xmlns:cx6="http://schemas.microsoft.com/office/drawing/2016/5/12/chartex" xmlns:cx7="http://schemas.microsoft.com/office/drawing/2016/5/13/chartex" xmlns:cx8="http://schemas.microsoft.com/office/drawing/2016/5/14/chartex" xmlns:mc="http://schemas.openxmlformats.org/markup-compatibility/2006" xmlns:aink="http://schemas.microsoft.com/office/drawing/2016/ink" xmlns:am3d="http://schemas.microsoft.com/office/drawing/2017/model3d" xmlns:o="urn:schemas-microsoft-com:office:office" xmlns:oel="http://schemas.microsoft.com/office/2019/extlst" xmlns:r="http://schemas.openxmlformats.org/officeDocument/2006/relationships" xmlns:m="http://schemas.openxmlformats.org/officeDocument/2006/math" xmlns:v="urn:schemas-microsoft-com:vml" xmlns:wp14="http://schemas.microsoft.com/office/word/2010/wordprocessingDrawing" xmlns:wp="http://schemas.openxmlformats.org/drawingml/2006/wordprocessingDrawing" xmlns:w10="urn:schemas-microsoft-com:office:word" xmlns:w="http://schemas.openxmlformats.org/wordprocessingml/2006/main" xmlns:w14="http://schemas.microsoft.com/office/word/2010/wordml" xmlns:w15="http://schemas.microsoft.com/office/word/2012/wordml" xmlns:w16cex="http://schemas.microsoft.com/office/word/2018/wordml/cex" xmlns:w16cid="http://schemas.microsoft.com/office/word/2016/wordml/cid" xmlns:w16="http://schemas.microsoft.com/office/word/2018/wordml" xmlns:w16du="http://schemas.microsoft.com/office/word/2023/wordml/word16du" xmlns:w16sdtdh="http://schemas.microsoft.com/office/word/2020/wordml/sdtdatahash" xmlns:w16se="http://schemas.microsoft.com/office/word/2015/wordml/symex" xmlns:wpg="http://schemas.microsoft.com/office/word/2010/wordprocessingGroup" xmlns:wpi="http://schemas.microsoft.com/office/word/2010/wordprocessingInk" xmlns:wne="http://schemas.microsoft.com/office/word/2006/wordml" xmlns:wps="http://schemas.microsoft.com/office/word/2010/wordprocessingShape" mc:Ignorable="w14 w15 w16se w16cid w16 w16cex w16sdtdh wp14">
+<w:footnotes xmlns:wpc="http://schemas.microsoft.com/office/word/2010/wordprocessingCanvas" xmlns:cx="http://schemas.microsoft.com/office/drawing/2014/chartex" xmlns:cx1="http://schemas.microsoft.com/office/drawing/2015/9/8/chartex" xmlns:cx2="http://schemas.microsoft.com/office/drawing/2015/10/21/chartex" xmlns:cx3="http://schemas.microsoft.com/office/drawing/2016/5/9/chartex" xmlns:cx4="http://schemas.microsoft.com/office/drawing/2016/5/10/chartex" xmlns:cx5="http://schemas.microsoft.com/office/drawing/2016/5/11/chartex" xmlns:cx6="http://schemas.microsoft.com/office/drawing/2016/5/12/chartex" xmlns:cx7="http://schemas.microsoft.com/office/drawing/2016/5/13/chartex" xmlns:cx8="http://schemas.microsoft.com/office/drawing/2016/5/14/chartex" xmlns:mc="http://schemas.openxmlformats.org/markup-compatibility/2006" xmlns:aink="http://schemas.microsoft.com/office/drawing/2016/ink" xmlns:am3d="http://schemas.microsoft.com/office/drawing/2017/model3d" xmlns:o="urn:schemas-microsoft-com:office:office" xmlns:r="http://schemas.openxmlformats.org/officeDocument/2006/relationships" xmlns:m="http://schemas.openxmlformats.org/officeDocument/2006/math" xmlns:v="urn:schemas-microsoft-com:vml" xmlns:wp14="http://schemas.microsoft.com/office/word/2010/wordprocessingDrawing" xmlns:wp="http://schemas.openxmlformats.org/drawingml/2006/wordprocessingDrawing" xmlns:w10="urn:schemas-microsoft-com:office:word" xmlns:w="http://schemas.openxmlformats.org/wordprocessingml/2006/main" xmlns:w14="http://schemas.microsoft.com/office/word/2010/wordml" xmlns:w15="http://schemas.microsoft.com/office/word/2012/wordml" xmlns:w16cex="http://schemas.microsoft.com/office/word/2018/wordml/cex" xmlns:w16cid="http://schemas.microsoft.com/office/word/2016/wordml/cid" xmlns:w16="http://schemas.microsoft.com/office/word/2018/wordml" xmlns:w16sdtdh="http://schemas.microsoft.com/office/word/2020/wordml/sdtdatahash" xmlns:w16se="http://schemas.microsoft.com/office/word/2015/wordml/symex" xmlns:wpg="http://schemas.microsoft.com/office/word/2010/wordprocessingGroup" xmlns:wpi="http://schemas.microsoft.com/office/word/2010/wordprocessingInk" xmlns:wne="http://schemas.microsoft.com/office/word/2006/wordml" xmlns:wps="http://schemas.microsoft.com/office/word/2010/wordprocessingShape" mc:Ignorable="w14 w15 w16se w16cid w16 w16cex w16sdtdh wp14">
   <w:footnote w:type="separator" w:id="-1">
     <w:p>
       <w:r>

--- a/Master Folder/Master BA Timlak Konsultan/!Daftar Hadir.docx
+++ b/Master Folder/Master BA Timlak Konsultan/!Daftar Hadir.docx
@@ -14,13 +14,13 @@
           <w:noProof/>
         </w:rPr>
         <w:drawing>
-          <wp:anchor distT="0" distB="0" distL="114300" distR="114300" simplePos="0" relativeHeight="251659264" behindDoc="0" locked="0" layoutInCell="1" allowOverlap="1" wp14:anchorId="3D434D19" wp14:editId="7E2EB94B">
+          <wp:anchor distT="0" distB="0" distL="114300" distR="114300" simplePos="0" relativeHeight="251659264" behindDoc="0" locked="0" layoutInCell="1" allowOverlap="1" wp14:anchorId="3D434D19" wp14:editId="45BF0A9D">
             <wp:simplePos x="0" y="0"/>
             <wp:positionH relativeFrom="margin">
-              <wp:posOffset>1171575</wp:posOffset>
+              <wp:posOffset>1174482</wp:posOffset>
             </wp:positionH>
             <wp:positionV relativeFrom="paragraph">
-              <wp:posOffset>-762000</wp:posOffset>
+              <wp:posOffset>-342900</wp:posOffset>
             </wp:positionV>
             <wp:extent cx="6410689" cy="925032"/>
             <wp:effectExtent l="0" t="0" r="0" b="8890"/>
@@ -82,6 +82,24 @@
           <w:rFonts w:eastAsia="Calibri"/>
           <w:sz w:val="16"/>
           <w:szCs w:val="16"/>
+          <w:lang w:val="sv-SE"/>
+        </w:rPr>
+      </w:pPr>
+    </w:p>
+    <w:p>
+      <w:pPr>
+        <w:tabs>
+          <w:tab w:val="left" w:pos="1418"/>
+          <w:tab w:val="left" w:pos="1560"/>
+        </w:tabs>
+        <w:ind w:hanging="142"/>
+        <w:jc w:val="center"/>
+        <w:rPr>
+          <w:rFonts w:eastAsia="Calibri"/>
+          <w:b/>
+          <w:bCs/>
+          <w:sz w:val="44"/>
+          <w:szCs w:val="44"/>
           <w:lang w:val="sv-SE"/>
         </w:rPr>
       </w:pPr>
@@ -320,7 +338,6 @@
         <w:ind w:left="2977" w:right="775" w:hanging="1843"/>
         <w:jc w:val="both"/>
         <w:rPr>
-          <w:color w:val="000000" w:themeColor="text1"/>
           <w:sz w:val="28"/>
           <w:szCs w:val="28"/>
           <w:lang w:val="id-ID"/>
@@ -362,7 +379,24 @@
           <w:lang w:val="sv-SE"/>
         </w:rPr>
         <w:tab/>
-        <w:t xml:space="preserve">Reviu dokumen persiapan pengadaan dan </w:t>
+      </w:r>
+      <w:r>
+        <w:rPr>
+          <w:color w:val="000000" w:themeColor="text1"/>
+          <w:sz w:val="28"/>
+          <w:szCs w:val="28"/>
+          <w:lang w:val="sv-SE"/>
+        </w:rPr>
+        <w:t>Reviu</w:t>
+      </w:r>
+      <w:r>
+        <w:rPr>
+          <w:color w:val="000000" w:themeColor="text1"/>
+          <w:sz w:val="28"/>
+          <w:szCs w:val="28"/>
+          <w:lang w:val="sv-SE"/>
+        </w:rPr>
+        <w:t xml:space="preserve"> dokumen persiapan pengadaan dan </w:t>
       </w:r>
       <w:r>
         <w:rPr>
@@ -394,13 +428,32 @@
     <w:p>
       <w:pPr>
         <w:tabs>
+          <w:tab w:val="left" w:pos="2694"/>
           <w:tab w:val="left" w:pos="2977"/>
         </w:tabs>
+        <w:ind w:left="2977" w:right="775" w:hanging="1843"/>
+        <w:jc w:val="both"/>
         <w:rPr>
           <w:color w:val="000000" w:themeColor="text1"/>
           <w:sz w:val="28"/>
           <w:szCs w:val="28"/>
-          <w:lang w:val="sv-SE"/>
+          <w:lang w:val="id-ID"/>
+        </w:rPr>
+      </w:pPr>
+    </w:p>
+    <w:p>
+      <w:pPr>
+        <w:tabs>
+          <w:tab w:val="left" w:pos="2694"/>
+          <w:tab w:val="left" w:pos="2977"/>
+        </w:tabs>
+        <w:ind w:left="2977" w:right="775" w:hanging="1843"/>
+        <w:jc w:val="both"/>
+        <w:rPr>
+          <w:color w:val="000000" w:themeColor="text1"/>
+          <w:sz w:val="28"/>
+          <w:szCs w:val="28"/>
+          <w:lang w:val="id-ID"/>
         </w:rPr>
       </w:pPr>
     </w:p>
@@ -420,6 +473,7 @@
       <w:tr>
         <w:trPr>
           <w:trHeight w:val="624"/>
+          <w:tblHeader/>
         </w:trPr>
         <w:tc>
           <w:tcPr>
@@ -1558,7 +1612,7 @@
           <w:tcPr>
             <w:tcW w:w="754" w:type="dxa"/>
             <w:tcBorders>
-              <w:top w:val="nil"/>
+              <w:top w:val="single" w:sz="4" w:space="0" w:color="auto"/>
               <w:left w:val="single" w:sz="4" w:space="0" w:color="auto"/>
               <w:bottom w:val="single" w:sz="4" w:space="0" w:color="auto"/>
               <w:right w:val="single" w:sz="4" w:space="0" w:color="auto"/>
@@ -1595,7 +1649,7 @@
           <w:tcPr>
             <w:tcW w:w="3220" w:type="dxa"/>
             <w:tcBorders>
-              <w:top w:val="nil"/>
+              <w:top w:val="single" w:sz="4" w:space="0" w:color="auto"/>
               <w:left w:val="nil"/>
               <w:bottom w:val="single" w:sz="4" w:space="0" w:color="auto"/>
               <w:right w:val="single" w:sz="4" w:space="0" w:color="auto"/>
@@ -1631,7 +1685,7 @@
           <w:tcPr>
             <w:tcW w:w="3849" w:type="dxa"/>
             <w:tcBorders>
-              <w:top w:val="nil"/>
+              <w:top w:val="single" w:sz="4" w:space="0" w:color="auto"/>
               <w:left w:val="nil"/>
               <w:bottom w:val="single" w:sz="4" w:space="0" w:color="auto"/>
               <w:right w:val="single" w:sz="4" w:space="0" w:color="auto"/>
@@ -1667,7 +1721,7 @@
           <w:tcPr>
             <w:tcW w:w="3270" w:type="dxa"/>
             <w:tcBorders>
-              <w:top w:val="nil"/>
+              <w:top w:val="single" w:sz="4" w:space="0" w:color="auto"/>
               <w:left w:val="nil"/>
               <w:bottom w:val="single" w:sz="4" w:space="0" w:color="auto"/>
               <w:right w:val="single" w:sz="4" w:space="0" w:color="auto"/>
@@ -1733,216 +1787,6 @@
                 <w:szCs w:val="22"/>
               </w:rPr>
               <w:t>6.</w:t>
-            </w:r>
-          </w:p>
-        </w:tc>
-      </w:tr>
-    </w:tbl>
-    <w:tbl>
-      <w:tblPr>
-        <w:tblpPr w:leftFromText="180" w:rightFromText="180" w:vertAnchor="text" w:horzAnchor="page" w:tblpX="1086" w:tblpY="-874"/>
-        <w:tblW w:w="15057" w:type="dxa"/>
-        <w:tblLook w:val="04A0" w:firstRow="1" w:lastRow="0" w:firstColumn="1" w:lastColumn="0" w:noHBand="0" w:noVBand="1"/>
-      </w:tblPr>
-      <w:tblGrid>
-        <w:gridCol w:w="743"/>
-        <w:gridCol w:w="3175"/>
-        <w:gridCol w:w="3796"/>
-        <w:gridCol w:w="3225"/>
-        <w:gridCol w:w="4118"/>
-      </w:tblGrid>
-      <w:tr>
-        <w:trPr>
-          <w:trHeight w:val="624"/>
-        </w:trPr>
-        <w:tc>
-          <w:tcPr>
-            <w:tcW w:w="743" w:type="dxa"/>
-            <w:tcBorders>
-              <w:top w:val="single" w:sz="4" w:space="0" w:color="auto"/>
-              <w:left w:val="single" w:sz="4" w:space="0" w:color="auto"/>
-              <w:bottom w:val="single" w:sz="4" w:space="0" w:color="auto"/>
-              <w:right w:val="single" w:sz="4" w:space="0" w:color="auto"/>
-            </w:tcBorders>
-            <w:shd w:val="clear" w:color="000000" w:fill="9BC2E6"/>
-            <w:noWrap/>
-            <w:vAlign w:val="center"/>
-          </w:tcPr>
-          <w:p>
-            <w:pPr>
-              <w:jc w:val="center"/>
-              <w:rPr>
-                <w:rFonts w:ascii="Calibri" w:hAnsi="Calibri" w:cs="Calibri"/>
-                <w:b/>
-                <w:bCs/>
-                <w:color w:val="000000"/>
-                <w:sz w:val="22"/>
-                <w:szCs w:val="22"/>
-              </w:rPr>
-            </w:pPr>
-            <w:r>
-              <w:rPr>
-                <w:rFonts w:ascii="Calibri" w:hAnsi="Calibri" w:cs="Calibri"/>
-                <w:b/>
-                <w:bCs/>
-                <w:color w:val="000000"/>
-                <w:sz w:val="22"/>
-                <w:szCs w:val="22"/>
-              </w:rPr>
-              <w:lastRenderedPageBreak/>
-              <w:t>NO</w:t>
-            </w:r>
-          </w:p>
-        </w:tc>
-        <w:tc>
-          <w:tcPr>
-            <w:tcW w:w="3175" w:type="dxa"/>
-            <w:tcBorders>
-              <w:top w:val="single" w:sz="4" w:space="0" w:color="auto"/>
-              <w:left w:val="nil"/>
-              <w:bottom w:val="single" w:sz="4" w:space="0" w:color="auto"/>
-              <w:right w:val="single" w:sz="4" w:space="0" w:color="auto"/>
-            </w:tcBorders>
-            <w:shd w:val="clear" w:color="000000" w:fill="9BC2E6"/>
-            <w:noWrap/>
-            <w:vAlign w:val="center"/>
-          </w:tcPr>
-          <w:p>
-            <w:pPr>
-              <w:jc w:val="center"/>
-              <w:rPr>
-                <w:rFonts w:ascii="Calibri" w:hAnsi="Calibri" w:cs="Calibri"/>
-                <w:b/>
-                <w:bCs/>
-                <w:color w:val="000000"/>
-                <w:sz w:val="22"/>
-                <w:szCs w:val="22"/>
-              </w:rPr>
-            </w:pPr>
-            <w:r>
-              <w:rPr>
-                <w:rFonts w:ascii="Calibri" w:hAnsi="Calibri" w:cs="Calibri"/>
-                <w:b/>
-                <w:bCs/>
-                <w:color w:val="000000"/>
-                <w:sz w:val="22"/>
-                <w:szCs w:val="22"/>
-              </w:rPr>
-              <w:t>NAMA</w:t>
-            </w:r>
-          </w:p>
-        </w:tc>
-        <w:tc>
-          <w:tcPr>
-            <w:tcW w:w="3796" w:type="dxa"/>
-            <w:tcBorders>
-              <w:top w:val="single" w:sz="4" w:space="0" w:color="auto"/>
-              <w:left w:val="nil"/>
-              <w:bottom w:val="single" w:sz="4" w:space="0" w:color="auto"/>
-              <w:right w:val="single" w:sz="4" w:space="0" w:color="auto"/>
-            </w:tcBorders>
-            <w:shd w:val="clear" w:color="000000" w:fill="9BC2E6"/>
-            <w:noWrap/>
-            <w:vAlign w:val="center"/>
-          </w:tcPr>
-          <w:p>
-            <w:pPr>
-              <w:jc w:val="center"/>
-              <w:rPr>
-                <w:rFonts w:ascii="Calibri" w:hAnsi="Calibri" w:cs="Calibri"/>
-                <w:b/>
-                <w:bCs/>
-                <w:color w:val="000000"/>
-                <w:sz w:val="22"/>
-                <w:szCs w:val="22"/>
-              </w:rPr>
-            </w:pPr>
-            <w:r>
-              <w:rPr>
-                <w:rFonts w:ascii="Calibri" w:hAnsi="Calibri" w:cs="Calibri"/>
-                <w:b/>
-                <w:bCs/>
-                <w:color w:val="000000"/>
-                <w:sz w:val="22"/>
-                <w:szCs w:val="22"/>
-              </w:rPr>
-              <w:t>INSTANSI/ JABATAN</w:t>
-            </w:r>
-          </w:p>
-        </w:tc>
-        <w:tc>
-          <w:tcPr>
-            <w:tcW w:w="3225" w:type="dxa"/>
-            <w:tcBorders>
-              <w:top w:val="single" w:sz="4" w:space="0" w:color="auto"/>
-              <w:left w:val="nil"/>
-              <w:bottom w:val="single" w:sz="4" w:space="0" w:color="auto"/>
-              <w:right w:val="single" w:sz="4" w:space="0" w:color="auto"/>
-            </w:tcBorders>
-            <w:shd w:val="clear" w:color="000000" w:fill="9BC2E6"/>
-            <w:noWrap/>
-            <w:vAlign w:val="center"/>
-          </w:tcPr>
-          <w:p>
-            <w:pPr>
-              <w:jc w:val="center"/>
-              <w:rPr>
-                <w:rFonts w:ascii="Calibri" w:hAnsi="Calibri" w:cs="Calibri"/>
-                <w:b/>
-                <w:bCs/>
-                <w:color w:val="000000"/>
-                <w:sz w:val="22"/>
-                <w:szCs w:val="22"/>
-              </w:rPr>
-            </w:pPr>
-            <w:r>
-              <w:rPr>
-                <w:rFonts w:ascii="Calibri" w:hAnsi="Calibri" w:cs="Calibri"/>
-                <w:b/>
-                <w:bCs/>
-                <w:color w:val="000000"/>
-                <w:sz w:val="22"/>
-                <w:szCs w:val="22"/>
-              </w:rPr>
-              <w:t>NO. TELP/ WA</w:t>
-            </w:r>
-          </w:p>
-        </w:tc>
-        <w:tc>
-          <w:tcPr>
-            <w:tcW w:w="4118" w:type="dxa"/>
-            <w:tcBorders>
-              <w:top w:val="single" w:sz="4" w:space="0" w:color="auto"/>
-              <w:left w:val="nil"/>
-              <w:bottom w:val="single" w:sz="4" w:space="0" w:color="auto"/>
-              <w:right w:val="single" w:sz="4" w:space="0" w:color="000000"/>
-            </w:tcBorders>
-            <w:shd w:val="clear" w:color="000000" w:fill="9BC2E6"/>
-            <w:noWrap/>
-            <w:vAlign w:val="center"/>
-          </w:tcPr>
-          <w:p>
-            <w:pPr>
-              <w:jc w:val="center"/>
-              <w:rPr>
-                <w:rFonts w:ascii="Calibri" w:hAnsi="Calibri" w:cs="Calibri"/>
-                <w:b/>
-                <w:bCs/>
-                <w:color w:val="000000"/>
-                <w:sz w:val="22"/>
-                <w:szCs w:val="22"/>
-              </w:rPr>
-            </w:pPr>
-            <w:r>
-              <w:rPr>
-                <w:rFonts w:ascii="Calibri" w:hAnsi="Calibri" w:cs="Calibri"/>
-                <w:b/>
-                <w:bCs/>
-                <w:color w:val="000000"/>
-                <w:sz w:val="22"/>
-                <w:szCs w:val="22"/>
-              </w:rPr>
-              <w:t>TANDA TANGAN</w:t>
             </w:r>
           </w:p>
         </w:tc>
@@ -1953,9 +1797,9 @@
         </w:trPr>
         <w:tc>
           <w:tcPr>
-            <w:tcW w:w="743" w:type="dxa"/>
-            <w:tcBorders>
-              <w:top w:val="nil"/>
+            <w:tcW w:w="754" w:type="dxa"/>
+            <w:tcBorders>
+              <w:top w:val="single" w:sz="4" w:space="0" w:color="auto"/>
               <w:left w:val="single" w:sz="4" w:space="0" w:color="auto"/>
               <w:bottom w:val="single" w:sz="4" w:space="0" w:color="auto"/>
               <w:right w:val="single" w:sz="4" w:space="0" w:color="auto"/>
@@ -1984,15 +1828,16 @@
                 <w:sz w:val="22"/>
                 <w:szCs w:val="22"/>
               </w:rPr>
+              <w:lastRenderedPageBreak/>
               <w:t>7</w:t>
             </w:r>
           </w:p>
         </w:tc>
         <w:tc>
           <w:tcPr>
-            <w:tcW w:w="3175" w:type="dxa"/>
-            <w:tcBorders>
-              <w:top w:val="nil"/>
+            <w:tcW w:w="3220" w:type="dxa"/>
+            <w:tcBorders>
+              <w:top w:val="single" w:sz="4" w:space="0" w:color="auto"/>
               <w:left w:val="nil"/>
               <w:bottom w:val="single" w:sz="4" w:space="0" w:color="auto"/>
               <w:right w:val="single" w:sz="4" w:space="0" w:color="auto"/>
@@ -2026,9 +1871,9 @@
         </w:tc>
         <w:tc>
           <w:tcPr>
-            <w:tcW w:w="3796" w:type="dxa"/>
-            <w:tcBorders>
-              <w:top w:val="nil"/>
+            <w:tcW w:w="3849" w:type="dxa"/>
+            <w:tcBorders>
+              <w:top w:val="single" w:sz="4" w:space="0" w:color="auto"/>
               <w:left w:val="nil"/>
               <w:bottom w:val="single" w:sz="4" w:space="0" w:color="auto"/>
               <w:right w:val="single" w:sz="4" w:space="0" w:color="auto"/>
@@ -2062,9 +1907,9 @@
         </w:tc>
         <w:tc>
           <w:tcPr>
-            <w:tcW w:w="3225" w:type="dxa"/>
-            <w:tcBorders>
-              <w:top w:val="nil"/>
+            <w:tcW w:w="3270" w:type="dxa"/>
+            <w:tcBorders>
+              <w:top w:val="single" w:sz="4" w:space="0" w:color="auto"/>
               <w:left w:val="nil"/>
               <w:bottom w:val="single" w:sz="4" w:space="0" w:color="auto"/>
               <w:right w:val="single" w:sz="4" w:space="0" w:color="auto"/>
@@ -2098,7 +1943,7 @@
         </w:tc>
         <w:tc>
           <w:tcPr>
-            <w:tcW w:w="4118" w:type="dxa"/>
+            <w:tcW w:w="4176" w:type="dxa"/>
             <w:tcBorders>
               <w:top w:val="single" w:sz="4" w:space="0" w:color="auto"/>
               <w:left w:val="nil"/>
@@ -2128,18 +1973,7 @@
                 <w:sz w:val="22"/>
                 <w:szCs w:val="22"/>
               </w:rPr>
-              <w:t>7</w:t>
-            </w:r>
-            <w:r>
-              <w:rPr>
-                <w:rFonts w:ascii="Calibri" w:hAnsi="Calibri" w:cs="Calibri"/>
-                <w:b/>
-                <w:bCs/>
-                <w:color w:val="000000"/>
-                <w:sz w:val="22"/>
-                <w:szCs w:val="22"/>
-              </w:rPr>
-              <w:t>.</w:t>
+              <w:t>7.</w:t>
             </w:r>
           </w:p>
         </w:tc>
@@ -2150,9 +1984,9 @@
         </w:trPr>
         <w:tc>
           <w:tcPr>
-            <w:tcW w:w="743" w:type="dxa"/>
-            <w:tcBorders>
-              <w:top w:val="nil"/>
+            <w:tcW w:w="754" w:type="dxa"/>
+            <w:tcBorders>
+              <w:top w:val="single" w:sz="4" w:space="0" w:color="auto"/>
               <w:left w:val="single" w:sz="4" w:space="0" w:color="auto"/>
               <w:bottom w:val="single" w:sz="4" w:space="0" w:color="auto"/>
               <w:right w:val="single" w:sz="4" w:space="0" w:color="auto"/>
@@ -2187,115 +2021,82 @@
         </w:tc>
         <w:tc>
           <w:tcPr>
-            <w:tcW w:w="3175" w:type="dxa"/>
-            <w:tcBorders>
-              <w:top w:val="nil"/>
-              <w:left w:val="nil"/>
-              <w:bottom w:val="single" w:sz="4" w:space="0" w:color="auto"/>
-              <w:right w:val="single" w:sz="4" w:space="0" w:color="auto"/>
-            </w:tcBorders>
-            <w:noWrap/>
-            <w:vAlign w:val="bottom"/>
-          </w:tcPr>
-          <w:p>
-            <w:pPr>
-              <w:rPr>
-                <w:rFonts w:ascii="Calibri" w:hAnsi="Calibri" w:cs="Calibri"/>
-                <w:b/>
-                <w:bCs/>
-                <w:color w:val="000000"/>
-                <w:sz w:val="22"/>
-                <w:szCs w:val="22"/>
-              </w:rPr>
-            </w:pPr>
-            <w:r>
-              <w:rPr>
-                <w:rFonts w:ascii="Calibri" w:hAnsi="Calibri" w:cs="Calibri"/>
-                <w:b/>
-                <w:bCs/>
-                <w:color w:val="000000"/>
-                <w:sz w:val="22"/>
-                <w:szCs w:val="22"/>
-              </w:rPr>
-              <w:t> </w:t>
-            </w:r>
-          </w:p>
-        </w:tc>
-        <w:tc>
-          <w:tcPr>
-            <w:tcW w:w="3796" w:type="dxa"/>
-            <w:tcBorders>
-              <w:top w:val="nil"/>
-              <w:left w:val="nil"/>
-              <w:bottom w:val="single" w:sz="4" w:space="0" w:color="auto"/>
-              <w:right w:val="single" w:sz="4" w:space="0" w:color="auto"/>
-            </w:tcBorders>
-            <w:noWrap/>
-            <w:vAlign w:val="bottom"/>
-          </w:tcPr>
-          <w:p>
-            <w:pPr>
-              <w:rPr>
-                <w:rFonts w:ascii="Calibri" w:hAnsi="Calibri" w:cs="Calibri"/>
-                <w:b/>
-                <w:bCs/>
-                <w:color w:val="000000"/>
-                <w:sz w:val="22"/>
-                <w:szCs w:val="22"/>
-              </w:rPr>
-            </w:pPr>
-            <w:r>
-              <w:rPr>
-                <w:rFonts w:ascii="Calibri" w:hAnsi="Calibri" w:cs="Calibri"/>
-                <w:b/>
-                <w:bCs/>
-                <w:color w:val="000000"/>
-                <w:sz w:val="22"/>
-                <w:szCs w:val="22"/>
-              </w:rPr>
-              <w:t> </w:t>
-            </w:r>
-          </w:p>
-        </w:tc>
-        <w:tc>
-          <w:tcPr>
-            <w:tcW w:w="3225" w:type="dxa"/>
-            <w:tcBorders>
-              <w:top w:val="nil"/>
-              <w:left w:val="nil"/>
-              <w:bottom w:val="single" w:sz="4" w:space="0" w:color="auto"/>
-              <w:right w:val="single" w:sz="4" w:space="0" w:color="auto"/>
-            </w:tcBorders>
-            <w:noWrap/>
-            <w:vAlign w:val="bottom"/>
-          </w:tcPr>
-          <w:p>
-            <w:pPr>
-              <w:rPr>
-                <w:rFonts w:ascii="Calibri" w:hAnsi="Calibri" w:cs="Calibri"/>
-                <w:b/>
-                <w:bCs/>
-                <w:color w:val="000000"/>
-                <w:sz w:val="22"/>
-                <w:szCs w:val="22"/>
-              </w:rPr>
-            </w:pPr>
-            <w:r>
-              <w:rPr>
-                <w:rFonts w:ascii="Calibri" w:hAnsi="Calibri" w:cs="Calibri"/>
-                <w:b/>
-                <w:bCs/>
-                <w:color w:val="000000"/>
-                <w:sz w:val="22"/>
-                <w:szCs w:val="22"/>
-              </w:rPr>
-              <w:t> </w:t>
-            </w:r>
-          </w:p>
-        </w:tc>
-        <w:tc>
-          <w:tcPr>
-            <w:tcW w:w="4118" w:type="dxa"/>
+            <w:tcW w:w="3220" w:type="dxa"/>
+            <w:tcBorders>
+              <w:top w:val="single" w:sz="4" w:space="0" w:color="auto"/>
+              <w:left w:val="nil"/>
+              <w:bottom w:val="single" w:sz="4" w:space="0" w:color="auto"/>
+              <w:right w:val="single" w:sz="4" w:space="0" w:color="auto"/>
+            </w:tcBorders>
+            <w:noWrap/>
+            <w:vAlign w:val="bottom"/>
+          </w:tcPr>
+          <w:p>
+            <w:pPr>
+              <w:rPr>
+                <w:rFonts w:ascii="Calibri" w:hAnsi="Calibri" w:cs="Calibri"/>
+                <w:b/>
+                <w:bCs/>
+                <w:color w:val="000000"/>
+                <w:sz w:val="22"/>
+                <w:szCs w:val="22"/>
+              </w:rPr>
+            </w:pPr>
+          </w:p>
+        </w:tc>
+        <w:tc>
+          <w:tcPr>
+            <w:tcW w:w="3849" w:type="dxa"/>
+            <w:tcBorders>
+              <w:top w:val="single" w:sz="4" w:space="0" w:color="auto"/>
+              <w:left w:val="nil"/>
+              <w:bottom w:val="single" w:sz="4" w:space="0" w:color="auto"/>
+              <w:right w:val="single" w:sz="4" w:space="0" w:color="auto"/>
+            </w:tcBorders>
+            <w:noWrap/>
+            <w:vAlign w:val="bottom"/>
+          </w:tcPr>
+          <w:p>
+            <w:pPr>
+              <w:rPr>
+                <w:rFonts w:ascii="Calibri" w:hAnsi="Calibri" w:cs="Calibri"/>
+                <w:b/>
+                <w:bCs/>
+                <w:color w:val="000000"/>
+                <w:sz w:val="22"/>
+                <w:szCs w:val="22"/>
+              </w:rPr>
+            </w:pPr>
+          </w:p>
+        </w:tc>
+        <w:tc>
+          <w:tcPr>
+            <w:tcW w:w="3270" w:type="dxa"/>
+            <w:tcBorders>
+              <w:top w:val="single" w:sz="4" w:space="0" w:color="auto"/>
+              <w:left w:val="nil"/>
+              <w:bottom w:val="single" w:sz="4" w:space="0" w:color="auto"/>
+              <w:right w:val="single" w:sz="4" w:space="0" w:color="auto"/>
+            </w:tcBorders>
+            <w:noWrap/>
+            <w:vAlign w:val="bottom"/>
+          </w:tcPr>
+          <w:p>
+            <w:pPr>
+              <w:rPr>
+                <w:rFonts w:ascii="Calibri" w:hAnsi="Calibri" w:cs="Calibri"/>
+                <w:b/>
+                <w:bCs/>
+                <w:color w:val="000000"/>
+                <w:sz w:val="22"/>
+                <w:szCs w:val="22"/>
+              </w:rPr>
+            </w:pPr>
+          </w:p>
+        </w:tc>
+        <w:tc>
+          <w:tcPr>
+            <w:tcW w:w="4176" w:type="dxa"/>
             <w:tcBorders>
               <w:top w:val="single" w:sz="4" w:space="0" w:color="auto"/>
               <w:left w:val="nil"/>
@@ -2326,18 +2127,7 @@
                 <w:sz w:val="22"/>
                 <w:szCs w:val="22"/>
               </w:rPr>
-              <w:t>8</w:t>
-            </w:r>
-            <w:r>
-              <w:rPr>
-                <w:rFonts w:ascii="Calibri" w:hAnsi="Calibri" w:cs="Calibri"/>
-                <w:b/>
-                <w:bCs/>
-                <w:color w:val="000000"/>
-                <w:sz w:val="22"/>
-                <w:szCs w:val="22"/>
-              </w:rPr>
-              <w:t>.</w:t>
+              <w:t>8.</w:t>
             </w:r>
           </w:p>
         </w:tc>
@@ -2348,9 +2138,9 @@
         </w:trPr>
         <w:tc>
           <w:tcPr>
-            <w:tcW w:w="743" w:type="dxa"/>
-            <w:tcBorders>
-              <w:top w:val="nil"/>
+            <w:tcW w:w="754" w:type="dxa"/>
+            <w:tcBorders>
+              <w:top w:val="single" w:sz="4" w:space="0" w:color="auto"/>
               <w:left w:val="single" w:sz="4" w:space="0" w:color="auto"/>
               <w:bottom w:val="single" w:sz="4" w:space="0" w:color="auto"/>
               <w:right w:val="single" w:sz="4" w:space="0" w:color="auto"/>
@@ -2385,115 +2175,82 @@
         </w:tc>
         <w:tc>
           <w:tcPr>
-            <w:tcW w:w="3175" w:type="dxa"/>
-            <w:tcBorders>
-              <w:top w:val="nil"/>
-              <w:left w:val="nil"/>
-              <w:bottom w:val="single" w:sz="4" w:space="0" w:color="auto"/>
-              <w:right w:val="single" w:sz="4" w:space="0" w:color="auto"/>
-            </w:tcBorders>
-            <w:noWrap/>
-            <w:vAlign w:val="bottom"/>
-          </w:tcPr>
-          <w:p>
-            <w:pPr>
-              <w:rPr>
-                <w:rFonts w:ascii="Calibri" w:hAnsi="Calibri" w:cs="Calibri"/>
-                <w:b/>
-                <w:bCs/>
-                <w:color w:val="000000"/>
-                <w:sz w:val="22"/>
-                <w:szCs w:val="22"/>
-              </w:rPr>
-            </w:pPr>
-            <w:r>
-              <w:rPr>
-                <w:rFonts w:ascii="Calibri" w:hAnsi="Calibri" w:cs="Calibri"/>
-                <w:b/>
-                <w:bCs/>
-                <w:color w:val="000000"/>
-                <w:sz w:val="22"/>
-                <w:szCs w:val="22"/>
-              </w:rPr>
-              <w:t> </w:t>
-            </w:r>
-          </w:p>
-        </w:tc>
-        <w:tc>
-          <w:tcPr>
-            <w:tcW w:w="3796" w:type="dxa"/>
-            <w:tcBorders>
-              <w:top w:val="nil"/>
-              <w:left w:val="nil"/>
-              <w:bottom w:val="single" w:sz="4" w:space="0" w:color="auto"/>
-              <w:right w:val="single" w:sz="4" w:space="0" w:color="auto"/>
-            </w:tcBorders>
-            <w:noWrap/>
-            <w:vAlign w:val="bottom"/>
-          </w:tcPr>
-          <w:p>
-            <w:pPr>
-              <w:rPr>
-                <w:rFonts w:ascii="Calibri" w:hAnsi="Calibri" w:cs="Calibri"/>
-                <w:b/>
-                <w:bCs/>
-                <w:color w:val="000000"/>
-                <w:sz w:val="22"/>
-                <w:szCs w:val="22"/>
-              </w:rPr>
-            </w:pPr>
-            <w:r>
-              <w:rPr>
-                <w:rFonts w:ascii="Calibri" w:hAnsi="Calibri" w:cs="Calibri"/>
-                <w:b/>
-                <w:bCs/>
-                <w:color w:val="000000"/>
-                <w:sz w:val="22"/>
-                <w:szCs w:val="22"/>
-              </w:rPr>
-              <w:t> </w:t>
-            </w:r>
-          </w:p>
-        </w:tc>
-        <w:tc>
-          <w:tcPr>
-            <w:tcW w:w="3225" w:type="dxa"/>
-            <w:tcBorders>
-              <w:top w:val="nil"/>
-              <w:left w:val="nil"/>
-              <w:bottom w:val="single" w:sz="4" w:space="0" w:color="auto"/>
-              <w:right w:val="single" w:sz="4" w:space="0" w:color="auto"/>
-            </w:tcBorders>
-            <w:noWrap/>
-            <w:vAlign w:val="bottom"/>
-          </w:tcPr>
-          <w:p>
-            <w:pPr>
-              <w:rPr>
-                <w:rFonts w:ascii="Calibri" w:hAnsi="Calibri" w:cs="Calibri"/>
-                <w:b/>
-                <w:bCs/>
-                <w:color w:val="000000"/>
-                <w:sz w:val="22"/>
-                <w:szCs w:val="22"/>
-              </w:rPr>
-            </w:pPr>
-            <w:r>
-              <w:rPr>
-                <w:rFonts w:ascii="Calibri" w:hAnsi="Calibri" w:cs="Calibri"/>
-                <w:b/>
-                <w:bCs/>
-                <w:color w:val="000000"/>
-                <w:sz w:val="22"/>
-                <w:szCs w:val="22"/>
-              </w:rPr>
-              <w:t> </w:t>
-            </w:r>
-          </w:p>
-        </w:tc>
-        <w:tc>
-          <w:tcPr>
-            <w:tcW w:w="4118" w:type="dxa"/>
+            <w:tcW w:w="3220" w:type="dxa"/>
+            <w:tcBorders>
+              <w:top w:val="single" w:sz="4" w:space="0" w:color="auto"/>
+              <w:left w:val="nil"/>
+              <w:bottom w:val="single" w:sz="4" w:space="0" w:color="auto"/>
+              <w:right w:val="single" w:sz="4" w:space="0" w:color="auto"/>
+            </w:tcBorders>
+            <w:noWrap/>
+            <w:vAlign w:val="bottom"/>
+          </w:tcPr>
+          <w:p>
+            <w:pPr>
+              <w:rPr>
+                <w:rFonts w:ascii="Calibri" w:hAnsi="Calibri" w:cs="Calibri"/>
+                <w:b/>
+                <w:bCs/>
+                <w:color w:val="000000"/>
+                <w:sz w:val="22"/>
+                <w:szCs w:val="22"/>
+              </w:rPr>
+            </w:pPr>
+          </w:p>
+        </w:tc>
+        <w:tc>
+          <w:tcPr>
+            <w:tcW w:w="3849" w:type="dxa"/>
+            <w:tcBorders>
+              <w:top w:val="single" w:sz="4" w:space="0" w:color="auto"/>
+              <w:left w:val="nil"/>
+              <w:bottom w:val="single" w:sz="4" w:space="0" w:color="auto"/>
+              <w:right w:val="single" w:sz="4" w:space="0" w:color="auto"/>
+            </w:tcBorders>
+            <w:noWrap/>
+            <w:vAlign w:val="bottom"/>
+          </w:tcPr>
+          <w:p>
+            <w:pPr>
+              <w:rPr>
+                <w:rFonts w:ascii="Calibri" w:hAnsi="Calibri" w:cs="Calibri"/>
+                <w:b/>
+                <w:bCs/>
+                <w:color w:val="000000"/>
+                <w:sz w:val="22"/>
+                <w:szCs w:val="22"/>
+              </w:rPr>
+            </w:pPr>
+          </w:p>
+        </w:tc>
+        <w:tc>
+          <w:tcPr>
+            <w:tcW w:w="3270" w:type="dxa"/>
+            <w:tcBorders>
+              <w:top w:val="single" w:sz="4" w:space="0" w:color="auto"/>
+              <w:left w:val="nil"/>
+              <w:bottom w:val="single" w:sz="4" w:space="0" w:color="auto"/>
+              <w:right w:val="single" w:sz="4" w:space="0" w:color="auto"/>
+            </w:tcBorders>
+            <w:noWrap/>
+            <w:vAlign w:val="bottom"/>
+          </w:tcPr>
+          <w:p>
+            <w:pPr>
+              <w:rPr>
+                <w:rFonts w:ascii="Calibri" w:hAnsi="Calibri" w:cs="Calibri"/>
+                <w:b/>
+                <w:bCs/>
+                <w:color w:val="000000"/>
+                <w:sz w:val="22"/>
+                <w:szCs w:val="22"/>
+              </w:rPr>
+            </w:pPr>
+          </w:p>
+        </w:tc>
+        <w:tc>
+          <w:tcPr>
+            <w:tcW w:w="4176" w:type="dxa"/>
             <w:tcBorders>
               <w:top w:val="single" w:sz="4" w:space="0" w:color="auto"/>
               <w:left w:val="nil"/>
@@ -2523,18 +2280,7 @@
                 <w:sz w:val="22"/>
                 <w:szCs w:val="22"/>
               </w:rPr>
-              <w:t>9</w:t>
-            </w:r>
-            <w:r>
-              <w:rPr>
-                <w:rFonts w:ascii="Calibri" w:hAnsi="Calibri" w:cs="Calibri"/>
-                <w:b/>
-                <w:bCs/>
-                <w:color w:val="000000"/>
-                <w:sz w:val="22"/>
-                <w:szCs w:val="22"/>
-              </w:rPr>
-              <w:t>.</w:t>
+              <w:t>9.</w:t>
             </w:r>
           </w:p>
         </w:tc>
@@ -2545,9 +2291,9 @@
         </w:trPr>
         <w:tc>
           <w:tcPr>
-            <w:tcW w:w="743" w:type="dxa"/>
-            <w:tcBorders>
-              <w:top w:val="nil"/>
+            <w:tcW w:w="754" w:type="dxa"/>
+            <w:tcBorders>
+              <w:top w:val="single" w:sz="4" w:space="0" w:color="auto"/>
               <w:left w:val="single" w:sz="4" w:space="0" w:color="auto"/>
               <w:bottom w:val="single" w:sz="4" w:space="0" w:color="auto"/>
               <w:right w:val="single" w:sz="4" w:space="0" w:color="auto"/>
@@ -2576,132 +2322,88 @@
                 <w:sz w:val="22"/>
                 <w:szCs w:val="22"/>
               </w:rPr>
-              <w:t>1</w:t>
-            </w:r>
-            <w:r>
-              <w:rPr>
-                <w:rFonts w:ascii="Calibri" w:hAnsi="Calibri" w:cs="Calibri"/>
-                <w:b/>
-                <w:bCs/>
-                <w:color w:val="000000"/>
-                <w:sz w:val="22"/>
-                <w:szCs w:val="22"/>
-              </w:rPr>
-              <w:t>0</w:t>
-            </w:r>
-          </w:p>
-        </w:tc>
-        <w:tc>
-          <w:tcPr>
-            <w:tcW w:w="3175" w:type="dxa"/>
-            <w:tcBorders>
-              <w:top w:val="nil"/>
-              <w:left w:val="nil"/>
-              <w:bottom w:val="single" w:sz="4" w:space="0" w:color="auto"/>
-              <w:right w:val="single" w:sz="4" w:space="0" w:color="auto"/>
-            </w:tcBorders>
-            <w:noWrap/>
-            <w:vAlign w:val="bottom"/>
-          </w:tcPr>
-          <w:p>
-            <w:pPr>
-              <w:rPr>
-                <w:rFonts w:ascii="Calibri" w:hAnsi="Calibri" w:cs="Calibri"/>
-                <w:b/>
-                <w:bCs/>
-                <w:color w:val="000000"/>
-                <w:sz w:val="22"/>
-                <w:szCs w:val="22"/>
-              </w:rPr>
-            </w:pPr>
-            <w:r>
-              <w:rPr>
-                <w:rFonts w:ascii="Calibri" w:hAnsi="Calibri" w:cs="Calibri"/>
-                <w:b/>
-                <w:bCs/>
-                <w:color w:val="000000"/>
-                <w:sz w:val="22"/>
-                <w:szCs w:val="22"/>
-              </w:rPr>
-              <w:t> </w:t>
-            </w:r>
-          </w:p>
-        </w:tc>
-        <w:tc>
-          <w:tcPr>
-            <w:tcW w:w="3796" w:type="dxa"/>
-            <w:tcBorders>
-              <w:top w:val="nil"/>
-              <w:left w:val="nil"/>
-              <w:bottom w:val="single" w:sz="4" w:space="0" w:color="auto"/>
-              <w:right w:val="single" w:sz="4" w:space="0" w:color="auto"/>
-            </w:tcBorders>
-            <w:noWrap/>
-            <w:vAlign w:val="bottom"/>
-          </w:tcPr>
-          <w:p>
-            <w:pPr>
-              <w:rPr>
-                <w:rFonts w:ascii="Calibri" w:hAnsi="Calibri" w:cs="Calibri"/>
-                <w:b/>
-                <w:bCs/>
-                <w:color w:val="000000"/>
-                <w:sz w:val="22"/>
-                <w:szCs w:val="22"/>
-              </w:rPr>
-            </w:pPr>
-            <w:r>
-              <w:rPr>
-                <w:rFonts w:ascii="Calibri" w:hAnsi="Calibri" w:cs="Calibri"/>
-                <w:b/>
-                <w:bCs/>
-                <w:color w:val="000000"/>
-                <w:sz w:val="22"/>
-                <w:szCs w:val="22"/>
-              </w:rPr>
-              <w:t> </w:t>
-            </w:r>
-          </w:p>
-        </w:tc>
-        <w:tc>
-          <w:tcPr>
-            <w:tcW w:w="3225" w:type="dxa"/>
-            <w:tcBorders>
-              <w:top w:val="nil"/>
-              <w:left w:val="nil"/>
-              <w:bottom w:val="single" w:sz="4" w:space="0" w:color="auto"/>
-              <w:right w:val="single" w:sz="4" w:space="0" w:color="auto"/>
-            </w:tcBorders>
-            <w:noWrap/>
-            <w:vAlign w:val="bottom"/>
-          </w:tcPr>
-          <w:p>
-            <w:pPr>
-              <w:rPr>
-                <w:rFonts w:ascii="Calibri" w:hAnsi="Calibri" w:cs="Calibri"/>
-                <w:b/>
-                <w:bCs/>
-                <w:color w:val="000000"/>
-                <w:sz w:val="22"/>
-                <w:szCs w:val="22"/>
-              </w:rPr>
-            </w:pPr>
-            <w:r>
-              <w:rPr>
-                <w:rFonts w:ascii="Calibri" w:hAnsi="Calibri" w:cs="Calibri"/>
-                <w:b/>
-                <w:bCs/>
-                <w:color w:val="000000"/>
-                <w:sz w:val="22"/>
-                <w:szCs w:val="22"/>
-              </w:rPr>
-              <w:t> </w:t>
-            </w:r>
-          </w:p>
-        </w:tc>
-        <w:tc>
-          <w:tcPr>
-            <w:tcW w:w="4118" w:type="dxa"/>
+              <w:t>10</w:t>
+            </w:r>
+          </w:p>
+        </w:tc>
+        <w:tc>
+          <w:tcPr>
+            <w:tcW w:w="3220" w:type="dxa"/>
+            <w:tcBorders>
+              <w:top w:val="single" w:sz="4" w:space="0" w:color="auto"/>
+              <w:left w:val="nil"/>
+              <w:bottom w:val="single" w:sz="4" w:space="0" w:color="auto"/>
+              <w:right w:val="single" w:sz="4" w:space="0" w:color="auto"/>
+            </w:tcBorders>
+            <w:noWrap/>
+            <w:vAlign w:val="bottom"/>
+          </w:tcPr>
+          <w:p>
+            <w:pPr>
+              <w:rPr>
+                <w:rFonts w:ascii="Calibri" w:hAnsi="Calibri" w:cs="Calibri"/>
+                <w:b/>
+                <w:bCs/>
+                <w:color w:val="000000"/>
+                <w:sz w:val="22"/>
+                <w:szCs w:val="22"/>
+              </w:rPr>
+            </w:pPr>
+          </w:p>
+        </w:tc>
+        <w:tc>
+          <w:tcPr>
+            <w:tcW w:w="3849" w:type="dxa"/>
+            <w:tcBorders>
+              <w:top w:val="single" w:sz="4" w:space="0" w:color="auto"/>
+              <w:left w:val="nil"/>
+              <w:bottom w:val="single" w:sz="4" w:space="0" w:color="auto"/>
+              <w:right w:val="single" w:sz="4" w:space="0" w:color="auto"/>
+            </w:tcBorders>
+            <w:noWrap/>
+            <w:vAlign w:val="bottom"/>
+          </w:tcPr>
+          <w:p>
+            <w:pPr>
+              <w:rPr>
+                <w:rFonts w:ascii="Calibri" w:hAnsi="Calibri" w:cs="Calibri"/>
+                <w:b/>
+                <w:bCs/>
+                <w:color w:val="000000"/>
+                <w:sz w:val="22"/>
+                <w:szCs w:val="22"/>
+              </w:rPr>
+            </w:pPr>
+          </w:p>
+        </w:tc>
+        <w:tc>
+          <w:tcPr>
+            <w:tcW w:w="3270" w:type="dxa"/>
+            <w:tcBorders>
+              <w:top w:val="single" w:sz="4" w:space="0" w:color="auto"/>
+              <w:left w:val="nil"/>
+              <w:bottom w:val="single" w:sz="4" w:space="0" w:color="auto"/>
+              <w:right w:val="single" w:sz="4" w:space="0" w:color="auto"/>
+            </w:tcBorders>
+            <w:noWrap/>
+            <w:vAlign w:val="bottom"/>
+          </w:tcPr>
+          <w:p>
+            <w:pPr>
+              <w:rPr>
+                <w:rFonts w:ascii="Calibri" w:hAnsi="Calibri" w:cs="Calibri"/>
+                <w:b/>
+                <w:bCs/>
+                <w:color w:val="000000"/>
+                <w:sz w:val="22"/>
+                <w:szCs w:val="22"/>
+              </w:rPr>
+            </w:pPr>
+          </w:p>
+        </w:tc>
+        <w:tc>
+          <w:tcPr>
+            <w:tcW w:w="4176" w:type="dxa"/>
             <w:tcBorders>
               <w:top w:val="single" w:sz="4" w:space="0" w:color="auto"/>
               <w:left w:val="nil"/>
@@ -2732,29 +2434,7 @@
                 <w:sz w:val="22"/>
                 <w:szCs w:val="22"/>
               </w:rPr>
-              <w:t>1</w:t>
-            </w:r>
-            <w:r>
-              <w:rPr>
-                <w:rFonts w:ascii="Calibri" w:hAnsi="Calibri" w:cs="Calibri"/>
-                <w:b/>
-                <w:bCs/>
-                <w:color w:val="000000"/>
-                <w:sz w:val="22"/>
-                <w:szCs w:val="22"/>
-              </w:rPr>
-              <w:t>0</w:t>
-            </w:r>
-            <w:r>
-              <w:rPr>
-                <w:rFonts w:ascii="Calibri" w:hAnsi="Calibri" w:cs="Calibri"/>
-                <w:b/>
-                <w:bCs/>
-                <w:color w:val="000000"/>
-                <w:sz w:val="22"/>
-                <w:szCs w:val="22"/>
-              </w:rPr>
-              <w:t>.</w:t>
+              <w:t>10.</w:t>
             </w:r>
           </w:p>
         </w:tc>
@@ -2765,9 +2445,9 @@
         </w:trPr>
         <w:tc>
           <w:tcPr>
-            <w:tcW w:w="743" w:type="dxa"/>
-            <w:tcBorders>
-              <w:top w:val="nil"/>
+            <w:tcW w:w="754" w:type="dxa"/>
+            <w:tcBorders>
+              <w:top w:val="single" w:sz="4" w:space="0" w:color="auto"/>
               <w:left w:val="single" w:sz="4" w:space="0" w:color="auto"/>
               <w:bottom w:val="single" w:sz="4" w:space="0" w:color="auto"/>
               <w:right w:val="single" w:sz="4" w:space="0" w:color="auto"/>
@@ -2796,132 +2476,88 @@
                 <w:sz w:val="22"/>
                 <w:szCs w:val="22"/>
               </w:rPr>
-              <w:t>1</w:t>
-            </w:r>
-            <w:r>
-              <w:rPr>
-                <w:rFonts w:ascii="Calibri" w:hAnsi="Calibri" w:cs="Calibri"/>
-                <w:b/>
-                <w:bCs/>
-                <w:color w:val="000000"/>
-                <w:sz w:val="22"/>
-                <w:szCs w:val="22"/>
-              </w:rPr>
-              <w:t>1</w:t>
-            </w:r>
-          </w:p>
-        </w:tc>
-        <w:tc>
-          <w:tcPr>
-            <w:tcW w:w="3175" w:type="dxa"/>
-            <w:tcBorders>
-              <w:top w:val="nil"/>
-              <w:left w:val="nil"/>
-              <w:bottom w:val="single" w:sz="4" w:space="0" w:color="auto"/>
-              <w:right w:val="single" w:sz="4" w:space="0" w:color="auto"/>
-            </w:tcBorders>
-            <w:noWrap/>
-            <w:vAlign w:val="bottom"/>
-          </w:tcPr>
-          <w:p>
-            <w:pPr>
-              <w:rPr>
-                <w:rFonts w:ascii="Calibri" w:hAnsi="Calibri" w:cs="Calibri"/>
-                <w:b/>
-                <w:bCs/>
-                <w:color w:val="000000"/>
-                <w:sz w:val="22"/>
-                <w:szCs w:val="22"/>
-              </w:rPr>
-            </w:pPr>
-            <w:r>
-              <w:rPr>
-                <w:rFonts w:ascii="Calibri" w:hAnsi="Calibri" w:cs="Calibri"/>
-                <w:b/>
-                <w:bCs/>
-                <w:color w:val="000000"/>
-                <w:sz w:val="22"/>
-                <w:szCs w:val="22"/>
-              </w:rPr>
-              <w:t> </w:t>
-            </w:r>
-          </w:p>
-        </w:tc>
-        <w:tc>
-          <w:tcPr>
-            <w:tcW w:w="3796" w:type="dxa"/>
-            <w:tcBorders>
-              <w:top w:val="nil"/>
-              <w:left w:val="nil"/>
-              <w:bottom w:val="single" w:sz="4" w:space="0" w:color="auto"/>
-              <w:right w:val="single" w:sz="4" w:space="0" w:color="auto"/>
-            </w:tcBorders>
-            <w:noWrap/>
-            <w:vAlign w:val="bottom"/>
-          </w:tcPr>
-          <w:p>
-            <w:pPr>
-              <w:rPr>
-                <w:rFonts w:ascii="Calibri" w:hAnsi="Calibri" w:cs="Calibri"/>
-                <w:b/>
-                <w:bCs/>
-                <w:color w:val="000000"/>
-                <w:sz w:val="22"/>
-                <w:szCs w:val="22"/>
-              </w:rPr>
-            </w:pPr>
-            <w:r>
-              <w:rPr>
-                <w:rFonts w:ascii="Calibri" w:hAnsi="Calibri" w:cs="Calibri"/>
-                <w:b/>
-                <w:bCs/>
-                <w:color w:val="000000"/>
-                <w:sz w:val="22"/>
-                <w:szCs w:val="22"/>
-              </w:rPr>
-              <w:t> </w:t>
-            </w:r>
-          </w:p>
-        </w:tc>
-        <w:tc>
-          <w:tcPr>
-            <w:tcW w:w="3225" w:type="dxa"/>
-            <w:tcBorders>
-              <w:top w:val="nil"/>
-              <w:left w:val="nil"/>
-              <w:bottom w:val="single" w:sz="4" w:space="0" w:color="auto"/>
-              <w:right w:val="single" w:sz="4" w:space="0" w:color="auto"/>
-            </w:tcBorders>
-            <w:noWrap/>
-            <w:vAlign w:val="bottom"/>
-          </w:tcPr>
-          <w:p>
-            <w:pPr>
-              <w:rPr>
-                <w:rFonts w:ascii="Calibri" w:hAnsi="Calibri" w:cs="Calibri"/>
-                <w:b/>
-                <w:bCs/>
-                <w:color w:val="000000"/>
-                <w:sz w:val="22"/>
-                <w:szCs w:val="22"/>
-              </w:rPr>
-            </w:pPr>
-            <w:r>
-              <w:rPr>
-                <w:rFonts w:ascii="Calibri" w:hAnsi="Calibri" w:cs="Calibri"/>
-                <w:b/>
-                <w:bCs/>
-                <w:color w:val="000000"/>
-                <w:sz w:val="22"/>
-                <w:szCs w:val="22"/>
-              </w:rPr>
-              <w:t> </w:t>
-            </w:r>
-          </w:p>
-        </w:tc>
-        <w:tc>
-          <w:tcPr>
-            <w:tcW w:w="4118" w:type="dxa"/>
+              <w:t>11</w:t>
+            </w:r>
+          </w:p>
+        </w:tc>
+        <w:tc>
+          <w:tcPr>
+            <w:tcW w:w="3220" w:type="dxa"/>
+            <w:tcBorders>
+              <w:top w:val="single" w:sz="4" w:space="0" w:color="auto"/>
+              <w:left w:val="nil"/>
+              <w:bottom w:val="single" w:sz="4" w:space="0" w:color="auto"/>
+              <w:right w:val="single" w:sz="4" w:space="0" w:color="auto"/>
+            </w:tcBorders>
+            <w:noWrap/>
+            <w:vAlign w:val="bottom"/>
+          </w:tcPr>
+          <w:p>
+            <w:pPr>
+              <w:rPr>
+                <w:rFonts w:ascii="Calibri" w:hAnsi="Calibri" w:cs="Calibri"/>
+                <w:b/>
+                <w:bCs/>
+                <w:color w:val="000000"/>
+                <w:sz w:val="22"/>
+                <w:szCs w:val="22"/>
+              </w:rPr>
+            </w:pPr>
+          </w:p>
+        </w:tc>
+        <w:tc>
+          <w:tcPr>
+            <w:tcW w:w="3849" w:type="dxa"/>
+            <w:tcBorders>
+              <w:top w:val="single" w:sz="4" w:space="0" w:color="auto"/>
+              <w:left w:val="nil"/>
+              <w:bottom w:val="single" w:sz="4" w:space="0" w:color="auto"/>
+              <w:right w:val="single" w:sz="4" w:space="0" w:color="auto"/>
+            </w:tcBorders>
+            <w:noWrap/>
+            <w:vAlign w:val="bottom"/>
+          </w:tcPr>
+          <w:p>
+            <w:pPr>
+              <w:rPr>
+                <w:rFonts w:ascii="Calibri" w:hAnsi="Calibri" w:cs="Calibri"/>
+                <w:b/>
+                <w:bCs/>
+                <w:color w:val="000000"/>
+                <w:sz w:val="22"/>
+                <w:szCs w:val="22"/>
+              </w:rPr>
+            </w:pPr>
+          </w:p>
+        </w:tc>
+        <w:tc>
+          <w:tcPr>
+            <w:tcW w:w="3270" w:type="dxa"/>
+            <w:tcBorders>
+              <w:top w:val="single" w:sz="4" w:space="0" w:color="auto"/>
+              <w:left w:val="nil"/>
+              <w:bottom w:val="single" w:sz="4" w:space="0" w:color="auto"/>
+              <w:right w:val="single" w:sz="4" w:space="0" w:color="auto"/>
+            </w:tcBorders>
+            <w:noWrap/>
+            <w:vAlign w:val="bottom"/>
+          </w:tcPr>
+          <w:p>
+            <w:pPr>
+              <w:rPr>
+                <w:rFonts w:ascii="Calibri" w:hAnsi="Calibri" w:cs="Calibri"/>
+                <w:b/>
+                <w:bCs/>
+                <w:color w:val="000000"/>
+                <w:sz w:val="22"/>
+                <w:szCs w:val="22"/>
+              </w:rPr>
+            </w:pPr>
+          </w:p>
+        </w:tc>
+        <w:tc>
+          <w:tcPr>
+            <w:tcW w:w="4176" w:type="dxa"/>
             <w:tcBorders>
               <w:top w:val="single" w:sz="4" w:space="0" w:color="auto"/>
               <w:left w:val="nil"/>
@@ -2951,29 +2587,7 @@
                 <w:sz w:val="22"/>
                 <w:szCs w:val="22"/>
               </w:rPr>
-              <w:t>1</w:t>
-            </w:r>
-            <w:r>
-              <w:rPr>
-                <w:rFonts w:ascii="Calibri" w:hAnsi="Calibri" w:cs="Calibri"/>
-                <w:b/>
-                <w:bCs/>
-                <w:color w:val="000000"/>
-                <w:sz w:val="22"/>
-                <w:szCs w:val="22"/>
-              </w:rPr>
-              <w:t>1</w:t>
-            </w:r>
-            <w:r>
-              <w:rPr>
-                <w:rFonts w:ascii="Calibri" w:hAnsi="Calibri" w:cs="Calibri"/>
-                <w:b/>
-                <w:bCs/>
-                <w:color w:val="000000"/>
-                <w:sz w:val="22"/>
-                <w:szCs w:val="22"/>
-              </w:rPr>
-              <w:t>.</w:t>
+              <w:t>11.</w:t>
             </w:r>
           </w:p>
         </w:tc>
@@ -2984,9 +2598,9 @@
         </w:trPr>
         <w:tc>
           <w:tcPr>
-            <w:tcW w:w="743" w:type="dxa"/>
-            <w:tcBorders>
-              <w:top w:val="nil"/>
+            <w:tcW w:w="754" w:type="dxa"/>
+            <w:tcBorders>
+              <w:top w:val="single" w:sz="4" w:space="0" w:color="auto"/>
               <w:left w:val="single" w:sz="4" w:space="0" w:color="auto"/>
               <w:bottom w:val="single" w:sz="4" w:space="0" w:color="auto"/>
               <w:right w:val="single" w:sz="4" w:space="0" w:color="auto"/>
@@ -3015,132 +2629,88 @@
                 <w:sz w:val="22"/>
                 <w:szCs w:val="22"/>
               </w:rPr>
-              <w:t>1</w:t>
-            </w:r>
-            <w:r>
-              <w:rPr>
-                <w:rFonts w:ascii="Calibri" w:hAnsi="Calibri" w:cs="Calibri"/>
-                <w:b/>
-                <w:bCs/>
-                <w:color w:val="000000"/>
-                <w:sz w:val="22"/>
-                <w:szCs w:val="22"/>
-              </w:rPr>
-              <w:t>2</w:t>
-            </w:r>
-          </w:p>
-        </w:tc>
-        <w:tc>
-          <w:tcPr>
-            <w:tcW w:w="3175" w:type="dxa"/>
-            <w:tcBorders>
-              <w:top w:val="nil"/>
-              <w:left w:val="nil"/>
-              <w:bottom w:val="single" w:sz="4" w:space="0" w:color="auto"/>
-              <w:right w:val="single" w:sz="4" w:space="0" w:color="auto"/>
-            </w:tcBorders>
-            <w:noWrap/>
-            <w:vAlign w:val="bottom"/>
-          </w:tcPr>
-          <w:p>
-            <w:pPr>
-              <w:rPr>
-                <w:rFonts w:ascii="Calibri" w:hAnsi="Calibri" w:cs="Calibri"/>
-                <w:b/>
-                <w:bCs/>
-                <w:color w:val="000000"/>
-                <w:sz w:val="22"/>
-                <w:szCs w:val="22"/>
-              </w:rPr>
-            </w:pPr>
-            <w:r>
-              <w:rPr>
-                <w:rFonts w:ascii="Calibri" w:hAnsi="Calibri" w:cs="Calibri"/>
-                <w:b/>
-                <w:bCs/>
-                <w:color w:val="000000"/>
-                <w:sz w:val="22"/>
-                <w:szCs w:val="22"/>
-              </w:rPr>
-              <w:t> </w:t>
-            </w:r>
-          </w:p>
-        </w:tc>
-        <w:tc>
-          <w:tcPr>
-            <w:tcW w:w="3796" w:type="dxa"/>
-            <w:tcBorders>
-              <w:top w:val="nil"/>
-              <w:left w:val="nil"/>
-              <w:bottom w:val="single" w:sz="4" w:space="0" w:color="auto"/>
-              <w:right w:val="single" w:sz="4" w:space="0" w:color="auto"/>
-            </w:tcBorders>
-            <w:noWrap/>
-            <w:vAlign w:val="bottom"/>
-          </w:tcPr>
-          <w:p>
-            <w:pPr>
-              <w:rPr>
-                <w:rFonts w:ascii="Calibri" w:hAnsi="Calibri" w:cs="Calibri"/>
-                <w:b/>
-                <w:bCs/>
-                <w:color w:val="000000"/>
-                <w:sz w:val="22"/>
-                <w:szCs w:val="22"/>
-              </w:rPr>
-            </w:pPr>
-            <w:r>
-              <w:rPr>
-                <w:rFonts w:ascii="Calibri" w:hAnsi="Calibri" w:cs="Calibri"/>
-                <w:b/>
-                <w:bCs/>
-                <w:color w:val="000000"/>
-                <w:sz w:val="22"/>
-                <w:szCs w:val="22"/>
-              </w:rPr>
-              <w:t> </w:t>
-            </w:r>
-          </w:p>
-        </w:tc>
-        <w:tc>
-          <w:tcPr>
-            <w:tcW w:w="3225" w:type="dxa"/>
-            <w:tcBorders>
-              <w:top w:val="nil"/>
-              <w:left w:val="nil"/>
-              <w:bottom w:val="single" w:sz="4" w:space="0" w:color="auto"/>
-              <w:right w:val="single" w:sz="4" w:space="0" w:color="auto"/>
-            </w:tcBorders>
-            <w:noWrap/>
-            <w:vAlign w:val="bottom"/>
-          </w:tcPr>
-          <w:p>
-            <w:pPr>
-              <w:rPr>
-                <w:rFonts w:ascii="Calibri" w:hAnsi="Calibri" w:cs="Calibri"/>
-                <w:b/>
-                <w:bCs/>
-                <w:color w:val="000000"/>
-                <w:sz w:val="22"/>
-                <w:szCs w:val="22"/>
-              </w:rPr>
-            </w:pPr>
-            <w:r>
-              <w:rPr>
-                <w:rFonts w:ascii="Calibri" w:hAnsi="Calibri" w:cs="Calibri"/>
-                <w:b/>
-                <w:bCs/>
-                <w:color w:val="000000"/>
-                <w:sz w:val="22"/>
-                <w:szCs w:val="22"/>
-              </w:rPr>
-              <w:t> </w:t>
-            </w:r>
-          </w:p>
-        </w:tc>
-        <w:tc>
-          <w:tcPr>
-            <w:tcW w:w="4118" w:type="dxa"/>
+              <w:t>12</w:t>
+            </w:r>
+          </w:p>
+        </w:tc>
+        <w:tc>
+          <w:tcPr>
+            <w:tcW w:w="3220" w:type="dxa"/>
+            <w:tcBorders>
+              <w:top w:val="single" w:sz="4" w:space="0" w:color="auto"/>
+              <w:left w:val="nil"/>
+              <w:bottom w:val="single" w:sz="4" w:space="0" w:color="auto"/>
+              <w:right w:val="single" w:sz="4" w:space="0" w:color="auto"/>
+            </w:tcBorders>
+            <w:noWrap/>
+            <w:vAlign w:val="bottom"/>
+          </w:tcPr>
+          <w:p>
+            <w:pPr>
+              <w:rPr>
+                <w:rFonts w:ascii="Calibri" w:hAnsi="Calibri" w:cs="Calibri"/>
+                <w:b/>
+                <w:bCs/>
+                <w:color w:val="000000"/>
+                <w:sz w:val="22"/>
+                <w:szCs w:val="22"/>
+              </w:rPr>
+            </w:pPr>
+          </w:p>
+        </w:tc>
+        <w:tc>
+          <w:tcPr>
+            <w:tcW w:w="3849" w:type="dxa"/>
+            <w:tcBorders>
+              <w:top w:val="single" w:sz="4" w:space="0" w:color="auto"/>
+              <w:left w:val="nil"/>
+              <w:bottom w:val="single" w:sz="4" w:space="0" w:color="auto"/>
+              <w:right w:val="single" w:sz="4" w:space="0" w:color="auto"/>
+            </w:tcBorders>
+            <w:noWrap/>
+            <w:vAlign w:val="bottom"/>
+          </w:tcPr>
+          <w:p>
+            <w:pPr>
+              <w:rPr>
+                <w:rFonts w:ascii="Calibri" w:hAnsi="Calibri" w:cs="Calibri"/>
+                <w:b/>
+                <w:bCs/>
+                <w:color w:val="000000"/>
+                <w:sz w:val="22"/>
+                <w:szCs w:val="22"/>
+              </w:rPr>
+            </w:pPr>
+          </w:p>
+        </w:tc>
+        <w:tc>
+          <w:tcPr>
+            <w:tcW w:w="3270" w:type="dxa"/>
+            <w:tcBorders>
+              <w:top w:val="single" w:sz="4" w:space="0" w:color="auto"/>
+              <w:left w:val="nil"/>
+              <w:bottom w:val="single" w:sz="4" w:space="0" w:color="auto"/>
+              <w:right w:val="single" w:sz="4" w:space="0" w:color="auto"/>
+            </w:tcBorders>
+            <w:noWrap/>
+            <w:vAlign w:val="bottom"/>
+          </w:tcPr>
+          <w:p>
+            <w:pPr>
+              <w:rPr>
+                <w:rFonts w:ascii="Calibri" w:hAnsi="Calibri" w:cs="Calibri"/>
+                <w:b/>
+                <w:bCs/>
+                <w:color w:val="000000"/>
+                <w:sz w:val="22"/>
+                <w:szCs w:val="22"/>
+              </w:rPr>
+            </w:pPr>
+          </w:p>
+        </w:tc>
+        <w:tc>
+          <w:tcPr>
+            <w:tcW w:w="4176" w:type="dxa"/>
             <w:tcBorders>
               <w:top w:val="single" w:sz="4" w:space="0" w:color="auto"/>
               <w:left w:val="nil"/>
@@ -3171,29 +2741,7 @@
                 <w:sz w:val="22"/>
                 <w:szCs w:val="22"/>
               </w:rPr>
-              <w:t>1</w:t>
-            </w:r>
-            <w:r>
-              <w:rPr>
-                <w:rFonts w:ascii="Calibri" w:hAnsi="Calibri" w:cs="Calibri"/>
-                <w:b/>
-                <w:bCs/>
-                <w:color w:val="000000"/>
-                <w:sz w:val="22"/>
-                <w:szCs w:val="22"/>
-              </w:rPr>
-              <w:t>2</w:t>
-            </w:r>
-            <w:r>
-              <w:rPr>
-                <w:rFonts w:ascii="Calibri" w:hAnsi="Calibri" w:cs="Calibri"/>
-                <w:b/>
-                <w:bCs/>
-                <w:color w:val="000000"/>
-                <w:sz w:val="22"/>
-                <w:szCs w:val="22"/>
-              </w:rPr>
-              <w:t>.</w:t>
+              <w:t>12.</w:t>
             </w:r>
           </w:p>
         </w:tc>
@@ -3204,9 +2752,9 @@
         </w:trPr>
         <w:tc>
           <w:tcPr>
-            <w:tcW w:w="743" w:type="dxa"/>
-            <w:tcBorders>
-              <w:top w:val="nil"/>
+            <w:tcW w:w="754" w:type="dxa"/>
+            <w:tcBorders>
+              <w:top w:val="single" w:sz="4" w:space="0" w:color="auto"/>
               <w:left w:val="single" w:sz="4" w:space="0" w:color="auto"/>
               <w:bottom w:val="single" w:sz="4" w:space="0" w:color="auto"/>
               <w:right w:val="single" w:sz="4" w:space="0" w:color="auto"/>
@@ -3235,132 +2783,88 @@
                 <w:sz w:val="22"/>
                 <w:szCs w:val="22"/>
               </w:rPr>
-              <w:t>1</w:t>
-            </w:r>
-            <w:r>
-              <w:rPr>
-                <w:rFonts w:ascii="Calibri" w:hAnsi="Calibri" w:cs="Calibri"/>
-                <w:b/>
-                <w:bCs/>
-                <w:color w:val="000000"/>
-                <w:sz w:val="22"/>
-                <w:szCs w:val="22"/>
-              </w:rPr>
-              <w:t>3</w:t>
-            </w:r>
-          </w:p>
-        </w:tc>
-        <w:tc>
-          <w:tcPr>
-            <w:tcW w:w="3175" w:type="dxa"/>
-            <w:tcBorders>
-              <w:top w:val="nil"/>
-              <w:left w:val="nil"/>
-              <w:bottom w:val="single" w:sz="4" w:space="0" w:color="auto"/>
-              <w:right w:val="single" w:sz="4" w:space="0" w:color="auto"/>
-            </w:tcBorders>
-            <w:noWrap/>
-            <w:vAlign w:val="bottom"/>
-          </w:tcPr>
-          <w:p>
-            <w:pPr>
-              <w:rPr>
-                <w:rFonts w:ascii="Calibri" w:hAnsi="Calibri" w:cs="Calibri"/>
-                <w:b/>
-                <w:bCs/>
-                <w:color w:val="000000"/>
-                <w:sz w:val="22"/>
-                <w:szCs w:val="22"/>
-              </w:rPr>
-            </w:pPr>
-            <w:r>
-              <w:rPr>
-                <w:rFonts w:ascii="Calibri" w:hAnsi="Calibri" w:cs="Calibri"/>
-                <w:b/>
-                <w:bCs/>
-                <w:color w:val="000000"/>
-                <w:sz w:val="22"/>
-                <w:szCs w:val="22"/>
-              </w:rPr>
-              <w:t> </w:t>
-            </w:r>
-          </w:p>
-        </w:tc>
-        <w:tc>
-          <w:tcPr>
-            <w:tcW w:w="3796" w:type="dxa"/>
-            <w:tcBorders>
-              <w:top w:val="nil"/>
-              <w:left w:val="nil"/>
-              <w:bottom w:val="single" w:sz="4" w:space="0" w:color="auto"/>
-              <w:right w:val="single" w:sz="4" w:space="0" w:color="auto"/>
-            </w:tcBorders>
-            <w:noWrap/>
-            <w:vAlign w:val="bottom"/>
-          </w:tcPr>
-          <w:p>
-            <w:pPr>
-              <w:rPr>
-                <w:rFonts w:ascii="Calibri" w:hAnsi="Calibri" w:cs="Calibri"/>
-                <w:b/>
-                <w:bCs/>
-                <w:color w:val="000000"/>
-                <w:sz w:val="22"/>
-                <w:szCs w:val="22"/>
-              </w:rPr>
-            </w:pPr>
-            <w:r>
-              <w:rPr>
-                <w:rFonts w:ascii="Calibri" w:hAnsi="Calibri" w:cs="Calibri"/>
-                <w:b/>
-                <w:bCs/>
-                <w:color w:val="000000"/>
-                <w:sz w:val="22"/>
-                <w:szCs w:val="22"/>
-              </w:rPr>
-              <w:t> </w:t>
-            </w:r>
-          </w:p>
-        </w:tc>
-        <w:tc>
-          <w:tcPr>
-            <w:tcW w:w="3225" w:type="dxa"/>
-            <w:tcBorders>
-              <w:top w:val="nil"/>
-              <w:left w:val="nil"/>
-              <w:bottom w:val="single" w:sz="4" w:space="0" w:color="auto"/>
-              <w:right w:val="single" w:sz="4" w:space="0" w:color="auto"/>
-            </w:tcBorders>
-            <w:noWrap/>
-            <w:vAlign w:val="bottom"/>
-          </w:tcPr>
-          <w:p>
-            <w:pPr>
-              <w:rPr>
-                <w:rFonts w:ascii="Calibri" w:hAnsi="Calibri" w:cs="Calibri"/>
-                <w:b/>
-                <w:bCs/>
-                <w:color w:val="000000"/>
-                <w:sz w:val="22"/>
-                <w:szCs w:val="22"/>
-              </w:rPr>
-            </w:pPr>
-            <w:r>
-              <w:rPr>
-                <w:rFonts w:ascii="Calibri" w:hAnsi="Calibri" w:cs="Calibri"/>
-                <w:b/>
-                <w:bCs/>
-                <w:color w:val="000000"/>
-                <w:sz w:val="22"/>
-                <w:szCs w:val="22"/>
-              </w:rPr>
-              <w:t> </w:t>
-            </w:r>
-          </w:p>
-        </w:tc>
-        <w:tc>
-          <w:tcPr>
-            <w:tcW w:w="4118" w:type="dxa"/>
+              <w:t>13</w:t>
+            </w:r>
+          </w:p>
+        </w:tc>
+        <w:tc>
+          <w:tcPr>
+            <w:tcW w:w="3220" w:type="dxa"/>
+            <w:tcBorders>
+              <w:top w:val="single" w:sz="4" w:space="0" w:color="auto"/>
+              <w:left w:val="nil"/>
+              <w:bottom w:val="single" w:sz="4" w:space="0" w:color="auto"/>
+              <w:right w:val="single" w:sz="4" w:space="0" w:color="auto"/>
+            </w:tcBorders>
+            <w:noWrap/>
+            <w:vAlign w:val="bottom"/>
+          </w:tcPr>
+          <w:p>
+            <w:pPr>
+              <w:rPr>
+                <w:rFonts w:ascii="Calibri" w:hAnsi="Calibri" w:cs="Calibri"/>
+                <w:b/>
+                <w:bCs/>
+                <w:color w:val="000000"/>
+                <w:sz w:val="22"/>
+                <w:szCs w:val="22"/>
+              </w:rPr>
+            </w:pPr>
+          </w:p>
+        </w:tc>
+        <w:tc>
+          <w:tcPr>
+            <w:tcW w:w="3849" w:type="dxa"/>
+            <w:tcBorders>
+              <w:top w:val="single" w:sz="4" w:space="0" w:color="auto"/>
+              <w:left w:val="nil"/>
+              <w:bottom w:val="single" w:sz="4" w:space="0" w:color="auto"/>
+              <w:right w:val="single" w:sz="4" w:space="0" w:color="auto"/>
+            </w:tcBorders>
+            <w:noWrap/>
+            <w:vAlign w:val="bottom"/>
+          </w:tcPr>
+          <w:p>
+            <w:pPr>
+              <w:rPr>
+                <w:rFonts w:ascii="Calibri" w:hAnsi="Calibri" w:cs="Calibri"/>
+                <w:b/>
+                <w:bCs/>
+                <w:color w:val="000000"/>
+                <w:sz w:val="22"/>
+                <w:szCs w:val="22"/>
+              </w:rPr>
+            </w:pPr>
+          </w:p>
+        </w:tc>
+        <w:tc>
+          <w:tcPr>
+            <w:tcW w:w="3270" w:type="dxa"/>
+            <w:tcBorders>
+              <w:top w:val="single" w:sz="4" w:space="0" w:color="auto"/>
+              <w:left w:val="nil"/>
+              <w:bottom w:val="single" w:sz="4" w:space="0" w:color="auto"/>
+              <w:right w:val="single" w:sz="4" w:space="0" w:color="auto"/>
+            </w:tcBorders>
+            <w:noWrap/>
+            <w:vAlign w:val="bottom"/>
+          </w:tcPr>
+          <w:p>
+            <w:pPr>
+              <w:rPr>
+                <w:rFonts w:ascii="Calibri" w:hAnsi="Calibri" w:cs="Calibri"/>
+                <w:b/>
+                <w:bCs/>
+                <w:color w:val="000000"/>
+                <w:sz w:val="22"/>
+                <w:szCs w:val="22"/>
+              </w:rPr>
+            </w:pPr>
+          </w:p>
+        </w:tc>
+        <w:tc>
+          <w:tcPr>
+            <w:tcW w:w="4176" w:type="dxa"/>
             <w:tcBorders>
               <w:top w:val="single" w:sz="4" w:space="0" w:color="auto"/>
               <w:left w:val="nil"/>
@@ -3390,29 +2894,7 @@
                 <w:sz w:val="22"/>
                 <w:szCs w:val="22"/>
               </w:rPr>
-              <w:t>1</w:t>
-            </w:r>
-            <w:r>
-              <w:rPr>
-                <w:rFonts w:ascii="Calibri" w:hAnsi="Calibri" w:cs="Calibri"/>
-                <w:b/>
-                <w:bCs/>
-                <w:color w:val="000000"/>
-                <w:sz w:val="22"/>
-                <w:szCs w:val="22"/>
-              </w:rPr>
-              <w:t>3</w:t>
-            </w:r>
-            <w:r>
-              <w:rPr>
-                <w:rFonts w:ascii="Calibri" w:hAnsi="Calibri" w:cs="Calibri"/>
-                <w:b/>
-                <w:bCs/>
-                <w:color w:val="000000"/>
-                <w:sz w:val="22"/>
-                <w:szCs w:val="22"/>
-              </w:rPr>
-              <w:t>.</w:t>
+              <w:t>13.</w:t>
             </w:r>
           </w:p>
         </w:tc>
@@ -3423,9 +2905,9 @@
         </w:trPr>
         <w:tc>
           <w:tcPr>
-            <w:tcW w:w="743" w:type="dxa"/>
-            <w:tcBorders>
-              <w:top w:val="nil"/>
+            <w:tcW w:w="754" w:type="dxa"/>
+            <w:tcBorders>
+              <w:top w:val="single" w:sz="4" w:space="0" w:color="auto"/>
               <w:left w:val="single" w:sz="4" w:space="0" w:color="auto"/>
               <w:bottom w:val="single" w:sz="4" w:space="0" w:color="auto"/>
               <w:right w:val="single" w:sz="4" w:space="0" w:color="auto"/>
@@ -3454,132 +2936,88 @@
                 <w:sz w:val="22"/>
                 <w:szCs w:val="22"/>
               </w:rPr>
-              <w:t>1</w:t>
-            </w:r>
-            <w:r>
-              <w:rPr>
-                <w:rFonts w:ascii="Calibri" w:hAnsi="Calibri" w:cs="Calibri"/>
-                <w:b/>
-                <w:bCs/>
-                <w:color w:val="000000"/>
-                <w:sz w:val="22"/>
-                <w:szCs w:val="22"/>
-              </w:rPr>
-              <w:t>4</w:t>
-            </w:r>
-          </w:p>
-        </w:tc>
-        <w:tc>
-          <w:tcPr>
-            <w:tcW w:w="3175" w:type="dxa"/>
-            <w:tcBorders>
-              <w:top w:val="nil"/>
-              <w:left w:val="nil"/>
-              <w:bottom w:val="single" w:sz="4" w:space="0" w:color="auto"/>
-              <w:right w:val="single" w:sz="4" w:space="0" w:color="auto"/>
-            </w:tcBorders>
-            <w:noWrap/>
-            <w:vAlign w:val="bottom"/>
-          </w:tcPr>
-          <w:p>
-            <w:pPr>
-              <w:rPr>
-                <w:rFonts w:ascii="Calibri" w:hAnsi="Calibri" w:cs="Calibri"/>
-                <w:b/>
-                <w:bCs/>
-                <w:color w:val="000000"/>
-                <w:sz w:val="22"/>
-                <w:szCs w:val="22"/>
-              </w:rPr>
-            </w:pPr>
-            <w:r>
-              <w:rPr>
-                <w:rFonts w:ascii="Calibri" w:hAnsi="Calibri" w:cs="Calibri"/>
-                <w:b/>
-                <w:bCs/>
-                <w:color w:val="000000"/>
-                <w:sz w:val="22"/>
-                <w:szCs w:val="22"/>
-              </w:rPr>
-              <w:t> </w:t>
-            </w:r>
-          </w:p>
-        </w:tc>
-        <w:tc>
-          <w:tcPr>
-            <w:tcW w:w="3796" w:type="dxa"/>
-            <w:tcBorders>
-              <w:top w:val="nil"/>
-              <w:left w:val="nil"/>
-              <w:bottom w:val="single" w:sz="4" w:space="0" w:color="auto"/>
-              <w:right w:val="single" w:sz="4" w:space="0" w:color="auto"/>
-            </w:tcBorders>
-            <w:noWrap/>
-            <w:vAlign w:val="bottom"/>
-          </w:tcPr>
-          <w:p>
-            <w:pPr>
-              <w:rPr>
-                <w:rFonts w:ascii="Calibri" w:hAnsi="Calibri" w:cs="Calibri"/>
-                <w:b/>
-                <w:bCs/>
-                <w:color w:val="000000"/>
-                <w:sz w:val="22"/>
-                <w:szCs w:val="22"/>
-              </w:rPr>
-            </w:pPr>
-            <w:r>
-              <w:rPr>
-                <w:rFonts w:ascii="Calibri" w:hAnsi="Calibri" w:cs="Calibri"/>
-                <w:b/>
-                <w:bCs/>
-                <w:color w:val="000000"/>
-                <w:sz w:val="22"/>
-                <w:szCs w:val="22"/>
-              </w:rPr>
-              <w:t> </w:t>
-            </w:r>
-          </w:p>
-        </w:tc>
-        <w:tc>
-          <w:tcPr>
-            <w:tcW w:w="3225" w:type="dxa"/>
-            <w:tcBorders>
-              <w:top w:val="nil"/>
-              <w:left w:val="nil"/>
-              <w:bottom w:val="single" w:sz="4" w:space="0" w:color="auto"/>
-              <w:right w:val="single" w:sz="4" w:space="0" w:color="auto"/>
-            </w:tcBorders>
-            <w:noWrap/>
-            <w:vAlign w:val="bottom"/>
-          </w:tcPr>
-          <w:p>
-            <w:pPr>
-              <w:rPr>
-                <w:rFonts w:ascii="Calibri" w:hAnsi="Calibri" w:cs="Calibri"/>
-                <w:b/>
-                <w:bCs/>
-                <w:color w:val="000000"/>
-                <w:sz w:val="22"/>
-                <w:szCs w:val="22"/>
-              </w:rPr>
-            </w:pPr>
-            <w:r>
-              <w:rPr>
-                <w:rFonts w:ascii="Calibri" w:hAnsi="Calibri" w:cs="Calibri"/>
-                <w:b/>
-                <w:bCs/>
-                <w:color w:val="000000"/>
-                <w:sz w:val="22"/>
-                <w:szCs w:val="22"/>
-              </w:rPr>
-              <w:t> </w:t>
-            </w:r>
-          </w:p>
-        </w:tc>
-        <w:tc>
-          <w:tcPr>
-            <w:tcW w:w="4118" w:type="dxa"/>
+              <w:t>14</w:t>
+            </w:r>
+          </w:p>
+        </w:tc>
+        <w:tc>
+          <w:tcPr>
+            <w:tcW w:w="3220" w:type="dxa"/>
+            <w:tcBorders>
+              <w:top w:val="single" w:sz="4" w:space="0" w:color="auto"/>
+              <w:left w:val="nil"/>
+              <w:bottom w:val="single" w:sz="4" w:space="0" w:color="auto"/>
+              <w:right w:val="single" w:sz="4" w:space="0" w:color="auto"/>
+            </w:tcBorders>
+            <w:noWrap/>
+            <w:vAlign w:val="bottom"/>
+          </w:tcPr>
+          <w:p>
+            <w:pPr>
+              <w:rPr>
+                <w:rFonts w:ascii="Calibri" w:hAnsi="Calibri" w:cs="Calibri"/>
+                <w:b/>
+                <w:bCs/>
+                <w:color w:val="000000"/>
+                <w:sz w:val="22"/>
+                <w:szCs w:val="22"/>
+              </w:rPr>
+            </w:pPr>
+          </w:p>
+        </w:tc>
+        <w:tc>
+          <w:tcPr>
+            <w:tcW w:w="3849" w:type="dxa"/>
+            <w:tcBorders>
+              <w:top w:val="single" w:sz="4" w:space="0" w:color="auto"/>
+              <w:left w:val="nil"/>
+              <w:bottom w:val="single" w:sz="4" w:space="0" w:color="auto"/>
+              <w:right w:val="single" w:sz="4" w:space="0" w:color="auto"/>
+            </w:tcBorders>
+            <w:noWrap/>
+            <w:vAlign w:val="bottom"/>
+          </w:tcPr>
+          <w:p>
+            <w:pPr>
+              <w:rPr>
+                <w:rFonts w:ascii="Calibri" w:hAnsi="Calibri" w:cs="Calibri"/>
+                <w:b/>
+                <w:bCs/>
+                <w:color w:val="000000"/>
+                <w:sz w:val="22"/>
+                <w:szCs w:val="22"/>
+              </w:rPr>
+            </w:pPr>
+          </w:p>
+        </w:tc>
+        <w:tc>
+          <w:tcPr>
+            <w:tcW w:w="3270" w:type="dxa"/>
+            <w:tcBorders>
+              <w:top w:val="single" w:sz="4" w:space="0" w:color="auto"/>
+              <w:left w:val="nil"/>
+              <w:bottom w:val="single" w:sz="4" w:space="0" w:color="auto"/>
+              <w:right w:val="single" w:sz="4" w:space="0" w:color="auto"/>
+            </w:tcBorders>
+            <w:noWrap/>
+            <w:vAlign w:val="bottom"/>
+          </w:tcPr>
+          <w:p>
+            <w:pPr>
+              <w:rPr>
+                <w:rFonts w:ascii="Calibri" w:hAnsi="Calibri" w:cs="Calibri"/>
+                <w:b/>
+                <w:bCs/>
+                <w:color w:val="000000"/>
+                <w:sz w:val="22"/>
+                <w:szCs w:val="22"/>
+              </w:rPr>
+            </w:pPr>
+          </w:p>
+        </w:tc>
+        <w:tc>
+          <w:tcPr>
+            <w:tcW w:w="4176" w:type="dxa"/>
             <w:tcBorders>
               <w:top w:val="single" w:sz="4" w:space="0" w:color="auto"/>
               <w:left w:val="nil"/>
@@ -3610,29 +3048,7 @@
                 <w:sz w:val="22"/>
                 <w:szCs w:val="22"/>
               </w:rPr>
-              <w:t>1</w:t>
-            </w:r>
-            <w:r>
-              <w:rPr>
-                <w:rFonts w:ascii="Calibri" w:hAnsi="Calibri" w:cs="Calibri"/>
-                <w:b/>
-                <w:bCs/>
-                <w:color w:val="000000"/>
-                <w:sz w:val="22"/>
-                <w:szCs w:val="22"/>
-              </w:rPr>
-              <w:t>4</w:t>
-            </w:r>
-            <w:r>
-              <w:rPr>
-                <w:rFonts w:ascii="Calibri" w:hAnsi="Calibri" w:cs="Calibri"/>
-                <w:b/>
-                <w:bCs/>
-                <w:color w:val="000000"/>
-                <w:sz w:val="22"/>
-                <w:szCs w:val="22"/>
-              </w:rPr>
-              <w:t>.</w:t>
+              <w:t>14.</w:t>
             </w:r>
           </w:p>
         </w:tc>
@@ -3643,9 +3059,9 @@
         </w:trPr>
         <w:tc>
           <w:tcPr>
-            <w:tcW w:w="743" w:type="dxa"/>
-            <w:tcBorders>
-              <w:top w:val="nil"/>
+            <w:tcW w:w="754" w:type="dxa"/>
+            <w:tcBorders>
+              <w:top w:val="single" w:sz="4" w:space="0" w:color="auto"/>
               <w:left w:val="single" w:sz="4" w:space="0" w:color="auto"/>
               <w:bottom w:val="single" w:sz="4" w:space="0" w:color="auto"/>
               <w:right w:val="single" w:sz="4" w:space="0" w:color="auto"/>
@@ -3674,132 +3090,88 @@
                 <w:sz w:val="22"/>
                 <w:szCs w:val="22"/>
               </w:rPr>
-              <w:t>1</w:t>
-            </w:r>
-            <w:r>
-              <w:rPr>
-                <w:rFonts w:ascii="Calibri" w:hAnsi="Calibri" w:cs="Calibri"/>
-                <w:b/>
-                <w:bCs/>
-                <w:color w:val="000000"/>
-                <w:sz w:val="22"/>
-                <w:szCs w:val="22"/>
-              </w:rPr>
-              <w:t>5</w:t>
-            </w:r>
-          </w:p>
-        </w:tc>
-        <w:tc>
-          <w:tcPr>
-            <w:tcW w:w="3175" w:type="dxa"/>
-            <w:tcBorders>
-              <w:top w:val="nil"/>
-              <w:left w:val="nil"/>
-              <w:bottom w:val="single" w:sz="4" w:space="0" w:color="auto"/>
-              <w:right w:val="single" w:sz="4" w:space="0" w:color="auto"/>
-            </w:tcBorders>
-            <w:noWrap/>
-            <w:vAlign w:val="bottom"/>
-          </w:tcPr>
-          <w:p>
-            <w:pPr>
-              <w:rPr>
-                <w:rFonts w:ascii="Calibri" w:hAnsi="Calibri" w:cs="Calibri"/>
-                <w:b/>
-                <w:bCs/>
-                <w:color w:val="000000"/>
-                <w:sz w:val="22"/>
-                <w:szCs w:val="22"/>
-              </w:rPr>
-            </w:pPr>
-            <w:r>
-              <w:rPr>
-                <w:rFonts w:ascii="Calibri" w:hAnsi="Calibri" w:cs="Calibri"/>
-                <w:b/>
-                <w:bCs/>
-                <w:color w:val="000000"/>
-                <w:sz w:val="22"/>
-                <w:szCs w:val="22"/>
-              </w:rPr>
-              <w:t> </w:t>
-            </w:r>
-          </w:p>
-        </w:tc>
-        <w:tc>
-          <w:tcPr>
-            <w:tcW w:w="3796" w:type="dxa"/>
-            <w:tcBorders>
-              <w:top w:val="nil"/>
-              <w:left w:val="nil"/>
-              <w:bottom w:val="single" w:sz="4" w:space="0" w:color="auto"/>
-              <w:right w:val="single" w:sz="4" w:space="0" w:color="auto"/>
-            </w:tcBorders>
-            <w:noWrap/>
-            <w:vAlign w:val="bottom"/>
-          </w:tcPr>
-          <w:p>
-            <w:pPr>
-              <w:rPr>
-                <w:rFonts w:ascii="Calibri" w:hAnsi="Calibri" w:cs="Calibri"/>
-                <w:b/>
-                <w:bCs/>
-                <w:color w:val="000000"/>
-                <w:sz w:val="22"/>
-                <w:szCs w:val="22"/>
-              </w:rPr>
-            </w:pPr>
-            <w:r>
-              <w:rPr>
-                <w:rFonts w:ascii="Calibri" w:hAnsi="Calibri" w:cs="Calibri"/>
-                <w:b/>
-                <w:bCs/>
-                <w:color w:val="000000"/>
-                <w:sz w:val="22"/>
-                <w:szCs w:val="22"/>
-              </w:rPr>
-              <w:t> </w:t>
-            </w:r>
-          </w:p>
-        </w:tc>
-        <w:tc>
-          <w:tcPr>
-            <w:tcW w:w="3225" w:type="dxa"/>
-            <w:tcBorders>
-              <w:top w:val="nil"/>
-              <w:left w:val="nil"/>
-              <w:bottom w:val="single" w:sz="4" w:space="0" w:color="auto"/>
-              <w:right w:val="single" w:sz="4" w:space="0" w:color="auto"/>
-            </w:tcBorders>
-            <w:noWrap/>
-            <w:vAlign w:val="bottom"/>
-          </w:tcPr>
-          <w:p>
-            <w:pPr>
-              <w:rPr>
-                <w:rFonts w:ascii="Calibri" w:hAnsi="Calibri" w:cs="Calibri"/>
-                <w:b/>
-                <w:bCs/>
-                <w:color w:val="000000"/>
-                <w:sz w:val="22"/>
-                <w:szCs w:val="22"/>
-              </w:rPr>
-            </w:pPr>
-            <w:r>
-              <w:rPr>
-                <w:rFonts w:ascii="Calibri" w:hAnsi="Calibri" w:cs="Calibri"/>
-                <w:b/>
-                <w:bCs/>
-                <w:color w:val="000000"/>
-                <w:sz w:val="22"/>
-                <w:szCs w:val="22"/>
-              </w:rPr>
-              <w:t> </w:t>
-            </w:r>
-          </w:p>
-        </w:tc>
-        <w:tc>
-          <w:tcPr>
-            <w:tcW w:w="4118" w:type="dxa"/>
+              <w:t>15</w:t>
+            </w:r>
+          </w:p>
+        </w:tc>
+        <w:tc>
+          <w:tcPr>
+            <w:tcW w:w="3220" w:type="dxa"/>
+            <w:tcBorders>
+              <w:top w:val="single" w:sz="4" w:space="0" w:color="auto"/>
+              <w:left w:val="nil"/>
+              <w:bottom w:val="single" w:sz="4" w:space="0" w:color="auto"/>
+              <w:right w:val="single" w:sz="4" w:space="0" w:color="auto"/>
+            </w:tcBorders>
+            <w:noWrap/>
+            <w:vAlign w:val="bottom"/>
+          </w:tcPr>
+          <w:p>
+            <w:pPr>
+              <w:rPr>
+                <w:rFonts w:ascii="Calibri" w:hAnsi="Calibri" w:cs="Calibri"/>
+                <w:b/>
+                <w:bCs/>
+                <w:color w:val="000000"/>
+                <w:sz w:val="22"/>
+                <w:szCs w:val="22"/>
+              </w:rPr>
+            </w:pPr>
+          </w:p>
+        </w:tc>
+        <w:tc>
+          <w:tcPr>
+            <w:tcW w:w="3849" w:type="dxa"/>
+            <w:tcBorders>
+              <w:top w:val="single" w:sz="4" w:space="0" w:color="auto"/>
+              <w:left w:val="nil"/>
+              <w:bottom w:val="single" w:sz="4" w:space="0" w:color="auto"/>
+              <w:right w:val="single" w:sz="4" w:space="0" w:color="auto"/>
+            </w:tcBorders>
+            <w:noWrap/>
+            <w:vAlign w:val="bottom"/>
+          </w:tcPr>
+          <w:p>
+            <w:pPr>
+              <w:rPr>
+                <w:rFonts w:ascii="Calibri" w:hAnsi="Calibri" w:cs="Calibri"/>
+                <w:b/>
+                <w:bCs/>
+                <w:color w:val="000000"/>
+                <w:sz w:val="22"/>
+                <w:szCs w:val="22"/>
+              </w:rPr>
+            </w:pPr>
+          </w:p>
+        </w:tc>
+        <w:tc>
+          <w:tcPr>
+            <w:tcW w:w="3270" w:type="dxa"/>
+            <w:tcBorders>
+              <w:top w:val="single" w:sz="4" w:space="0" w:color="auto"/>
+              <w:left w:val="nil"/>
+              <w:bottom w:val="single" w:sz="4" w:space="0" w:color="auto"/>
+              <w:right w:val="single" w:sz="4" w:space="0" w:color="auto"/>
+            </w:tcBorders>
+            <w:noWrap/>
+            <w:vAlign w:val="bottom"/>
+          </w:tcPr>
+          <w:p>
+            <w:pPr>
+              <w:rPr>
+                <w:rFonts w:ascii="Calibri" w:hAnsi="Calibri" w:cs="Calibri"/>
+                <w:b/>
+                <w:bCs/>
+                <w:color w:val="000000"/>
+                <w:sz w:val="22"/>
+                <w:szCs w:val="22"/>
+              </w:rPr>
+            </w:pPr>
+          </w:p>
+        </w:tc>
+        <w:tc>
+          <w:tcPr>
+            <w:tcW w:w="4176" w:type="dxa"/>
             <w:tcBorders>
               <w:top w:val="single" w:sz="4" w:space="0" w:color="auto"/>
               <w:left w:val="nil"/>
@@ -3829,29 +3201,7 @@
                 <w:sz w:val="22"/>
                 <w:szCs w:val="22"/>
               </w:rPr>
-              <w:t>1</w:t>
-            </w:r>
-            <w:r>
-              <w:rPr>
-                <w:rFonts w:ascii="Calibri" w:hAnsi="Calibri" w:cs="Calibri"/>
-                <w:b/>
-                <w:bCs/>
-                <w:color w:val="000000"/>
-                <w:sz w:val="22"/>
-                <w:szCs w:val="22"/>
-              </w:rPr>
-              <w:t>5</w:t>
-            </w:r>
-            <w:r>
-              <w:rPr>
-                <w:rFonts w:ascii="Calibri" w:hAnsi="Calibri" w:cs="Calibri"/>
-                <w:b/>
-                <w:bCs/>
-                <w:color w:val="000000"/>
-                <w:sz w:val="22"/>
-                <w:szCs w:val="22"/>
-              </w:rPr>
-              <w:t>.</w:t>
+              <w:t>15.</w:t>
             </w:r>
           </w:p>
         </w:tc>
@@ -3862,9 +3212,9 @@
         </w:trPr>
         <w:tc>
           <w:tcPr>
-            <w:tcW w:w="743" w:type="dxa"/>
-            <w:tcBorders>
-              <w:top w:val="nil"/>
+            <w:tcW w:w="754" w:type="dxa"/>
+            <w:tcBorders>
+              <w:top w:val="single" w:sz="4" w:space="0" w:color="auto"/>
               <w:left w:val="single" w:sz="4" w:space="0" w:color="auto"/>
               <w:bottom w:val="single" w:sz="4" w:space="0" w:color="auto"/>
               <w:right w:val="single" w:sz="4" w:space="0" w:color="auto"/>
@@ -3893,132 +3243,88 @@
                 <w:sz w:val="22"/>
                 <w:szCs w:val="22"/>
               </w:rPr>
-              <w:t>1</w:t>
-            </w:r>
-            <w:r>
-              <w:rPr>
-                <w:rFonts w:ascii="Calibri" w:hAnsi="Calibri" w:cs="Calibri"/>
-                <w:b/>
-                <w:bCs/>
-                <w:color w:val="000000"/>
-                <w:sz w:val="22"/>
-                <w:szCs w:val="22"/>
-              </w:rPr>
-              <w:t>6</w:t>
-            </w:r>
-          </w:p>
-        </w:tc>
-        <w:tc>
-          <w:tcPr>
-            <w:tcW w:w="3175" w:type="dxa"/>
-            <w:tcBorders>
-              <w:top w:val="nil"/>
-              <w:left w:val="nil"/>
-              <w:bottom w:val="single" w:sz="4" w:space="0" w:color="auto"/>
-              <w:right w:val="single" w:sz="4" w:space="0" w:color="auto"/>
-            </w:tcBorders>
-            <w:noWrap/>
-            <w:vAlign w:val="bottom"/>
-          </w:tcPr>
-          <w:p>
-            <w:pPr>
-              <w:rPr>
-                <w:rFonts w:ascii="Calibri" w:hAnsi="Calibri" w:cs="Calibri"/>
-                <w:b/>
-                <w:bCs/>
-                <w:color w:val="000000"/>
-                <w:sz w:val="22"/>
-                <w:szCs w:val="22"/>
-              </w:rPr>
-            </w:pPr>
-            <w:r>
-              <w:rPr>
-                <w:rFonts w:ascii="Calibri" w:hAnsi="Calibri" w:cs="Calibri"/>
-                <w:b/>
-                <w:bCs/>
-                <w:color w:val="000000"/>
-                <w:sz w:val="22"/>
-                <w:szCs w:val="22"/>
-              </w:rPr>
-              <w:t> </w:t>
-            </w:r>
-          </w:p>
-        </w:tc>
-        <w:tc>
-          <w:tcPr>
-            <w:tcW w:w="3796" w:type="dxa"/>
-            <w:tcBorders>
-              <w:top w:val="nil"/>
-              <w:left w:val="nil"/>
-              <w:bottom w:val="single" w:sz="4" w:space="0" w:color="auto"/>
-              <w:right w:val="single" w:sz="4" w:space="0" w:color="auto"/>
-            </w:tcBorders>
-            <w:noWrap/>
-            <w:vAlign w:val="bottom"/>
-          </w:tcPr>
-          <w:p>
-            <w:pPr>
-              <w:rPr>
-                <w:rFonts w:ascii="Calibri" w:hAnsi="Calibri" w:cs="Calibri"/>
-                <w:b/>
-                <w:bCs/>
-                <w:color w:val="000000"/>
-                <w:sz w:val="22"/>
-                <w:szCs w:val="22"/>
-              </w:rPr>
-            </w:pPr>
-            <w:r>
-              <w:rPr>
-                <w:rFonts w:ascii="Calibri" w:hAnsi="Calibri" w:cs="Calibri"/>
-                <w:b/>
-                <w:bCs/>
-                <w:color w:val="000000"/>
-                <w:sz w:val="22"/>
-                <w:szCs w:val="22"/>
-              </w:rPr>
-              <w:t> </w:t>
-            </w:r>
-          </w:p>
-        </w:tc>
-        <w:tc>
-          <w:tcPr>
-            <w:tcW w:w="3225" w:type="dxa"/>
-            <w:tcBorders>
-              <w:top w:val="nil"/>
-              <w:left w:val="nil"/>
-              <w:bottom w:val="single" w:sz="4" w:space="0" w:color="auto"/>
-              <w:right w:val="single" w:sz="4" w:space="0" w:color="auto"/>
-            </w:tcBorders>
-            <w:noWrap/>
-            <w:vAlign w:val="bottom"/>
-          </w:tcPr>
-          <w:p>
-            <w:pPr>
-              <w:rPr>
-                <w:rFonts w:ascii="Calibri" w:hAnsi="Calibri" w:cs="Calibri"/>
-                <w:b/>
-                <w:bCs/>
-                <w:color w:val="000000"/>
-                <w:sz w:val="22"/>
-                <w:szCs w:val="22"/>
-              </w:rPr>
-            </w:pPr>
-            <w:r>
-              <w:rPr>
-                <w:rFonts w:ascii="Calibri" w:hAnsi="Calibri" w:cs="Calibri"/>
-                <w:b/>
-                <w:bCs/>
-                <w:color w:val="000000"/>
-                <w:sz w:val="22"/>
-                <w:szCs w:val="22"/>
-              </w:rPr>
-              <w:t> </w:t>
-            </w:r>
-          </w:p>
-        </w:tc>
-        <w:tc>
-          <w:tcPr>
-            <w:tcW w:w="4118" w:type="dxa"/>
+              <w:t>16</w:t>
+            </w:r>
+          </w:p>
+        </w:tc>
+        <w:tc>
+          <w:tcPr>
+            <w:tcW w:w="3220" w:type="dxa"/>
+            <w:tcBorders>
+              <w:top w:val="single" w:sz="4" w:space="0" w:color="auto"/>
+              <w:left w:val="nil"/>
+              <w:bottom w:val="single" w:sz="4" w:space="0" w:color="auto"/>
+              <w:right w:val="single" w:sz="4" w:space="0" w:color="auto"/>
+            </w:tcBorders>
+            <w:noWrap/>
+            <w:vAlign w:val="bottom"/>
+          </w:tcPr>
+          <w:p>
+            <w:pPr>
+              <w:rPr>
+                <w:rFonts w:ascii="Calibri" w:hAnsi="Calibri" w:cs="Calibri"/>
+                <w:b/>
+                <w:bCs/>
+                <w:color w:val="000000"/>
+                <w:sz w:val="22"/>
+                <w:szCs w:val="22"/>
+              </w:rPr>
+            </w:pPr>
+          </w:p>
+        </w:tc>
+        <w:tc>
+          <w:tcPr>
+            <w:tcW w:w="3849" w:type="dxa"/>
+            <w:tcBorders>
+              <w:top w:val="single" w:sz="4" w:space="0" w:color="auto"/>
+              <w:left w:val="single" w:sz="4" w:space="0" w:color="auto"/>
+              <w:bottom w:val="single" w:sz="4" w:space="0" w:color="auto"/>
+              <w:right w:val="single" w:sz="4" w:space="0" w:color="auto"/>
+            </w:tcBorders>
+            <w:noWrap/>
+            <w:vAlign w:val="bottom"/>
+          </w:tcPr>
+          <w:p>
+            <w:pPr>
+              <w:rPr>
+                <w:rFonts w:ascii="Calibri" w:hAnsi="Calibri" w:cs="Calibri"/>
+                <w:b/>
+                <w:bCs/>
+                <w:color w:val="000000"/>
+                <w:sz w:val="22"/>
+                <w:szCs w:val="22"/>
+              </w:rPr>
+            </w:pPr>
+          </w:p>
+        </w:tc>
+        <w:tc>
+          <w:tcPr>
+            <w:tcW w:w="3270" w:type="dxa"/>
+            <w:tcBorders>
+              <w:top w:val="single" w:sz="4" w:space="0" w:color="auto"/>
+              <w:left w:val="single" w:sz="4" w:space="0" w:color="auto"/>
+              <w:bottom w:val="single" w:sz="4" w:space="0" w:color="auto"/>
+              <w:right w:val="single" w:sz="4" w:space="0" w:color="auto"/>
+            </w:tcBorders>
+            <w:noWrap/>
+            <w:vAlign w:val="bottom"/>
+          </w:tcPr>
+          <w:p>
+            <w:pPr>
+              <w:rPr>
+                <w:rFonts w:ascii="Calibri" w:hAnsi="Calibri" w:cs="Calibri"/>
+                <w:b/>
+                <w:bCs/>
+                <w:color w:val="000000"/>
+                <w:sz w:val="22"/>
+                <w:szCs w:val="22"/>
+              </w:rPr>
+            </w:pPr>
+          </w:p>
+        </w:tc>
+        <w:tc>
+          <w:tcPr>
+            <w:tcW w:w="4176" w:type="dxa"/>
             <w:tcBorders>
               <w:top w:val="single" w:sz="4" w:space="0" w:color="auto"/>
               <w:left w:val="nil"/>
@@ -4049,259 +3355,20 @@
                 <w:sz w:val="22"/>
                 <w:szCs w:val="22"/>
               </w:rPr>
-              <w:t>1</w:t>
-            </w:r>
-            <w:r>
-              <w:rPr>
-                <w:rFonts w:ascii="Calibri" w:hAnsi="Calibri" w:cs="Calibri"/>
-                <w:b/>
-                <w:bCs/>
-                <w:color w:val="000000"/>
-                <w:sz w:val="22"/>
-                <w:szCs w:val="22"/>
-              </w:rPr>
-              <w:t>6</w:t>
-            </w:r>
-            <w:r>
-              <w:rPr>
-                <w:rFonts w:ascii="Calibri" w:hAnsi="Calibri" w:cs="Calibri"/>
-                <w:b/>
-                <w:bCs/>
-                <w:color w:val="000000"/>
-                <w:sz w:val="22"/>
-                <w:szCs w:val="22"/>
-              </w:rPr>
-              <w:t>.</w:t>
-            </w:r>
-          </w:p>
-        </w:tc>
-      </w:tr>
-    </w:tbl>
-    <w:p>
-      <w:pPr>
-        <w:tabs>
-          <w:tab w:val="left" w:pos="8595"/>
-        </w:tabs>
-      </w:pPr>
-    </w:p>
-    <w:tbl>
-      <w:tblPr>
-        <w:tblpPr w:leftFromText="180" w:rightFromText="180" w:vertAnchor="text" w:horzAnchor="margin" w:tblpY="-390"/>
-        <w:tblW w:w="15057" w:type="dxa"/>
-        <w:tblLook w:val="04A0" w:firstRow="1" w:lastRow="0" w:firstColumn="1" w:lastColumn="0" w:noHBand="0" w:noVBand="1"/>
-      </w:tblPr>
-      <w:tblGrid>
-        <w:gridCol w:w="743"/>
-        <w:gridCol w:w="3175"/>
-        <w:gridCol w:w="3796"/>
-        <w:gridCol w:w="3225"/>
-        <w:gridCol w:w="4118"/>
-      </w:tblGrid>
-      <w:tr>
-        <w:trPr>
-          <w:trHeight w:val="888"/>
-        </w:trPr>
-        <w:tc>
-          <w:tcPr>
-            <w:tcW w:w="743" w:type="dxa"/>
-            <w:tcBorders>
-              <w:top w:val="single" w:sz="4" w:space="0" w:color="auto"/>
-              <w:left w:val="single" w:sz="4" w:space="0" w:color="auto"/>
-              <w:bottom w:val="single" w:sz="4" w:space="0" w:color="auto"/>
-              <w:right w:val="single" w:sz="4" w:space="0" w:color="auto"/>
-            </w:tcBorders>
-            <w:shd w:val="clear" w:color="000000" w:fill="9BC2E6"/>
-            <w:noWrap/>
-            <w:vAlign w:val="center"/>
-          </w:tcPr>
-          <w:p>
-            <w:pPr>
-              <w:jc w:val="center"/>
-              <w:rPr>
-                <w:rFonts w:ascii="Calibri" w:hAnsi="Calibri" w:cs="Calibri"/>
-                <w:b/>
-                <w:bCs/>
-                <w:color w:val="000000"/>
-                <w:sz w:val="22"/>
-                <w:szCs w:val="22"/>
-              </w:rPr>
-            </w:pPr>
-            <w:r>
-              <w:rPr>
-                <w:rFonts w:ascii="Calibri" w:hAnsi="Calibri" w:cs="Calibri"/>
-                <w:b/>
-                <w:bCs/>
-                <w:color w:val="000000"/>
-                <w:sz w:val="22"/>
-                <w:szCs w:val="22"/>
-              </w:rPr>
-              <w:lastRenderedPageBreak/>
-              <w:t>NO</w:t>
-            </w:r>
-          </w:p>
-        </w:tc>
-        <w:tc>
-          <w:tcPr>
-            <w:tcW w:w="3175" w:type="dxa"/>
-            <w:tcBorders>
-              <w:top w:val="single" w:sz="4" w:space="0" w:color="auto"/>
-              <w:left w:val="nil"/>
-              <w:bottom w:val="single" w:sz="4" w:space="0" w:color="auto"/>
-              <w:right w:val="single" w:sz="4" w:space="0" w:color="auto"/>
-            </w:tcBorders>
-            <w:shd w:val="clear" w:color="000000" w:fill="9BC2E6"/>
-            <w:noWrap/>
-            <w:vAlign w:val="center"/>
-          </w:tcPr>
-          <w:p>
-            <w:pPr>
-              <w:jc w:val="center"/>
-              <w:rPr>
-                <w:rFonts w:ascii="Calibri" w:hAnsi="Calibri" w:cs="Calibri"/>
-                <w:b/>
-                <w:bCs/>
-                <w:color w:val="000000"/>
-                <w:sz w:val="22"/>
-                <w:szCs w:val="22"/>
-              </w:rPr>
-            </w:pPr>
-            <w:r>
-              <w:rPr>
-                <w:rFonts w:ascii="Calibri" w:hAnsi="Calibri" w:cs="Calibri"/>
-                <w:b/>
-                <w:bCs/>
-                <w:color w:val="000000"/>
-                <w:sz w:val="22"/>
-                <w:szCs w:val="22"/>
-              </w:rPr>
-              <w:t>NAMA</w:t>
-            </w:r>
-          </w:p>
-        </w:tc>
-        <w:tc>
-          <w:tcPr>
-            <w:tcW w:w="3796" w:type="dxa"/>
-            <w:tcBorders>
-              <w:top w:val="single" w:sz="4" w:space="0" w:color="auto"/>
-              <w:left w:val="nil"/>
-              <w:bottom w:val="single" w:sz="4" w:space="0" w:color="auto"/>
-              <w:right w:val="single" w:sz="4" w:space="0" w:color="auto"/>
-            </w:tcBorders>
-            <w:shd w:val="clear" w:color="000000" w:fill="9BC2E6"/>
-            <w:noWrap/>
-            <w:vAlign w:val="center"/>
-          </w:tcPr>
-          <w:p>
-            <w:pPr>
-              <w:jc w:val="center"/>
-              <w:rPr>
-                <w:rFonts w:ascii="Calibri" w:hAnsi="Calibri" w:cs="Calibri"/>
-                <w:b/>
-                <w:bCs/>
-                <w:color w:val="000000"/>
-                <w:sz w:val="22"/>
-                <w:szCs w:val="22"/>
-              </w:rPr>
-            </w:pPr>
-            <w:r>
-              <w:rPr>
-                <w:rFonts w:ascii="Calibri" w:hAnsi="Calibri" w:cs="Calibri"/>
-                <w:b/>
-                <w:bCs/>
-                <w:color w:val="000000"/>
-                <w:sz w:val="22"/>
-                <w:szCs w:val="22"/>
-              </w:rPr>
-              <w:t>INSTANSI/ JABATAN</w:t>
-            </w:r>
-          </w:p>
-        </w:tc>
-        <w:tc>
-          <w:tcPr>
-            <w:tcW w:w="3225" w:type="dxa"/>
-            <w:tcBorders>
-              <w:top w:val="single" w:sz="4" w:space="0" w:color="auto"/>
-              <w:left w:val="nil"/>
-              <w:bottom w:val="single" w:sz="4" w:space="0" w:color="auto"/>
-              <w:right w:val="single" w:sz="4" w:space="0" w:color="auto"/>
-            </w:tcBorders>
-            <w:shd w:val="clear" w:color="000000" w:fill="9BC2E6"/>
-            <w:noWrap/>
-            <w:vAlign w:val="center"/>
-          </w:tcPr>
-          <w:p>
-            <w:pPr>
-              <w:jc w:val="center"/>
-              <w:rPr>
-                <w:rFonts w:ascii="Calibri" w:hAnsi="Calibri" w:cs="Calibri"/>
-                <w:b/>
-                <w:bCs/>
-                <w:color w:val="000000"/>
-                <w:sz w:val="22"/>
-                <w:szCs w:val="22"/>
-              </w:rPr>
-            </w:pPr>
-            <w:r>
-              <w:rPr>
-                <w:rFonts w:ascii="Calibri" w:hAnsi="Calibri" w:cs="Calibri"/>
-                <w:b/>
-                <w:bCs/>
-                <w:color w:val="000000"/>
-                <w:sz w:val="22"/>
-                <w:szCs w:val="22"/>
-              </w:rPr>
-              <w:t>NO. TELP/ WA</w:t>
-            </w:r>
-          </w:p>
-        </w:tc>
-        <w:tc>
-          <w:tcPr>
-            <w:tcW w:w="4118" w:type="dxa"/>
-            <w:tcBorders>
-              <w:top w:val="single" w:sz="4" w:space="0" w:color="auto"/>
-              <w:left w:val="nil"/>
-              <w:bottom w:val="single" w:sz="4" w:space="0" w:color="auto"/>
-              <w:right w:val="single" w:sz="4" w:space="0" w:color="000000"/>
-            </w:tcBorders>
-            <w:shd w:val="clear" w:color="000000" w:fill="9BC2E6"/>
-            <w:noWrap/>
-            <w:vAlign w:val="center"/>
-          </w:tcPr>
-          <w:p>
-            <w:pPr>
-              <w:jc w:val="center"/>
-              <w:rPr>
-                <w:rFonts w:ascii="Calibri" w:hAnsi="Calibri" w:cs="Calibri"/>
-                <w:b/>
-                <w:bCs/>
-                <w:color w:val="000000"/>
-                <w:sz w:val="22"/>
-                <w:szCs w:val="22"/>
-              </w:rPr>
-            </w:pPr>
-            <w:r>
-              <w:rPr>
-                <w:rFonts w:ascii="Calibri" w:hAnsi="Calibri" w:cs="Calibri"/>
-                <w:b/>
-                <w:bCs/>
-                <w:color w:val="000000"/>
-                <w:sz w:val="22"/>
-                <w:szCs w:val="22"/>
-              </w:rPr>
-              <w:t>TANDA TANGAN</w:t>
+              <w:t>16.</w:t>
             </w:r>
           </w:p>
         </w:tc>
       </w:tr>
       <w:tr>
         <w:trPr>
-          <w:trHeight w:val="888"/>
+          <w:trHeight w:val="851"/>
         </w:trPr>
         <w:tc>
           <w:tcPr>
-            <w:tcW w:w="743" w:type="dxa"/>
-            <w:tcBorders>
-              <w:top w:val="nil"/>
+            <w:tcW w:w="754" w:type="dxa"/>
+            <w:tcBorders>
+              <w:top w:val="single" w:sz="4" w:space="0" w:color="auto"/>
               <w:left w:val="single" w:sz="4" w:space="0" w:color="auto"/>
               <w:bottom w:val="single" w:sz="4" w:space="0" w:color="auto"/>
               <w:right w:val="single" w:sz="4" w:space="0" w:color="auto"/>
@@ -4330,121 +3397,89 @@
                 <w:sz w:val="22"/>
                 <w:szCs w:val="22"/>
               </w:rPr>
+              <w:lastRenderedPageBreak/>
               <w:t>17</w:t>
             </w:r>
           </w:p>
         </w:tc>
         <w:tc>
           <w:tcPr>
-            <w:tcW w:w="3175" w:type="dxa"/>
-            <w:tcBorders>
-              <w:top w:val="nil"/>
-              <w:left w:val="nil"/>
-              <w:bottom w:val="single" w:sz="4" w:space="0" w:color="auto"/>
-              <w:right w:val="single" w:sz="4" w:space="0" w:color="auto"/>
-            </w:tcBorders>
-            <w:noWrap/>
-            <w:vAlign w:val="bottom"/>
-          </w:tcPr>
-          <w:p>
-            <w:pPr>
-              <w:rPr>
-                <w:rFonts w:ascii="Calibri" w:hAnsi="Calibri" w:cs="Calibri"/>
-                <w:b/>
-                <w:bCs/>
-                <w:color w:val="000000"/>
-                <w:sz w:val="22"/>
-                <w:szCs w:val="22"/>
-              </w:rPr>
-            </w:pPr>
-            <w:r>
-              <w:rPr>
-                <w:rFonts w:ascii="Calibri" w:hAnsi="Calibri" w:cs="Calibri"/>
-                <w:b/>
-                <w:bCs/>
-                <w:color w:val="000000"/>
-                <w:sz w:val="22"/>
-                <w:szCs w:val="22"/>
-              </w:rPr>
-              <w:t> </w:t>
-            </w:r>
-          </w:p>
-        </w:tc>
-        <w:tc>
-          <w:tcPr>
-            <w:tcW w:w="3796" w:type="dxa"/>
-            <w:tcBorders>
-              <w:top w:val="nil"/>
-              <w:left w:val="nil"/>
-              <w:bottom w:val="single" w:sz="4" w:space="0" w:color="auto"/>
-              <w:right w:val="single" w:sz="4" w:space="0" w:color="auto"/>
-            </w:tcBorders>
-            <w:noWrap/>
-            <w:vAlign w:val="bottom"/>
-          </w:tcPr>
-          <w:p>
-            <w:pPr>
-              <w:rPr>
-                <w:rFonts w:ascii="Calibri" w:hAnsi="Calibri" w:cs="Calibri"/>
-                <w:b/>
-                <w:bCs/>
-                <w:color w:val="000000"/>
-                <w:sz w:val="22"/>
-                <w:szCs w:val="22"/>
-              </w:rPr>
-            </w:pPr>
-            <w:r>
-              <w:rPr>
-                <w:rFonts w:ascii="Calibri" w:hAnsi="Calibri" w:cs="Calibri"/>
-                <w:b/>
-                <w:bCs/>
-                <w:color w:val="000000"/>
-                <w:sz w:val="22"/>
-                <w:szCs w:val="22"/>
-              </w:rPr>
-              <w:t> </w:t>
-            </w:r>
-          </w:p>
-        </w:tc>
-        <w:tc>
-          <w:tcPr>
-            <w:tcW w:w="3225" w:type="dxa"/>
-            <w:tcBorders>
-              <w:top w:val="nil"/>
-              <w:left w:val="nil"/>
-              <w:bottom w:val="single" w:sz="4" w:space="0" w:color="auto"/>
-              <w:right w:val="single" w:sz="4" w:space="0" w:color="auto"/>
-            </w:tcBorders>
-            <w:noWrap/>
-            <w:vAlign w:val="bottom"/>
-          </w:tcPr>
-          <w:p>
-            <w:pPr>
-              <w:rPr>
-                <w:rFonts w:ascii="Calibri" w:hAnsi="Calibri" w:cs="Calibri"/>
-                <w:b/>
-                <w:bCs/>
-                <w:color w:val="000000"/>
-                <w:sz w:val="22"/>
-                <w:szCs w:val="22"/>
-              </w:rPr>
-            </w:pPr>
-            <w:r>
-              <w:rPr>
-                <w:rFonts w:ascii="Calibri" w:hAnsi="Calibri" w:cs="Calibri"/>
-                <w:b/>
-                <w:bCs/>
-                <w:color w:val="000000"/>
-                <w:sz w:val="22"/>
-                <w:szCs w:val="22"/>
-              </w:rPr>
-              <w:t> </w:t>
-            </w:r>
-          </w:p>
-        </w:tc>
-        <w:tc>
-          <w:tcPr>
-            <w:tcW w:w="4118" w:type="dxa"/>
+            <w:tcW w:w="3220" w:type="dxa"/>
+            <w:tcBorders>
+              <w:top w:val="single" w:sz="4" w:space="0" w:color="auto"/>
+              <w:left w:val="nil"/>
+              <w:bottom w:val="single" w:sz="4" w:space="0" w:color="auto"/>
+              <w:right w:val="single" w:sz="4" w:space="0" w:color="auto"/>
+            </w:tcBorders>
+            <w:noWrap/>
+            <w:vAlign w:val="bottom"/>
+          </w:tcPr>
+          <w:p>
+            <w:pPr>
+              <w:rPr>
+                <w:rFonts w:ascii="Calibri" w:hAnsi="Calibri" w:cs="Calibri"/>
+                <w:b/>
+                <w:bCs/>
+                <w:color w:val="000000"/>
+                <w:sz w:val="22"/>
+                <w:szCs w:val="22"/>
+              </w:rPr>
+            </w:pPr>
+          </w:p>
+        </w:tc>
+        <w:tc>
+          <w:tcPr>
+            <w:tcW w:w="3849" w:type="dxa"/>
+            <w:tcBorders>
+              <w:top w:val="single" w:sz="4" w:space="0" w:color="auto"/>
+              <w:left w:val="nil"/>
+              <w:bottom w:val="single" w:sz="4" w:space="0" w:color="auto"/>
+              <w:right w:val="single" w:sz="4" w:space="0" w:color="auto"/>
+            </w:tcBorders>
+            <w:noWrap/>
+            <w:vAlign w:val="bottom"/>
+          </w:tcPr>
+          <w:p>
+            <w:pPr>
+              <w:rPr>
+                <w:rFonts w:ascii="Calibri" w:hAnsi="Calibri" w:cs="Calibri"/>
+                <w:b/>
+                <w:bCs/>
+                <w:color w:val="000000"/>
+                <w:sz w:val="22"/>
+                <w:szCs w:val="22"/>
+              </w:rPr>
+            </w:pPr>
+          </w:p>
+        </w:tc>
+        <w:tc>
+          <w:tcPr>
+            <w:tcW w:w="3270" w:type="dxa"/>
+            <w:tcBorders>
+              <w:top w:val="single" w:sz="4" w:space="0" w:color="auto"/>
+              <w:left w:val="nil"/>
+              <w:bottom w:val="single" w:sz="4" w:space="0" w:color="auto"/>
+              <w:right w:val="single" w:sz="4" w:space="0" w:color="auto"/>
+            </w:tcBorders>
+            <w:noWrap/>
+            <w:vAlign w:val="bottom"/>
+          </w:tcPr>
+          <w:p>
+            <w:pPr>
+              <w:rPr>
+                <w:rFonts w:ascii="Calibri" w:hAnsi="Calibri" w:cs="Calibri"/>
+                <w:b/>
+                <w:bCs/>
+                <w:color w:val="000000"/>
+                <w:sz w:val="22"/>
+                <w:szCs w:val="22"/>
+              </w:rPr>
+            </w:pPr>
+          </w:p>
+        </w:tc>
+        <w:tc>
+          <w:tcPr>
+            <w:tcW w:w="4176" w:type="dxa"/>
             <w:tcBorders>
               <w:top w:val="single" w:sz="4" w:space="0" w:color="auto"/>
               <w:left w:val="nil"/>
@@ -4474,31 +3509,20 @@
                 <w:sz w:val="22"/>
                 <w:szCs w:val="22"/>
               </w:rPr>
-              <w:t>17</w:t>
-            </w:r>
-            <w:r>
-              <w:rPr>
-                <w:rFonts w:ascii="Calibri" w:hAnsi="Calibri" w:cs="Calibri"/>
-                <w:b/>
-                <w:bCs/>
-                <w:color w:val="000000"/>
-                <w:sz w:val="22"/>
-                <w:szCs w:val="22"/>
-              </w:rPr>
-              <w:t>.</w:t>
+              <w:t>17.</w:t>
             </w:r>
           </w:p>
         </w:tc>
       </w:tr>
       <w:tr>
         <w:trPr>
-          <w:trHeight w:val="888"/>
+          <w:trHeight w:val="851"/>
         </w:trPr>
         <w:tc>
           <w:tcPr>
-            <w:tcW w:w="743" w:type="dxa"/>
-            <w:tcBorders>
-              <w:top w:val="nil"/>
+            <w:tcW w:w="754" w:type="dxa"/>
+            <w:tcBorders>
+              <w:top w:val="single" w:sz="4" w:space="0" w:color="auto"/>
               <w:left w:val="single" w:sz="4" w:space="0" w:color="auto"/>
               <w:bottom w:val="single" w:sz="4" w:space="0" w:color="auto"/>
               <w:right w:val="single" w:sz="4" w:space="0" w:color="auto"/>
@@ -4533,115 +3557,82 @@
         </w:tc>
         <w:tc>
           <w:tcPr>
-            <w:tcW w:w="3175" w:type="dxa"/>
-            <w:tcBorders>
-              <w:top w:val="nil"/>
-              <w:left w:val="nil"/>
-              <w:bottom w:val="single" w:sz="4" w:space="0" w:color="auto"/>
-              <w:right w:val="single" w:sz="4" w:space="0" w:color="auto"/>
-            </w:tcBorders>
-            <w:noWrap/>
-            <w:vAlign w:val="bottom"/>
-          </w:tcPr>
-          <w:p>
-            <w:pPr>
-              <w:rPr>
-                <w:rFonts w:ascii="Calibri" w:hAnsi="Calibri" w:cs="Calibri"/>
-                <w:b/>
-                <w:bCs/>
-                <w:color w:val="000000"/>
-                <w:sz w:val="22"/>
-                <w:szCs w:val="22"/>
-              </w:rPr>
-            </w:pPr>
-            <w:r>
-              <w:rPr>
-                <w:rFonts w:ascii="Calibri" w:hAnsi="Calibri" w:cs="Calibri"/>
-                <w:b/>
-                <w:bCs/>
-                <w:color w:val="000000"/>
-                <w:sz w:val="22"/>
-                <w:szCs w:val="22"/>
-              </w:rPr>
-              <w:t> </w:t>
-            </w:r>
-          </w:p>
-        </w:tc>
-        <w:tc>
-          <w:tcPr>
-            <w:tcW w:w="3796" w:type="dxa"/>
-            <w:tcBorders>
-              <w:top w:val="nil"/>
-              <w:left w:val="nil"/>
-              <w:bottom w:val="single" w:sz="4" w:space="0" w:color="auto"/>
-              <w:right w:val="single" w:sz="4" w:space="0" w:color="auto"/>
-            </w:tcBorders>
-            <w:noWrap/>
-            <w:vAlign w:val="bottom"/>
-          </w:tcPr>
-          <w:p>
-            <w:pPr>
-              <w:rPr>
-                <w:rFonts w:ascii="Calibri" w:hAnsi="Calibri" w:cs="Calibri"/>
-                <w:b/>
-                <w:bCs/>
-                <w:color w:val="000000"/>
-                <w:sz w:val="22"/>
-                <w:szCs w:val="22"/>
-              </w:rPr>
-            </w:pPr>
-            <w:r>
-              <w:rPr>
-                <w:rFonts w:ascii="Calibri" w:hAnsi="Calibri" w:cs="Calibri"/>
-                <w:b/>
-                <w:bCs/>
-                <w:color w:val="000000"/>
-                <w:sz w:val="22"/>
-                <w:szCs w:val="22"/>
-              </w:rPr>
-              <w:t> </w:t>
-            </w:r>
-          </w:p>
-        </w:tc>
-        <w:tc>
-          <w:tcPr>
-            <w:tcW w:w="3225" w:type="dxa"/>
-            <w:tcBorders>
-              <w:top w:val="nil"/>
-              <w:left w:val="nil"/>
-              <w:bottom w:val="single" w:sz="4" w:space="0" w:color="auto"/>
-              <w:right w:val="single" w:sz="4" w:space="0" w:color="auto"/>
-            </w:tcBorders>
-            <w:noWrap/>
-            <w:vAlign w:val="bottom"/>
-          </w:tcPr>
-          <w:p>
-            <w:pPr>
-              <w:rPr>
-                <w:rFonts w:ascii="Calibri" w:hAnsi="Calibri" w:cs="Calibri"/>
-                <w:b/>
-                <w:bCs/>
-                <w:color w:val="000000"/>
-                <w:sz w:val="22"/>
-                <w:szCs w:val="22"/>
-              </w:rPr>
-            </w:pPr>
-            <w:r>
-              <w:rPr>
-                <w:rFonts w:ascii="Calibri" w:hAnsi="Calibri" w:cs="Calibri"/>
-                <w:b/>
-                <w:bCs/>
-                <w:color w:val="000000"/>
-                <w:sz w:val="22"/>
-                <w:szCs w:val="22"/>
-              </w:rPr>
-              <w:t> </w:t>
-            </w:r>
-          </w:p>
-        </w:tc>
-        <w:tc>
-          <w:tcPr>
-            <w:tcW w:w="4118" w:type="dxa"/>
+            <w:tcW w:w="3220" w:type="dxa"/>
+            <w:tcBorders>
+              <w:top w:val="single" w:sz="4" w:space="0" w:color="auto"/>
+              <w:left w:val="nil"/>
+              <w:bottom w:val="single" w:sz="4" w:space="0" w:color="auto"/>
+              <w:right w:val="single" w:sz="4" w:space="0" w:color="auto"/>
+            </w:tcBorders>
+            <w:noWrap/>
+            <w:vAlign w:val="bottom"/>
+          </w:tcPr>
+          <w:p>
+            <w:pPr>
+              <w:rPr>
+                <w:rFonts w:ascii="Calibri" w:hAnsi="Calibri" w:cs="Calibri"/>
+                <w:b/>
+                <w:bCs/>
+                <w:color w:val="000000"/>
+                <w:sz w:val="22"/>
+                <w:szCs w:val="22"/>
+              </w:rPr>
+            </w:pPr>
+          </w:p>
+        </w:tc>
+        <w:tc>
+          <w:tcPr>
+            <w:tcW w:w="3849" w:type="dxa"/>
+            <w:tcBorders>
+              <w:top w:val="single" w:sz="4" w:space="0" w:color="auto"/>
+              <w:left w:val="nil"/>
+              <w:bottom w:val="single" w:sz="4" w:space="0" w:color="auto"/>
+              <w:right w:val="single" w:sz="4" w:space="0" w:color="auto"/>
+            </w:tcBorders>
+            <w:noWrap/>
+            <w:vAlign w:val="bottom"/>
+          </w:tcPr>
+          <w:p>
+            <w:pPr>
+              <w:rPr>
+                <w:rFonts w:ascii="Calibri" w:hAnsi="Calibri" w:cs="Calibri"/>
+                <w:b/>
+                <w:bCs/>
+                <w:color w:val="000000"/>
+                <w:sz w:val="22"/>
+                <w:szCs w:val="22"/>
+              </w:rPr>
+            </w:pPr>
+          </w:p>
+        </w:tc>
+        <w:tc>
+          <w:tcPr>
+            <w:tcW w:w="3270" w:type="dxa"/>
+            <w:tcBorders>
+              <w:top w:val="single" w:sz="4" w:space="0" w:color="auto"/>
+              <w:left w:val="nil"/>
+              <w:bottom w:val="single" w:sz="4" w:space="0" w:color="auto"/>
+              <w:right w:val="single" w:sz="4" w:space="0" w:color="auto"/>
+            </w:tcBorders>
+            <w:noWrap/>
+            <w:vAlign w:val="bottom"/>
+          </w:tcPr>
+          <w:p>
+            <w:pPr>
+              <w:rPr>
+                <w:rFonts w:ascii="Calibri" w:hAnsi="Calibri" w:cs="Calibri"/>
+                <w:b/>
+                <w:bCs/>
+                <w:color w:val="000000"/>
+                <w:sz w:val="22"/>
+                <w:szCs w:val="22"/>
+              </w:rPr>
+            </w:pPr>
+          </w:p>
+        </w:tc>
+        <w:tc>
+          <w:tcPr>
+            <w:tcW w:w="4176" w:type="dxa"/>
             <w:tcBorders>
               <w:top w:val="single" w:sz="4" w:space="0" w:color="auto"/>
               <w:left w:val="nil"/>
@@ -4672,31 +3663,20 @@
                 <w:sz w:val="22"/>
                 <w:szCs w:val="22"/>
               </w:rPr>
-              <w:t>18</w:t>
-            </w:r>
-            <w:r>
-              <w:rPr>
-                <w:rFonts w:ascii="Calibri" w:hAnsi="Calibri" w:cs="Calibri"/>
-                <w:b/>
-                <w:bCs/>
-                <w:color w:val="000000"/>
-                <w:sz w:val="22"/>
-                <w:szCs w:val="22"/>
-              </w:rPr>
-              <w:t>.</w:t>
+              <w:t>18.</w:t>
             </w:r>
           </w:p>
         </w:tc>
       </w:tr>
       <w:tr>
         <w:trPr>
-          <w:trHeight w:val="888"/>
+          <w:trHeight w:val="851"/>
         </w:trPr>
         <w:tc>
           <w:tcPr>
-            <w:tcW w:w="743" w:type="dxa"/>
-            <w:tcBorders>
-              <w:top w:val="nil"/>
+            <w:tcW w:w="754" w:type="dxa"/>
+            <w:tcBorders>
+              <w:top w:val="single" w:sz="4" w:space="0" w:color="auto"/>
               <w:left w:val="single" w:sz="4" w:space="0" w:color="auto"/>
               <w:bottom w:val="single" w:sz="4" w:space="0" w:color="auto"/>
               <w:right w:val="single" w:sz="4" w:space="0" w:color="auto"/>
@@ -4731,115 +3711,82 @@
         </w:tc>
         <w:tc>
           <w:tcPr>
-            <w:tcW w:w="3175" w:type="dxa"/>
-            <w:tcBorders>
-              <w:top w:val="nil"/>
-              <w:left w:val="nil"/>
-              <w:bottom w:val="single" w:sz="4" w:space="0" w:color="auto"/>
-              <w:right w:val="single" w:sz="4" w:space="0" w:color="auto"/>
-            </w:tcBorders>
-            <w:noWrap/>
-            <w:vAlign w:val="bottom"/>
-          </w:tcPr>
-          <w:p>
-            <w:pPr>
-              <w:rPr>
-                <w:rFonts w:ascii="Calibri" w:hAnsi="Calibri" w:cs="Calibri"/>
-                <w:b/>
-                <w:bCs/>
-                <w:color w:val="000000"/>
-                <w:sz w:val="22"/>
-                <w:szCs w:val="22"/>
-              </w:rPr>
-            </w:pPr>
-            <w:r>
-              <w:rPr>
-                <w:rFonts w:ascii="Calibri" w:hAnsi="Calibri" w:cs="Calibri"/>
-                <w:b/>
-                <w:bCs/>
-                <w:color w:val="000000"/>
-                <w:sz w:val="22"/>
-                <w:szCs w:val="22"/>
-              </w:rPr>
-              <w:t> </w:t>
-            </w:r>
-          </w:p>
-        </w:tc>
-        <w:tc>
-          <w:tcPr>
-            <w:tcW w:w="3796" w:type="dxa"/>
-            <w:tcBorders>
-              <w:top w:val="nil"/>
-              <w:left w:val="nil"/>
-              <w:bottom w:val="single" w:sz="4" w:space="0" w:color="auto"/>
-              <w:right w:val="single" w:sz="4" w:space="0" w:color="auto"/>
-            </w:tcBorders>
-            <w:noWrap/>
-            <w:vAlign w:val="bottom"/>
-          </w:tcPr>
-          <w:p>
-            <w:pPr>
-              <w:rPr>
-                <w:rFonts w:ascii="Calibri" w:hAnsi="Calibri" w:cs="Calibri"/>
-                <w:b/>
-                <w:bCs/>
-                <w:color w:val="000000"/>
-                <w:sz w:val="22"/>
-                <w:szCs w:val="22"/>
-              </w:rPr>
-            </w:pPr>
-            <w:r>
-              <w:rPr>
-                <w:rFonts w:ascii="Calibri" w:hAnsi="Calibri" w:cs="Calibri"/>
-                <w:b/>
-                <w:bCs/>
-                <w:color w:val="000000"/>
-                <w:sz w:val="22"/>
-                <w:szCs w:val="22"/>
-              </w:rPr>
-              <w:t> </w:t>
-            </w:r>
-          </w:p>
-        </w:tc>
-        <w:tc>
-          <w:tcPr>
-            <w:tcW w:w="3225" w:type="dxa"/>
-            <w:tcBorders>
-              <w:top w:val="nil"/>
-              <w:left w:val="nil"/>
-              <w:bottom w:val="single" w:sz="4" w:space="0" w:color="auto"/>
-              <w:right w:val="single" w:sz="4" w:space="0" w:color="auto"/>
-            </w:tcBorders>
-            <w:noWrap/>
-            <w:vAlign w:val="bottom"/>
-          </w:tcPr>
-          <w:p>
-            <w:pPr>
-              <w:rPr>
-                <w:rFonts w:ascii="Calibri" w:hAnsi="Calibri" w:cs="Calibri"/>
-                <w:b/>
-                <w:bCs/>
-                <w:color w:val="000000"/>
-                <w:sz w:val="22"/>
-                <w:szCs w:val="22"/>
-              </w:rPr>
-            </w:pPr>
-            <w:r>
-              <w:rPr>
-                <w:rFonts w:ascii="Calibri" w:hAnsi="Calibri" w:cs="Calibri"/>
-                <w:b/>
-                <w:bCs/>
-                <w:color w:val="000000"/>
-                <w:sz w:val="22"/>
-                <w:szCs w:val="22"/>
-              </w:rPr>
-              <w:t> </w:t>
-            </w:r>
-          </w:p>
-        </w:tc>
-        <w:tc>
-          <w:tcPr>
-            <w:tcW w:w="4118" w:type="dxa"/>
+            <w:tcW w:w="3220" w:type="dxa"/>
+            <w:tcBorders>
+              <w:top w:val="single" w:sz="4" w:space="0" w:color="auto"/>
+              <w:left w:val="nil"/>
+              <w:bottom w:val="single" w:sz="4" w:space="0" w:color="auto"/>
+              <w:right w:val="single" w:sz="4" w:space="0" w:color="auto"/>
+            </w:tcBorders>
+            <w:noWrap/>
+            <w:vAlign w:val="bottom"/>
+          </w:tcPr>
+          <w:p>
+            <w:pPr>
+              <w:rPr>
+                <w:rFonts w:ascii="Calibri" w:hAnsi="Calibri" w:cs="Calibri"/>
+                <w:b/>
+                <w:bCs/>
+                <w:color w:val="000000"/>
+                <w:sz w:val="22"/>
+                <w:szCs w:val="22"/>
+              </w:rPr>
+            </w:pPr>
+          </w:p>
+        </w:tc>
+        <w:tc>
+          <w:tcPr>
+            <w:tcW w:w="3849" w:type="dxa"/>
+            <w:tcBorders>
+              <w:top w:val="single" w:sz="4" w:space="0" w:color="auto"/>
+              <w:left w:val="nil"/>
+              <w:bottom w:val="single" w:sz="4" w:space="0" w:color="auto"/>
+              <w:right w:val="single" w:sz="4" w:space="0" w:color="auto"/>
+            </w:tcBorders>
+            <w:noWrap/>
+            <w:vAlign w:val="bottom"/>
+          </w:tcPr>
+          <w:p>
+            <w:pPr>
+              <w:rPr>
+                <w:rFonts w:ascii="Calibri" w:hAnsi="Calibri" w:cs="Calibri"/>
+                <w:b/>
+                <w:bCs/>
+                <w:color w:val="000000"/>
+                <w:sz w:val="22"/>
+                <w:szCs w:val="22"/>
+              </w:rPr>
+            </w:pPr>
+          </w:p>
+        </w:tc>
+        <w:tc>
+          <w:tcPr>
+            <w:tcW w:w="3270" w:type="dxa"/>
+            <w:tcBorders>
+              <w:top w:val="single" w:sz="4" w:space="0" w:color="auto"/>
+              <w:left w:val="nil"/>
+              <w:bottom w:val="single" w:sz="4" w:space="0" w:color="auto"/>
+              <w:right w:val="single" w:sz="4" w:space="0" w:color="auto"/>
+            </w:tcBorders>
+            <w:noWrap/>
+            <w:vAlign w:val="bottom"/>
+          </w:tcPr>
+          <w:p>
+            <w:pPr>
+              <w:rPr>
+                <w:rFonts w:ascii="Calibri" w:hAnsi="Calibri" w:cs="Calibri"/>
+                <w:b/>
+                <w:bCs/>
+                <w:color w:val="000000"/>
+                <w:sz w:val="22"/>
+                <w:szCs w:val="22"/>
+              </w:rPr>
+            </w:pPr>
+          </w:p>
+        </w:tc>
+        <w:tc>
+          <w:tcPr>
+            <w:tcW w:w="4176" w:type="dxa"/>
             <w:tcBorders>
               <w:top w:val="single" w:sz="4" w:space="0" w:color="auto"/>
               <w:left w:val="nil"/>
@@ -4869,31 +3816,20 @@
                 <w:sz w:val="22"/>
                 <w:szCs w:val="22"/>
               </w:rPr>
-              <w:t>19</w:t>
-            </w:r>
-            <w:r>
-              <w:rPr>
-                <w:rFonts w:ascii="Calibri" w:hAnsi="Calibri" w:cs="Calibri"/>
-                <w:b/>
-                <w:bCs/>
-                <w:color w:val="000000"/>
-                <w:sz w:val="22"/>
-                <w:szCs w:val="22"/>
-              </w:rPr>
-              <w:t>.</w:t>
+              <w:t>19.</w:t>
             </w:r>
           </w:p>
         </w:tc>
       </w:tr>
       <w:tr>
         <w:trPr>
-          <w:trHeight w:val="888"/>
+          <w:trHeight w:val="851"/>
         </w:trPr>
         <w:tc>
           <w:tcPr>
-            <w:tcW w:w="743" w:type="dxa"/>
-            <w:tcBorders>
-              <w:top w:val="nil"/>
+            <w:tcW w:w="754" w:type="dxa"/>
+            <w:tcBorders>
+              <w:top w:val="single" w:sz="4" w:space="0" w:color="auto"/>
               <w:left w:val="single" w:sz="4" w:space="0" w:color="auto"/>
               <w:bottom w:val="single" w:sz="4" w:space="0" w:color="auto"/>
               <w:right w:val="single" w:sz="4" w:space="0" w:color="auto"/>
@@ -4922,132 +3858,88 @@
                 <w:sz w:val="22"/>
                 <w:szCs w:val="22"/>
               </w:rPr>
-              <w:t>2</w:t>
-            </w:r>
-            <w:r>
-              <w:rPr>
-                <w:rFonts w:ascii="Calibri" w:hAnsi="Calibri" w:cs="Calibri"/>
-                <w:b/>
-                <w:bCs/>
-                <w:color w:val="000000"/>
-                <w:sz w:val="22"/>
-                <w:szCs w:val="22"/>
-              </w:rPr>
-              <w:t>0</w:t>
-            </w:r>
-          </w:p>
-        </w:tc>
-        <w:tc>
-          <w:tcPr>
-            <w:tcW w:w="3175" w:type="dxa"/>
-            <w:tcBorders>
-              <w:top w:val="nil"/>
-              <w:left w:val="nil"/>
-              <w:bottom w:val="single" w:sz="4" w:space="0" w:color="auto"/>
-              <w:right w:val="single" w:sz="4" w:space="0" w:color="auto"/>
-            </w:tcBorders>
-            <w:noWrap/>
-            <w:vAlign w:val="bottom"/>
-          </w:tcPr>
-          <w:p>
-            <w:pPr>
-              <w:rPr>
-                <w:rFonts w:ascii="Calibri" w:hAnsi="Calibri" w:cs="Calibri"/>
-                <w:b/>
-                <w:bCs/>
-                <w:color w:val="000000"/>
-                <w:sz w:val="22"/>
-                <w:szCs w:val="22"/>
-              </w:rPr>
-            </w:pPr>
-            <w:r>
-              <w:rPr>
-                <w:rFonts w:ascii="Calibri" w:hAnsi="Calibri" w:cs="Calibri"/>
-                <w:b/>
-                <w:bCs/>
-                <w:color w:val="000000"/>
-                <w:sz w:val="22"/>
-                <w:szCs w:val="22"/>
-              </w:rPr>
-              <w:t> </w:t>
-            </w:r>
-          </w:p>
-        </w:tc>
-        <w:tc>
-          <w:tcPr>
-            <w:tcW w:w="3796" w:type="dxa"/>
-            <w:tcBorders>
-              <w:top w:val="nil"/>
-              <w:left w:val="nil"/>
-              <w:bottom w:val="single" w:sz="4" w:space="0" w:color="auto"/>
-              <w:right w:val="single" w:sz="4" w:space="0" w:color="auto"/>
-            </w:tcBorders>
-            <w:noWrap/>
-            <w:vAlign w:val="bottom"/>
-          </w:tcPr>
-          <w:p>
-            <w:pPr>
-              <w:rPr>
-                <w:rFonts w:ascii="Calibri" w:hAnsi="Calibri" w:cs="Calibri"/>
-                <w:b/>
-                <w:bCs/>
-                <w:color w:val="000000"/>
-                <w:sz w:val="22"/>
-                <w:szCs w:val="22"/>
-              </w:rPr>
-            </w:pPr>
-            <w:r>
-              <w:rPr>
-                <w:rFonts w:ascii="Calibri" w:hAnsi="Calibri" w:cs="Calibri"/>
-                <w:b/>
-                <w:bCs/>
-                <w:color w:val="000000"/>
-                <w:sz w:val="22"/>
-                <w:szCs w:val="22"/>
-              </w:rPr>
-              <w:t> </w:t>
-            </w:r>
-          </w:p>
-        </w:tc>
-        <w:tc>
-          <w:tcPr>
-            <w:tcW w:w="3225" w:type="dxa"/>
-            <w:tcBorders>
-              <w:top w:val="nil"/>
-              <w:left w:val="nil"/>
-              <w:bottom w:val="single" w:sz="4" w:space="0" w:color="auto"/>
-              <w:right w:val="single" w:sz="4" w:space="0" w:color="auto"/>
-            </w:tcBorders>
-            <w:noWrap/>
-            <w:vAlign w:val="bottom"/>
-          </w:tcPr>
-          <w:p>
-            <w:pPr>
-              <w:rPr>
-                <w:rFonts w:ascii="Calibri" w:hAnsi="Calibri" w:cs="Calibri"/>
-                <w:b/>
-                <w:bCs/>
-                <w:color w:val="000000"/>
-                <w:sz w:val="22"/>
-                <w:szCs w:val="22"/>
-              </w:rPr>
-            </w:pPr>
-            <w:r>
-              <w:rPr>
-                <w:rFonts w:ascii="Calibri" w:hAnsi="Calibri" w:cs="Calibri"/>
-                <w:b/>
-                <w:bCs/>
-                <w:color w:val="000000"/>
-                <w:sz w:val="22"/>
-                <w:szCs w:val="22"/>
-              </w:rPr>
-              <w:t> </w:t>
-            </w:r>
-          </w:p>
-        </w:tc>
-        <w:tc>
-          <w:tcPr>
-            <w:tcW w:w="4118" w:type="dxa"/>
+              <w:t>20</w:t>
+            </w:r>
+          </w:p>
+        </w:tc>
+        <w:tc>
+          <w:tcPr>
+            <w:tcW w:w="3220" w:type="dxa"/>
+            <w:tcBorders>
+              <w:top w:val="single" w:sz="4" w:space="0" w:color="auto"/>
+              <w:left w:val="nil"/>
+              <w:bottom w:val="single" w:sz="4" w:space="0" w:color="auto"/>
+              <w:right w:val="single" w:sz="4" w:space="0" w:color="auto"/>
+            </w:tcBorders>
+            <w:noWrap/>
+            <w:vAlign w:val="bottom"/>
+          </w:tcPr>
+          <w:p>
+            <w:pPr>
+              <w:rPr>
+                <w:rFonts w:ascii="Calibri" w:hAnsi="Calibri" w:cs="Calibri"/>
+                <w:b/>
+                <w:bCs/>
+                <w:color w:val="000000"/>
+                <w:sz w:val="22"/>
+                <w:szCs w:val="22"/>
+              </w:rPr>
+            </w:pPr>
+          </w:p>
+        </w:tc>
+        <w:tc>
+          <w:tcPr>
+            <w:tcW w:w="3849" w:type="dxa"/>
+            <w:tcBorders>
+              <w:top w:val="single" w:sz="4" w:space="0" w:color="auto"/>
+              <w:left w:val="nil"/>
+              <w:bottom w:val="single" w:sz="4" w:space="0" w:color="auto"/>
+              <w:right w:val="single" w:sz="4" w:space="0" w:color="auto"/>
+            </w:tcBorders>
+            <w:noWrap/>
+            <w:vAlign w:val="bottom"/>
+          </w:tcPr>
+          <w:p>
+            <w:pPr>
+              <w:rPr>
+                <w:rFonts w:ascii="Calibri" w:hAnsi="Calibri" w:cs="Calibri"/>
+                <w:b/>
+                <w:bCs/>
+                <w:color w:val="000000"/>
+                <w:sz w:val="22"/>
+                <w:szCs w:val="22"/>
+              </w:rPr>
+            </w:pPr>
+          </w:p>
+        </w:tc>
+        <w:tc>
+          <w:tcPr>
+            <w:tcW w:w="3270" w:type="dxa"/>
+            <w:tcBorders>
+              <w:top w:val="single" w:sz="4" w:space="0" w:color="auto"/>
+              <w:left w:val="nil"/>
+              <w:bottom w:val="single" w:sz="4" w:space="0" w:color="auto"/>
+              <w:right w:val="single" w:sz="4" w:space="0" w:color="auto"/>
+            </w:tcBorders>
+            <w:noWrap/>
+            <w:vAlign w:val="bottom"/>
+          </w:tcPr>
+          <w:p>
+            <w:pPr>
+              <w:rPr>
+                <w:rFonts w:ascii="Calibri" w:hAnsi="Calibri" w:cs="Calibri"/>
+                <w:b/>
+                <w:bCs/>
+                <w:color w:val="000000"/>
+                <w:sz w:val="22"/>
+                <w:szCs w:val="22"/>
+              </w:rPr>
+            </w:pPr>
+          </w:p>
+        </w:tc>
+        <w:tc>
+          <w:tcPr>
+            <w:tcW w:w="4176" w:type="dxa"/>
             <w:tcBorders>
               <w:top w:val="single" w:sz="4" w:space="0" w:color="auto"/>
               <w:left w:val="nil"/>
@@ -5078,42 +3970,20 @@
                 <w:sz w:val="22"/>
                 <w:szCs w:val="22"/>
               </w:rPr>
-              <w:t>2</w:t>
-            </w:r>
-            <w:r>
-              <w:rPr>
-                <w:rFonts w:ascii="Calibri" w:hAnsi="Calibri" w:cs="Calibri"/>
-                <w:b/>
-                <w:bCs/>
-                <w:color w:val="000000"/>
-                <w:sz w:val="22"/>
-                <w:szCs w:val="22"/>
-              </w:rPr>
-              <w:t>0</w:t>
-            </w:r>
-            <w:r>
-              <w:rPr>
-                <w:rFonts w:ascii="Calibri" w:hAnsi="Calibri" w:cs="Calibri"/>
-                <w:b/>
-                <w:bCs/>
-                <w:color w:val="000000"/>
-                <w:sz w:val="22"/>
-                <w:szCs w:val="22"/>
-              </w:rPr>
-              <w:t>.</w:t>
+              <w:t>20.</w:t>
             </w:r>
           </w:p>
         </w:tc>
       </w:tr>
       <w:tr>
         <w:trPr>
-          <w:trHeight w:val="888"/>
+          <w:trHeight w:val="851"/>
         </w:trPr>
         <w:tc>
           <w:tcPr>
-            <w:tcW w:w="743" w:type="dxa"/>
-            <w:tcBorders>
-              <w:top w:val="nil"/>
+            <w:tcW w:w="754" w:type="dxa"/>
+            <w:tcBorders>
+              <w:top w:val="single" w:sz="4" w:space="0" w:color="auto"/>
               <w:left w:val="single" w:sz="4" w:space="0" w:color="auto"/>
               <w:bottom w:val="single" w:sz="4" w:space="0" w:color="auto"/>
               <w:right w:val="single" w:sz="4" w:space="0" w:color="auto"/>
@@ -5142,132 +4012,88 @@
                 <w:sz w:val="22"/>
                 <w:szCs w:val="22"/>
               </w:rPr>
-              <w:t>2</w:t>
-            </w:r>
-            <w:r>
-              <w:rPr>
-                <w:rFonts w:ascii="Calibri" w:hAnsi="Calibri" w:cs="Calibri"/>
-                <w:b/>
-                <w:bCs/>
-                <w:color w:val="000000"/>
-                <w:sz w:val="22"/>
-                <w:szCs w:val="22"/>
-              </w:rPr>
-              <w:t>1</w:t>
-            </w:r>
-          </w:p>
-        </w:tc>
-        <w:tc>
-          <w:tcPr>
-            <w:tcW w:w="3175" w:type="dxa"/>
-            <w:tcBorders>
-              <w:top w:val="nil"/>
-              <w:left w:val="nil"/>
-              <w:bottom w:val="single" w:sz="4" w:space="0" w:color="auto"/>
-              <w:right w:val="single" w:sz="4" w:space="0" w:color="auto"/>
-            </w:tcBorders>
-            <w:noWrap/>
-            <w:vAlign w:val="bottom"/>
-          </w:tcPr>
-          <w:p>
-            <w:pPr>
-              <w:rPr>
-                <w:rFonts w:ascii="Calibri" w:hAnsi="Calibri" w:cs="Calibri"/>
-                <w:b/>
-                <w:bCs/>
-                <w:color w:val="000000"/>
-                <w:sz w:val="22"/>
-                <w:szCs w:val="22"/>
-              </w:rPr>
-            </w:pPr>
-            <w:r>
-              <w:rPr>
-                <w:rFonts w:ascii="Calibri" w:hAnsi="Calibri" w:cs="Calibri"/>
-                <w:b/>
-                <w:bCs/>
-                <w:color w:val="000000"/>
-                <w:sz w:val="22"/>
-                <w:szCs w:val="22"/>
-              </w:rPr>
-              <w:t> </w:t>
-            </w:r>
-          </w:p>
-        </w:tc>
-        <w:tc>
-          <w:tcPr>
-            <w:tcW w:w="3796" w:type="dxa"/>
-            <w:tcBorders>
-              <w:top w:val="nil"/>
-              <w:left w:val="nil"/>
-              <w:bottom w:val="single" w:sz="4" w:space="0" w:color="auto"/>
-              <w:right w:val="single" w:sz="4" w:space="0" w:color="auto"/>
-            </w:tcBorders>
-            <w:noWrap/>
-            <w:vAlign w:val="bottom"/>
-          </w:tcPr>
-          <w:p>
-            <w:pPr>
-              <w:rPr>
-                <w:rFonts w:ascii="Calibri" w:hAnsi="Calibri" w:cs="Calibri"/>
-                <w:b/>
-                <w:bCs/>
-                <w:color w:val="000000"/>
-                <w:sz w:val="22"/>
-                <w:szCs w:val="22"/>
-              </w:rPr>
-            </w:pPr>
-            <w:r>
-              <w:rPr>
-                <w:rFonts w:ascii="Calibri" w:hAnsi="Calibri" w:cs="Calibri"/>
-                <w:b/>
-                <w:bCs/>
-                <w:color w:val="000000"/>
-                <w:sz w:val="22"/>
-                <w:szCs w:val="22"/>
-              </w:rPr>
-              <w:t> </w:t>
-            </w:r>
-          </w:p>
-        </w:tc>
-        <w:tc>
-          <w:tcPr>
-            <w:tcW w:w="3225" w:type="dxa"/>
-            <w:tcBorders>
-              <w:top w:val="nil"/>
-              <w:left w:val="nil"/>
-              <w:bottom w:val="single" w:sz="4" w:space="0" w:color="auto"/>
-              <w:right w:val="single" w:sz="4" w:space="0" w:color="auto"/>
-            </w:tcBorders>
-            <w:noWrap/>
-            <w:vAlign w:val="bottom"/>
-          </w:tcPr>
-          <w:p>
-            <w:pPr>
-              <w:rPr>
-                <w:rFonts w:ascii="Calibri" w:hAnsi="Calibri" w:cs="Calibri"/>
-                <w:b/>
-                <w:bCs/>
-                <w:color w:val="000000"/>
-                <w:sz w:val="22"/>
-                <w:szCs w:val="22"/>
-              </w:rPr>
-            </w:pPr>
-            <w:r>
-              <w:rPr>
-                <w:rFonts w:ascii="Calibri" w:hAnsi="Calibri" w:cs="Calibri"/>
-                <w:b/>
-                <w:bCs/>
-                <w:color w:val="000000"/>
-                <w:sz w:val="22"/>
-                <w:szCs w:val="22"/>
-              </w:rPr>
-              <w:t> </w:t>
-            </w:r>
-          </w:p>
-        </w:tc>
-        <w:tc>
-          <w:tcPr>
-            <w:tcW w:w="4118" w:type="dxa"/>
+              <w:t>21</w:t>
+            </w:r>
+          </w:p>
+        </w:tc>
+        <w:tc>
+          <w:tcPr>
+            <w:tcW w:w="3220" w:type="dxa"/>
+            <w:tcBorders>
+              <w:top w:val="single" w:sz="4" w:space="0" w:color="auto"/>
+              <w:left w:val="nil"/>
+              <w:bottom w:val="single" w:sz="4" w:space="0" w:color="auto"/>
+              <w:right w:val="single" w:sz="4" w:space="0" w:color="auto"/>
+            </w:tcBorders>
+            <w:noWrap/>
+            <w:vAlign w:val="bottom"/>
+          </w:tcPr>
+          <w:p>
+            <w:pPr>
+              <w:rPr>
+                <w:rFonts w:ascii="Calibri" w:hAnsi="Calibri" w:cs="Calibri"/>
+                <w:b/>
+                <w:bCs/>
+                <w:color w:val="000000"/>
+                <w:sz w:val="22"/>
+                <w:szCs w:val="22"/>
+              </w:rPr>
+            </w:pPr>
+          </w:p>
+        </w:tc>
+        <w:tc>
+          <w:tcPr>
+            <w:tcW w:w="3849" w:type="dxa"/>
+            <w:tcBorders>
+              <w:top w:val="single" w:sz="4" w:space="0" w:color="auto"/>
+              <w:left w:val="nil"/>
+              <w:bottom w:val="single" w:sz="4" w:space="0" w:color="auto"/>
+              <w:right w:val="single" w:sz="4" w:space="0" w:color="auto"/>
+            </w:tcBorders>
+            <w:noWrap/>
+            <w:vAlign w:val="bottom"/>
+          </w:tcPr>
+          <w:p>
+            <w:pPr>
+              <w:rPr>
+                <w:rFonts w:ascii="Calibri" w:hAnsi="Calibri" w:cs="Calibri"/>
+                <w:b/>
+                <w:bCs/>
+                <w:color w:val="000000"/>
+                <w:sz w:val="22"/>
+                <w:szCs w:val="22"/>
+              </w:rPr>
+            </w:pPr>
+          </w:p>
+        </w:tc>
+        <w:tc>
+          <w:tcPr>
+            <w:tcW w:w="3270" w:type="dxa"/>
+            <w:tcBorders>
+              <w:top w:val="single" w:sz="4" w:space="0" w:color="auto"/>
+              <w:left w:val="nil"/>
+              <w:bottom w:val="single" w:sz="4" w:space="0" w:color="auto"/>
+              <w:right w:val="single" w:sz="4" w:space="0" w:color="auto"/>
+            </w:tcBorders>
+            <w:noWrap/>
+            <w:vAlign w:val="bottom"/>
+          </w:tcPr>
+          <w:p>
+            <w:pPr>
+              <w:rPr>
+                <w:rFonts w:ascii="Calibri" w:hAnsi="Calibri" w:cs="Calibri"/>
+                <w:b/>
+                <w:bCs/>
+                <w:color w:val="000000"/>
+                <w:sz w:val="22"/>
+                <w:szCs w:val="22"/>
+              </w:rPr>
+            </w:pPr>
+          </w:p>
+        </w:tc>
+        <w:tc>
+          <w:tcPr>
+            <w:tcW w:w="4176" w:type="dxa"/>
             <w:tcBorders>
               <w:top w:val="single" w:sz="4" w:space="0" w:color="auto"/>
               <w:left w:val="nil"/>
@@ -5297,42 +4123,20 @@
                 <w:sz w:val="22"/>
                 <w:szCs w:val="22"/>
               </w:rPr>
-              <w:t>2</w:t>
-            </w:r>
-            <w:r>
-              <w:rPr>
-                <w:rFonts w:ascii="Calibri" w:hAnsi="Calibri" w:cs="Calibri"/>
-                <w:b/>
-                <w:bCs/>
-                <w:color w:val="000000"/>
-                <w:sz w:val="22"/>
-                <w:szCs w:val="22"/>
-              </w:rPr>
-              <w:t>1</w:t>
-            </w:r>
-            <w:r>
-              <w:rPr>
-                <w:rFonts w:ascii="Calibri" w:hAnsi="Calibri" w:cs="Calibri"/>
-                <w:b/>
-                <w:bCs/>
-                <w:color w:val="000000"/>
-                <w:sz w:val="22"/>
-                <w:szCs w:val="22"/>
-              </w:rPr>
-              <w:t>.</w:t>
+              <w:t>21.</w:t>
             </w:r>
           </w:p>
         </w:tc>
       </w:tr>
       <w:tr>
         <w:trPr>
-          <w:trHeight w:val="888"/>
+          <w:trHeight w:val="851"/>
         </w:trPr>
         <w:tc>
           <w:tcPr>
-            <w:tcW w:w="743" w:type="dxa"/>
-            <w:tcBorders>
-              <w:top w:val="nil"/>
+            <w:tcW w:w="754" w:type="dxa"/>
+            <w:tcBorders>
+              <w:top w:val="single" w:sz="4" w:space="0" w:color="auto"/>
               <w:left w:val="single" w:sz="4" w:space="0" w:color="auto"/>
               <w:bottom w:val="single" w:sz="4" w:space="0" w:color="auto"/>
               <w:right w:val="single" w:sz="4" w:space="0" w:color="auto"/>
@@ -5361,132 +4165,88 @@
                 <w:sz w:val="22"/>
                 <w:szCs w:val="22"/>
               </w:rPr>
-              <w:t>2</w:t>
-            </w:r>
-            <w:r>
-              <w:rPr>
-                <w:rFonts w:ascii="Calibri" w:hAnsi="Calibri" w:cs="Calibri"/>
-                <w:b/>
-                <w:bCs/>
-                <w:color w:val="000000"/>
-                <w:sz w:val="22"/>
-                <w:szCs w:val="22"/>
-              </w:rPr>
-              <w:t>2</w:t>
-            </w:r>
-          </w:p>
-        </w:tc>
-        <w:tc>
-          <w:tcPr>
-            <w:tcW w:w="3175" w:type="dxa"/>
-            <w:tcBorders>
-              <w:top w:val="nil"/>
-              <w:left w:val="nil"/>
-              <w:bottom w:val="single" w:sz="4" w:space="0" w:color="auto"/>
-              <w:right w:val="single" w:sz="4" w:space="0" w:color="auto"/>
-            </w:tcBorders>
-            <w:noWrap/>
-            <w:vAlign w:val="bottom"/>
-          </w:tcPr>
-          <w:p>
-            <w:pPr>
-              <w:rPr>
-                <w:rFonts w:ascii="Calibri" w:hAnsi="Calibri" w:cs="Calibri"/>
-                <w:b/>
-                <w:bCs/>
-                <w:color w:val="000000"/>
-                <w:sz w:val="22"/>
-                <w:szCs w:val="22"/>
-              </w:rPr>
-            </w:pPr>
-            <w:r>
-              <w:rPr>
-                <w:rFonts w:ascii="Calibri" w:hAnsi="Calibri" w:cs="Calibri"/>
-                <w:b/>
-                <w:bCs/>
-                <w:color w:val="000000"/>
-                <w:sz w:val="22"/>
-                <w:szCs w:val="22"/>
-              </w:rPr>
-              <w:t> </w:t>
-            </w:r>
-          </w:p>
-        </w:tc>
-        <w:tc>
-          <w:tcPr>
-            <w:tcW w:w="3796" w:type="dxa"/>
-            <w:tcBorders>
-              <w:top w:val="nil"/>
-              <w:left w:val="nil"/>
-              <w:bottom w:val="single" w:sz="4" w:space="0" w:color="auto"/>
-              <w:right w:val="single" w:sz="4" w:space="0" w:color="auto"/>
-            </w:tcBorders>
-            <w:noWrap/>
-            <w:vAlign w:val="bottom"/>
-          </w:tcPr>
-          <w:p>
-            <w:pPr>
-              <w:rPr>
-                <w:rFonts w:ascii="Calibri" w:hAnsi="Calibri" w:cs="Calibri"/>
-                <w:b/>
-                <w:bCs/>
-                <w:color w:val="000000"/>
-                <w:sz w:val="22"/>
-                <w:szCs w:val="22"/>
-              </w:rPr>
-            </w:pPr>
-            <w:r>
-              <w:rPr>
-                <w:rFonts w:ascii="Calibri" w:hAnsi="Calibri" w:cs="Calibri"/>
-                <w:b/>
-                <w:bCs/>
-                <w:color w:val="000000"/>
-                <w:sz w:val="22"/>
-                <w:szCs w:val="22"/>
-              </w:rPr>
-              <w:t> </w:t>
-            </w:r>
-          </w:p>
-        </w:tc>
-        <w:tc>
-          <w:tcPr>
-            <w:tcW w:w="3225" w:type="dxa"/>
-            <w:tcBorders>
-              <w:top w:val="nil"/>
-              <w:left w:val="nil"/>
-              <w:bottom w:val="single" w:sz="4" w:space="0" w:color="auto"/>
-              <w:right w:val="single" w:sz="4" w:space="0" w:color="auto"/>
-            </w:tcBorders>
-            <w:noWrap/>
-            <w:vAlign w:val="bottom"/>
-          </w:tcPr>
-          <w:p>
-            <w:pPr>
-              <w:rPr>
-                <w:rFonts w:ascii="Calibri" w:hAnsi="Calibri" w:cs="Calibri"/>
-                <w:b/>
-                <w:bCs/>
-                <w:color w:val="000000"/>
-                <w:sz w:val="22"/>
-                <w:szCs w:val="22"/>
-              </w:rPr>
-            </w:pPr>
-            <w:r>
-              <w:rPr>
-                <w:rFonts w:ascii="Calibri" w:hAnsi="Calibri" w:cs="Calibri"/>
-                <w:b/>
-                <w:bCs/>
-                <w:color w:val="000000"/>
-                <w:sz w:val="22"/>
-                <w:szCs w:val="22"/>
-              </w:rPr>
-              <w:t> </w:t>
-            </w:r>
-          </w:p>
-        </w:tc>
-        <w:tc>
-          <w:tcPr>
-            <w:tcW w:w="4118" w:type="dxa"/>
+              <w:t>22</w:t>
+            </w:r>
+          </w:p>
+        </w:tc>
+        <w:tc>
+          <w:tcPr>
+            <w:tcW w:w="3220" w:type="dxa"/>
+            <w:tcBorders>
+              <w:top w:val="single" w:sz="4" w:space="0" w:color="auto"/>
+              <w:left w:val="nil"/>
+              <w:bottom w:val="single" w:sz="4" w:space="0" w:color="auto"/>
+              <w:right w:val="single" w:sz="4" w:space="0" w:color="auto"/>
+            </w:tcBorders>
+            <w:noWrap/>
+            <w:vAlign w:val="bottom"/>
+          </w:tcPr>
+          <w:p>
+            <w:pPr>
+              <w:rPr>
+                <w:rFonts w:ascii="Calibri" w:hAnsi="Calibri" w:cs="Calibri"/>
+                <w:b/>
+                <w:bCs/>
+                <w:color w:val="000000"/>
+                <w:sz w:val="22"/>
+                <w:szCs w:val="22"/>
+              </w:rPr>
+            </w:pPr>
+          </w:p>
+        </w:tc>
+        <w:tc>
+          <w:tcPr>
+            <w:tcW w:w="3849" w:type="dxa"/>
+            <w:tcBorders>
+              <w:top w:val="single" w:sz="4" w:space="0" w:color="auto"/>
+              <w:left w:val="nil"/>
+              <w:bottom w:val="single" w:sz="4" w:space="0" w:color="auto"/>
+              <w:right w:val="single" w:sz="4" w:space="0" w:color="auto"/>
+            </w:tcBorders>
+            <w:noWrap/>
+            <w:vAlign w:val="bottom"/>
+          </w:tcPr>
+          <w:p>
+            <w:pPr>
+              <w:rPr>
+                <w:rFonts w:ascii="Calibri" w:hAnsi="Calibri" w:cs="Calibri"/>
+                <w:b/>
+                <w:bCs/>
+                <w:color w:val="000000"/>
+                <w:sz w:val="22"/>
+                <w:szCs w:val="22"/>
+              </w:rPr>
+            </w:pPr>
+          </w:p>
+        </w:tc>
+        <w:tc>
+          <w:tcPr>
+            <w:tcW w:w="3270" w:type="dxa"/>
+            <w:tcBorders>
+              <w:top w:val="single" w:sz="4" w:space="0" w:color="auto"/>
+              <w:left w:val="nil"/>
+              <w:bottom w:val="single" w:sz="4" w:space="0" w:color="auto"/>
+              <w:right w:val="single" w:sz="4" w:space="0" w:color="auto"/>
+            </w:tcBorders>
+            <w:noWrap/>
+            <w:vAlign w:val="bottom"/>
+          </w:tcPr>
+          <w:p>
+            <w:pPr>
+              <w:rPr>
+                <w:rFonts w:ascii="Calibri" w:hAnsi="Calibri" w:cs="Calibri"/>
+                <w:b/>
+                <w:bCs/>
+                <w:color w:val="000000"/>
+                <w:sz w:val="22"/>
+                <w:szCs w:val="22"/>
+              </w:rPr>
+            </w:pPr>
+          </w:p>
+        </w:tc>
+        <w:tc>
+          <w:tcPr>
+            <w:tcW w:w="4176" w:type="dxa"/>
             <w:tcBorders>
               <w:top w:val="single" w:sz="4" w:space="0" w:color="auto"/>
               <w:left w:val="nil"/>
@@ -5517,42 +4277,20 @@
                 <w:sz w:val="22"/>
                 <w:szCs w:val="22"/>
               </w:rPr>
-              <w:t>2</w:t>
-            </w:r>
-            <w:r>
-              <w:rPr>
-                <w:rFonts w:ascii="Calibri" w:hAnsi="Calibri" w:cs="Calibri"/>
-                <w:b/>
-                <w:bCs/>
-                <w:color w:val="000000"/>
-                <w:sz w:val="22"/>
-                <w:szCs w:val="22"/>
-              </w:rPr>
-              <w:t>2</w:t>
-            </w:r>
-            <w:r>
-              <w:rPr>
-                <w:rFonts w:ascii="Calibri" w:hAnsi="Calibri" w:cs="Calibri"/>
-                <w:b/>
-                <w:bCs/>
-                <w:color w:val="000000"/>
-                <w:sz w:val="22"/>
-                <w:szCs w:val="22"/>
-              </w:rPr>
-              <w:t>.</w:t>
+              <w:t>22.</w:t>
             </w:r>
           </w:p>
         </w:tc>
       </w:tr>
       <w:tr>
         <w:trPr>
-          <w:trHeight w:val="888"/>
+          <w:trHeight w:val="851"/>
         </w:trPr>
         <w:tc>
           <w:tcPr>
-            <w:tcW w:w="743" w:type="dxa"/>
-            <w:tcBorders>
-              <w:top w:val="nil"/>
+            <w:tcW w:w="754" w:type="dxa"/>
+            <w:tcBorders>
+              <w:top w:val="single" w:sz="4" w:space="0" w:color="auto"/>
               <w:left w:val="single" w:sz="4" w:space="0" w:color="auto"/>
               <w:bottom w:val="single" w:sz="4" w:space="0" w:color="auto"/>
               <w:right w:val="single" w:sz="4" w:space="0" w:color="auto"/>
@@ -5581,132 +4319,88 @@
                 <w:sz w:val="22"/>
                 <w:szCs w:val="22"/>
               </w:rPr>
-              <w:t>2</w:t>
-            </w:r>
-            <w:r>
-              <w:rPr>
-                <w:rFonts w:ascii="Calibri" w:hAnsi="Calibri" w:cs="Calibri"/>
-                <w:b/>
-                <w:bCs/>
-                <w:color w:val="000000"/>
-                <w:sz w:val="22"/>
-                <w:szCs w:val="22"/>
-              </w:rPr>
-              <w:t>3</w:t>
-            </w:r>
-          </w:p>
-        </w:tc>
-        <w:tc>
-          <w:tcPr>
-            <w:tcW w:w="3175" w:type="dxa"/>
-            <w:tcBorders>
-              <w:top w:val="nil"/>
-              <w:left w:val="nil"/>
-              <w:bottom w:val="single" w:sz="4" w:space="0" w:color="auto"/>
-              <w:right w:val="single" w:sz="4" w:space="0" w:color="auto"/>
-            </w:tcBorders>
-            <w:noWrap/>
-            <w:vAlign w:val="bottom"/>
-          </w:tcPr>
-          <w:p>
-            <w:pPr>
-              <w:rPr>
-                <w:rFonts w:ascii="Calibri" w:hAnsi="Calibri" w:cs="Calibri"/>
-                <w:b/>
-                <w:bCs/>
-                <w:color w:val="000000"/>
-                <w:sz w:val="22"/>
-                <w:szCs w:val="22"/>
-              </w:rPr>
-            </w:pPr>
-            <w:r>
-              <w:rPr>
-                <w:rFonts w:ascii="Calibri" w:hAnsi="Calibri" w:cs="Calibri"/>
-                <w:b/>
-                <w:bCs/>
-                <w:color w:val="000000"/>
-                <w:sz w:val="22"/>
-                <w:szCs w:val="22"/>
-              </w:rPr>
-              <w:t> </w:t>
-            </w:r>
-          </w:p>
-        </w:tc>
-        <w:tc>
-          <w:tcPr>
-            <w:tcW w:w="3796" w:type="dxa"/>
-            <w:tcBorders>
-              <w:top w:val="nil"/>
-              <w:left w:val="nil"/>
-              <w:bottom w:val="single" w:sz="4" w:space="0" w:color="auto"/>
-              <w:right w:val="single" w:sz="4" w:space="0" w:color="auto"/>
-            </w:tcBorders>
-            <w:noWrap/>
-            <w:vAlign w:val="bottom"/>
-          </w:tcPr>
-          <w:p>
-            <w:pPr>
-              <w:rPr>
-                <w:rFonts w:ascii="Calibri" w:hAnsi="Calibri" w:cs="Calibri"/>
-                <w:b/>
-                <w:bCs/>
-                <w:color w:val="000000"/>
-                <w:sz w:val="22"/>
-                <w:szCs w:val="22"/>
-              </w:rPr>
-            </w:pPr>
-            <w:r>
-              <w:rPr>
-                <w:rFonts w:ascii="Calibri" w:hAnsi="Calibri" w:cs="Calibri"/>
-                <w:b/>
-                <w:bCs/>
-                <w:color w:val="000000"/>
-                <w:sz w:val="22"/>
-                <w:szCs w:val="22"/>
-              </w:rPr>
-              <w:t> </w:t>
-            </w:r>
-          </w:p>
-        </w:tc>
-        <w:tc>
-          <w:tcPr>
-            <w:tcW w:w="3225" w:type="dxa"/>
-            <w:tcBorders>
-              <w:top w:val="nil"/>
-              <w:left w:val="nil"/>
-              <w:bottom w:val="single" w:sz="4" w:space="0" w:color="auto"/>
-              <w:right w:val="single" w:sz="4" w:space="0" w:color="auto"/>
-            </w:tcBorders>
-            <w:noWrap/>
-            <w:vAlign w:val="bottom"/>
-          </w:tcPr>
-          <w:p>
-            <w:pPr>
-              <w:rPr>
-                <w:rFonts w:ascii="Calibri" w:hAnsi="Calibri" w:cs="Calibri"/>
-                <w:b/>
-                <w:bCs/>
-                <w:color w:val="000000"/>
-                <w:sz w:val="22"/>
-                <w:szCs w:val="22"/>
-              </w:rPr>
-            </w:pPr>
-            <w:r>
-              <w:rPr>
-                <w:rFonts w:ascii="Calibri" w:hAnsi="Calibri" w:cs="Calibri"/>
-                <w:b/>
-                <w:bCs/>
-                <w:color w:val="000000"/>
-                <w:sz w:val="22"/>
-                <w:szCs w:val="22"/>
-              </w:rPr>
-              <w:t> </w:t>
-            </w:r>
-          </w:p>
-        </w:tc>
-        <w:tc>
-          <w:tcPr>
-            <w:tcW w:w="4118" w:type="dxa"/>
+              <w:t>23</w:t>
+            </w:r>
+          </w:p>
+        </w:tc>
+        <w:tc>
+          <w:tcPr>
+            <w:tcW w:w="3220" w:type="dxa"/>
+            <w:tcBorders>
+              <w:top w:val="single" w:sz="4" w:space="0" w:color="auto"/>
+              <w:left w:val="nil"/>
+              <w:bottom w:val="single" w:sz="4" w:space="0" w:color="auto"/>
+              <w:right w:val="single" w:sz="4" w:space="0" w:color="auto"/>
+            </w:tcBorders>
+            <w:noWrap/>
+            <w:vAlign w:val="bottom"/>
+          </w:tcPr>
+          <w:p>
+            <w:pPr>
+              <w:rPr>
+                <w:rFonts w:ascii="Calibri" w:hAnsi="Calibri" w:cs="Calibri"/>
+                <w:b/>
+                <w:bCs/>
+                <w:color w:val="000000"/>
+                <w:sz w:val="22"/>
+                <w:szCs w:val="22"/>
+              </w:rPr>
+            </w:pPr>
+          </w:p>
+        </w:tc>
+        <w:tc>
+          <w:tcPr>
+            <w:tcW w:w="3849" w:type="dxa"/>
+            <w:tcBorders>
+              <w:top w:val="single" w:sz="4" w:space="0" w:color="auto"/>
+              <w:left w:val="nil"/>
+              <w:bottom w:val="single" w:sz="4" w:space="0" w:color="auto"/>
+              <w:right w:val="single" w:sz="4" w:space="0" w:color="auto"/>
+            </w:tcBorders>
+            <w:noWrap/>
+            <w:vAlign w:val="bottom"/>
+          </w:tcPr>
+          <w:p>
+            <w:pPr>
+              <w:rPr>
+                <w:rFonts w:ascii="Calibri" w:hAnsi="Calibri" w:cs="Calibri"/>
+                <w:b/>
+                <w:bCs/>
+                <w:color w:val="000000"/>
+                <w:sz w:val="22"/>
+                <w:szCs w:val="22"/>
+              </w:rPr>
+            </w:pPr>
+          </w:p>
+        </w:tc>
+        <w:tc>
+          <w:tcPr>
+            <w:tcW w:w="3270" w:type="dxa"/>
+            <w:tcBorders>
+              <w:top w:val="single" w:sz="4" w:space="0" w:color="auto"/>
+              <w:left w:val="nil"/>
+              <w:bottom w:val="single" w:sz="4" w:space="0" w:color="auto"/>
+              <w:right w:val="single" w:sz="4" w:space="0" w:color="auto"/>
+            </w:tcBorders>
+            <w:noWrap/>
+            <w:vAlign w:val="bottom"/>
+          </w:tcPr>
+          <w:p>
+            <w:pPr>
+              <w:rPr>
+                <w:rFonts w:ascii="Calibri" w:hAnsi="Calibri" w:cs="Calibri"/>
+                <w:b/>
+                <w:bCs/>
+                <w:color w:val="000000"/>
+                <w:sz w:val="22"/>
+                <w:szCs w:val="22"/>
+              </w:rPr>
+            </w:pPr>
+          </w:p>
+        </w:tc>
+        <w:tc>
+          <w:tcPr>
+            <w:tcW w:w="4176" w:type="dxa"/>
             <w:tcBorders>
               <w:top w:val="single" w:sz="4" w:space="0" w:color="auto"/>
               <w:left w:val="nil"/>
@@ -5736,42 +4430,20 @@
                 <w:sz w:val="22"/>
                 <w:szCs w:val="22"/>
               </w:rPr>
-              <w:t>2</w:t>
-            </w:r>
-            <w:r>
-              <w:rPr>
-                <w:rFonts w:ascii="Calibri" w:hAnsi="Calibri" w:cs="Calibri"/>
-                <w:b/>
-                <w:bCs/>
-                <w:color w:val="000000"/>
-                <w:sz w:val="22"/>
-                <w:szCs w:val="22"/>
-              </w:rPr>
-              <w:t>3</w:t>
-            </w:r>
-            <w:r>
-              <w:rPr>
-                <w:rFonts w:ascii="Calibri" w:hAnsi="Calibri" w:cs="Calibri"/>
-                <w:b/>
-                <w:bCs/>
-                <w:color w:val="000000"/>
-                <w:sz w:val="22"/>
-                <w:szCs w:val="22"/>
-              </w:rPr>
-              <w:t>.</w:t>
+              <w:t>23.</w:t>
             </w:r>
           </w:p>
         </w:tc>
       </w:tr>
       <w:tr>
         <w:trPr>
-          <w:trHeight w:val="888"/>
+          <w:trHeight w:val="851"/>
         </w:trPr>
         <w:tc>
           <w:tcPr>
-            <w:tcW w:w="743" w:type="dxa"/>
-            <w:tcBorders>
-              <w:top w:val="nil"/>
+            <w:tcW w:w="754" w:type="dxa"/>
+            <w:tcBorders>
+              <w:top w:val="single" w:sz="4" w:space="0" w:color="auto"/>
               <w:left w:val="single" w:sz="4" w:space="0" w:color="auto"/>
               <w:bottom w:val="single" w:sz="4" w:space="0" w:color="auto"/>
               <w:right w:val="single" w:sz="4" w:space="0" w:color="auto"/>
@@ -5800,132 +4472,88 @@
                 <w:sz w:val="22"/>
                 <w:szCs w:val="22"/>
               </w:rPr>
-              <w:t>2</w:t>
-            </w:r>
-            <w:r>
-              <w:rPr>
-                <w:rFonts w:ascii="Calibri" w:hAnsi="Calibri" w:cs="Calibri"/>
-                <w:b/>
-                <w:bCs/>
-                <w:color w:val="000000"/>
-                <w:sz w:val="22"/>
-                <w:szCs w:val="22"/>
-              </w:rPr>
-              <w:t>4</w:t>
-            </w:r>
-          </w:p>
-        </w:tc>
-        <w:tc>
-          <w:tcPr>
-            <w:tcW w:w="3175" w:type="dxa"/>
-            <w:tcBorders>
-              <w:top w:val="nil"/>
-              <w:left w:val="nil"/>
-              <w:bottom w:val="single" w:sz="4" w:space="0" w:color="auto"/>
-              <w:right w:val="single" w:sz="4" w:space="0" w:color="auto"/>
-            </w:tcBorders>
-            <w:noWrap/>
-            <w:vAlign w:val="bottom"/>
-          </w:tcPr>
-          <w:p>
-            <w:pPr>
-              <w:rPr>
-                <w:rFonts w:ascii="Calibri" w:hAnsi="Calibri" w:cs="Calibri"/>
-                <w:b/>
-                <w:bCs/>
-                <w:color w:val="000000"/>
-                <w:sz w:val="22"/>
-                <w:szCs w:val="22"/>
-              </w:rPr>
-            </w:pPr>
-            <w:r>
-              <w:rPr>
-                <w:rFonts w:ascii="Calibri" w:hAnsi="Calibri" w:cs="Calibri"/>
-                <w:b/>
-                <w:bCs/>
-                <w:color w:val="000000"/>
-                <w:sz w:val="22"/>
-                <w:szCs w:val="22"/>
-              </w:rPr>
-              <w:t> </w:t>
-            </w:r>
-          </w:p>
-        </w:tc>
-        <w:tc>
-          <w:tcPr>
-            <w:tcW w:w="3796" w:type="dxa"/>
-            <w:tcBorders>
-              <w:top w:val="nil"/>
-              <w:left w:val="nil"/>
-              <w:bottom w:val="single" w:sz="4" w:space="0" w:color="auto"/>
-              <w:right w:val="single" w:sz="4" w:space="0" w:color="auto"/>
-            </w:tcBorders>
-            <w:noWrap/>
-            <w:vAlign w:val="bottom"/>
-          </w:tcPr>
-          <w:p>
-            <w:pPr>
-              <w:rPr>
-                <w:rFonts w:ascii="Calibri" w:hAnsi="Calibri" w:cs="Calibri"/>
-                <w:b/>
-                <w:bCs/>
-                <w:color w:val="000000"/>
-                <w:sz w:val="22"/>
-                <w:szCs w:val="22"/>
-              </w:rPr>
-            </w:pPr>
-            <w:r>
-              <w:rPr>
-                <w:rFonts w:ascii="Calibri" w:hAnsi="Calibri" w:cs="Calibri"/>
-                <w:b/>
-                <w:bCs/>
-                <w:color w:val="000000"/>
-                <w:sz w:val="22"/>
-                <w:szCs w:val="22"/>
-              </w:rPr>
-              <w:t> </w:t>
-            </w:r>
-          </w:p>
-        </w:tc>
-        <w:tc>
-          <w:tcPr>
-            <w:tcW w:w="3225" w:type="dxa"/>
-            <w:tcBorders>
-              <w:top w:val="nil"/>
-              <w:left w:val="nil"/>
-              <w:bottom w:val="single" w:sz="4" w:space="0" w:color="auto"/>
-              <w:right w:val="single" w:sz="4" w:space="0" w:color="auto"/>
-            </w:tcBorders>
-            <w:noWrap/>
-            <w:vAlign w:val="bottom"/>
-          </w:tcPr>
-          <w:p>
-            <w:pPr>
-              <w:rPr>
-                <w:rFonts w:ascii="Calibri" w:hAnsi="Calibri" w:cs="Calibri"/>
-                <w:b/>
-                <w:bCs/>
-                <w:color w:val="000000"/>
-                <w:sz w:val="22"/>
-                <w:szCs w:val="22"/>
-              </w:rPr>
-            </w:pPr>
-            <w:r>
-              <w:rPr>
-                <w:rFonts w:ascii="Calibri" w:hAnsi="Calibri" w:cs="Calibri"/>
-                <w:b/>
-                <w:bCs/>
-                <w:color w:val="000000"/>
-                <w:sz w:val="22"/>
-                <w:szCs w:val="22"/>
-              </w:rPr>
-              <w:t> </w:t>
-            </w:r>
-          </w:p>
-        </w:tc>
-        <w:tc>
-          <w:tcPr>
-            <w:tcW w:w="4118" w:type="dxa"/>
+              <w:t>24</w:t>
+            </w:r>
+          </w:p>
+        </w:tc>
+        <w:tc>
+          <w:tcPr>
+            <w:tcW w:w="3220" w:type="dxa"/>
+            <w:tcBorders>
+              <w:top w:val="single" w:sz="4" w:space="0" w:color="auto"/>
+              <w:left w:val="nil"/>
+              <w:bottom w:val="single" w:sz="4" w:space="0" w:color="auto"/>
+              <w:right w:val="single" w:sz="4" w:space="0" w:color="auto"/>
+            </w:tcBorders>
+            <w:noWrap/>
+            <w:vAlign w:val="bottom"/>
+          </w:tcPr>
+          <w:p>
+            <w:pPr>
+              <w:rPr>
+                <w:rFonts w:ascii="Calibri" w:hAnsi="Calibri" w:cs="Calibri"/>
+                <w:b/>
+                <w:bCs/>
+                <w:color w:val="000000"/>
+                <w:sz w:val="22"/>
+                <w:szCs w:val="22"/>
+              </w:rPr>
+            </w:pPr>
+          </w:p>
+        </w:tc>
+        <w:tc>
+          <w:tcPr>
+            <w:tcW w:w="3849" w:type="dxa"/>
+            <w:tcBorders>
+              <w:top w:val="single" w:sz="4" w:space="0" w:color="auto"/>
+              <w:left w:val="nil"/>
+              <w:bottom w:val="single" w:sz="4" w:space="0" w:color="auto"/>
+              <w:right w:val="single" w:sz="4" w:space="0" w:color="auto"/>
+            </w:tcBorders>
+            <w:noWrap/>
+            <w:vAlign w:val="bottom"/>
+          </w:tcPr>
+          <w:p>
+            <w:pPr>
+              <w:rPr>
+                <w:rFonts w:ascii="Calibri" w:hAnsi="Calibri" w:cs="Calibri"/>
+                <w:b/>
+                <w:bCs/>
+                <w:color w:val="000000"/>
+                <w:sz w:val="22"/>
+                <w:szCs w:val="22"/>
+              </w:rPr>
+            </w:pPr>
+          </w:p>
+        </w:tc>
+        <w:tc>
+          <w:tcPr>
+            <w:tcW w:w="3270" w:type="dxa"/>
+            <w:tcBorders>
+              <w:top w:val="single" w:sz="4" w:space="0" w:color="auto"/>
+              <w:left w:val="nil"/>
+              <w:bottom w:val="single" w:sz="4" w:space="0" w:color="auto"/>
+              <w:right w:val="single" w:sz="4" w:space="0" w:color="auto"/>
+            </w:tcBorders>
+            <w:noWrap/>
+            <w:vAlign w:val="bottom"/>
+          </w:tcPr>
+          <w:p>
+            <w:pPr>
+              <w:rPr>
+                <w:rFonts w:ascii="Calibri" w:hAnsi="Calibri" w:cs="Calibri"/>
+                <w:b/>
+                <w:bCs/>
+                <w:color w:val="000000"/>
+                <w:sz w:val="22"/>
+                <w:szCs w:val="22"/>
+              </w:rPr>
+            </w:pPr>
+          </w:p>
+        </w:tc>
+        <w:tc>
+          <w:tcPr>
+            <w:tcW w:w="4176" w:type="dxa"/>
             <w:tcBorders>
               <w:top w:val="single" w:sz="4" w:space="0" w:color="auto"/>
               <w:left w:val="nil"/>
@@ -5956,42 +4584,20 @@
                 <w:sz w:val="22"/>
                 <w:szCs w:val="22"/>
               </w:rPr>
-              <w:t>2</w:t>
-            </w:r>
-            <w:r>
-              <w:rPr>
-                <w:rFonts w:ascii="Calibri" w:hAnsi="Calibri" w:cs="Calibri"/>
-                <w:b/>
-                <w:bCs/>
-                <w:color w:val="000000"/>
-                <w:sz w:val="22"/>
-                <w:szCs w:val="22"/>
-              </w:rPr>
-              <w:t>4</w:t>
-            </w:r>
-            <w:r>
-              <w:rPr>
-                <w:rFonts w:ascii="Calibri" w:hAnsi="Calibri" w:cs="Calibri"/>
-                <w:b/>
-                <w:bCs/>
-                <w:color w:val="000000"/>
-                <w:sz w:val="22"/>
-                <w:szCs w:val="22"/>
-              </w:rPr>
-              <w:t>.</w:t>
+              <w:t>24.</w:t>
             </w:r>
           </w:p>
         </w:tc>
       </w:tr>
       <w:tr>
         <w:trPr>
-          <w:trHeight w:val="888"/>
+          <w:trHeight w:val="851"/>
         </w:trPr>
         <w:tc>
           <w:tcPr>
-            <w:tcW w:w="743" w:type="dxa"/>
-            <w:tcBorders>
-              <w:top w:val="nil"/>
+            <w:tcW w:w="754" w:type="dxa"/>
+            <w:tcBorders>
+              <w:top w:val="single" w:sz="4" w:space="0" w:color="auto"/>
               <w:left w:val="single" w:sz="4" w:space="0" w:color="auto"/>
               <w:bottom w:val="single" w:sz="4" w:space="0" w:color="auto"/>
               <w:right w:val="single" w:sz="4" w:space="0" w:color="auto"/>
@@ -6020,132 +4626,88 @@
                 <w:sz w:val="22"/>
                 <w:szCs w:val="22"/>
               </w:rPr>
-              <w:t>2</w:t>
-            </w:r>
-            <w:r>
-              <w:rPr>
-                <w:rFonts w:ascii="Calibri" w:hAnsi="Calibri" w:cs="Calibri"/>
-                <w:b/>
-                <w:bCs/>
-                <w:color w:val="000000"/>
-                <w:sz w:val="22"/>
-                <w:szCs w:val="22"/>
-              </w:rPr>
-              <w:t>5</w:t>
-            </w:r>
-          </w:p>
-        </w:tc>
-        <w:tc>
-          <w:tcPr>
-            <w:tcW w:w="3175" w:type="dxa"/>
-            <w:tcBorders>
-              <w:top w:val="nil"/>
-              <w:left w:val="nil"/>
-              <w:bottom w:val="single" w:sz="4" w:space="0" w:color="auto"/>
-              <w:right w:val="single" w:sz="4" w:space="0" w:color="auto"/>
-            </w:tcBorders>
-            <w:noWrap/>
-            <w:vAlign w:val="bottom"/>
-          </w:tcPr>
-          <w:p>
-            <w:pPr>
-              <w:rPr>
-                <w:rFonts w:ascii="Calibri" w:hAnsi="Calibri" w:cs="Calibri"/>
-                <w:b/>
-                <w:bCs/>
-                <w:color w:val="000000"/>
-                <w:sz w:val="22"/>
-                <w:szCs w:val="22"/>
-              </w:rPr>
-            </w:pPr>
-            <w:r>
-              <w:rPr>
-                <w:rFonts w:ascii="Calibri" w:hAnsi="Calibri" w:cs="Calibri"/>
-                <w:b/>
-                <w:bCs/>
-                <w:color w:val="000000"/>
-                <w:sz w:val="22"/>
-                <w:szCs w:val="22"/>
-              </w:rPr>
-              <w:t> </w:t>
-            </w:r>
-          </w:p>
-        </w:tc>
-        <w:tc>
-          <w:tcPr>
-            <w:tcW w:w="3796" w:type="dxa"/>
-            <w:tcBorders>
-              <w:top w:val="nil"/>
-              <w:left w:val="nil"/>
-              <w:bottom w:val="single" w:sz="4" w:space="0" w:color="auto"/>
-              <w:right w:val="single" w:sz="4" w:space="0" w:color="auto"/>
-            </w:tcBorders>
-            <w:noWrap/>
-            <w:vAlign w:val="bottom"/>
-          </w:tcPr>
-          <w:p>
-            <w:pPr>
-              <w:rPr>
-                <w:rFonts w:ascii="Calibri" w:hAnsi="Calibri" w:cs="Calibri"/>
-                <w:b/>
-                <w:bCs/>
-                <w:color w:val="000000"/>
-                <w:sz w:val="22"/>
-                <w:szCs w:val="22"/>
-              </w:rPr>
-            </w:pPr>
-            <w:r>
-              <w:rPr>
-                <w:rFonts w:ascii="Calibri" w:hAnsi="Calibri" w:cs="Calibri"/>
-                <w:b/>
-                <w:bCs/>
-                <w:color w:val="000000"/>
-                <w:sz w:val="22"/>
-                <w:szCs w:val="22"/>
-              </w:rPr>
-              <w:t> </w:t>
-            </w:r>
-          </w:p>
-        </w:tc>
-        <w:tc>
-          <w:tcPr>
-            <w:tcW w:w="3225" w:type="dxa"/>
-            <w:tcBorders>
-              <w:top w:val="nil"/>
-              <w:left w:val="nil"/>
-              <w:bottom w:val="single" w:sz="4" w:space="0" w:color="auto"/>
-              <w:right w:val="single" w:sz="4" w:space="0" w:color="auto"/>
-            </w:tcBorders>
-            <w:noWrap/>
-            <w:vAlign w:val="bottom"/>
-          </w:tcPr>
-          <w:p>
-            <w:pPr>
-              <w:rPr>
-                <w:rFonts w:ascii="Calibri" w:hAnsi="Calibri" w:cs="Calibri"/>
-                <w:b/>
-                <w:bCs/>
-                <w:color w:val="000000"/>
-                <w:sz w:val="22"/>
-                <w:szCs w:val="22"/>
-              </w:rPr>
-            </w:pPr>
-            <w:r>
-              <w:rPr>
-                <w:rFonts w:ascii="Calibri" w:hAnsi="Calibri" w:cs="Calibri"/>
-                <w:b/>
-                <w:bCs/>
-                <w:color w:val="000000"/>
-                <w:sz w:val="22"/>
-                <w:szCs w:val="22"/>
-              </w:rPr>
-              <w:t> </w:t>
-            </w:r>
-          </w:p>
-        </w:tc>
-        <w:tc>
-          <w:tcPr>
-            <w:tcW w:w="4118" w:type="dxa"/>
+              <w:t>25</w:t>
+            </w:r>
+          </w:p>
+        </w:tc>
+        <w:tc>
+          <w:tcPr>
+            <w:tcW w:w="3220" w:type="dxa"/>
+            <w:tcBorders>
+              <w:top w:val="single" w:sz="4" w:space="0" w:color="auto"/>
+              <w:left w:val="nil"/>
+              <w:bottom w:val="single" w:sz="4" w:space="0" w:color="auto"/>
+              <w:right w:val="single" w:sz="4" w:space="0" w:color="auto"/>
+            </w:tcBorders>
+            <w:noWrap/>
+            <w:vAlign w:val="bottom"/>
+          </w:tcPr>
+          <w:p>
+            <w:pPr>
+              <w:rPr>
+                <w:rFonts w:ascii="Calibri" w:hAnsi="Calibri" w:cs="Calibri"/>
+                <w:b/>
+                <w:bCs/>
+                <w:color w:val="000000"/>
+                <w:sz w:val="22"/>
+                <w:szCs w:val="22"/>
+              </w:rPr>
+            </w:pPr>
+          </w:p>
+        </w:tc>
+        <w:tc>
+          <w:tcPr>
+            <w:tcW w:w="3849" w:type="dxa"/>
+            <w:tcBorders>
+              <w:top w:val="single" w:sz="4" w:space="0" w:color="auto"/>
+              <w:left w:val="nil"/>
+              <w:bottom w:val="single" w:sz="4" w:space="0" w:color="auto"/>
+              <w:right w:val="single" w:sz="4" w:space="0" w:color="auto"/>
+            </w:tcBorders>
+            <w:noWrap/>
+            <w:vAlign w:val="bottom"/>
+          </w:tcPr>
+          <w:p>
+            <w:pPr>
+              <w:rPr>
+                <w:rFonts w:ascii="Calibri" w:hAnsi="Calibri" w:cs="Calibri"/>
+                <w:b/>
+                <w:bCs/>
+                <w:color w:val="000000"/>
+                <w:sz w:val="22"/>
+                <w:szCs w:val="22"/>
+              </w:rPr>
+            </w:pPr>
+          </w:p>
+        </w:tc>
+        <w:tc>
+          <w:tcPr>
+            <w:tcW w:w="3270" w:type="dxa"/>
+            <w:tcBorders>
+              <w:top w:val="single" w:sz="4" w:space="0" w:color="auto"/>
+              <w:left w:val="nil"/>
+              <w:bottom w:val="single" w:sz="4" w:space="0" w:color="auto"/>
+              <w:right w:val="single" w:sz="4" w:space="0" w:color="auto"/>
+            </w:tcBorders>
+            <w:noWrap/>
+            <w:vAlign w:val="bottom"/>
+          </w:tcPr>
+          <w:p>
+            <w:pPr>
+              <w:rPr>
+                <w:rFonts w:ascii="Calibri" w:hAnsi="Calibri" w:cs="Calibri"/>
+                <w:b/>
+                <w:bCs/>
+                <w:color w:val="000000"/>
+                <w:sz w:val="22"/>
+                <w:szCs w:val="22"/>
+              </w:rPr>
+            </w:pPr>
+          </w:p>
+        </w:tc>
+        <w:tc>
+          <w:tcPr>
+            <w:tcW w:w="4176" w:type="dxa"/>
             <w:tcBorders>
               <w:top w:val="single" w:sz="4" w:space="0" w:color="auto"/>
               <w:left w:val="nil"/>
@@ -6175,29 +4737,7 @@
                 <w:sz w:val="22"/>
                 <w:szCs w:val="22"/>
               </w:rPr>
-              <w:t>2</w:t>
-            </w:r>
-            <w:r>
-              <w:rPr>
-                <w:rFonts w:ascii="Calibri" w:hAnsi="Calibri" w:cs="Calibri"/>
-                <w:b/>
-                <w:bCs/>
-                <w:color w:val="000000"/>
-                <w:sz w:val="22"/>
-                <w:szCs w:val="22"/>
-              </w:rPr>
-              <w:t>5</w:t>
-            </w:r>
-            <w:r>
-              <w:rPr>
-                <w:rFonts w:ascii="Calibri" w:hAnsi="Calibri" w:cs="Calibri"/>
-                <w:b/>
-                <w:bCs/>
-                <w:color w:val="000000"/>
-                <w:sz w:val="22"/>
-                <w:szCs w:val="22"/>
-              </w:rPr>
-              <w:t>.</w:t>
+              <w:t>25.</w:t>
             </w:r>
           </w:p>
         </w:tc>
@@ -6212,7 +4752,7 @@
     </w:p>
     <w:sectPr>
       <w:pgSz w:w="16838" w:h="11906" w:orient="landscape" w:code="9"/>
-      <w:pgMar w:top="1440" w:right="1440" w:bottom="1440" w:left="1440" w:header="720" w:footer="720" w:gutter="0"/>
+      <w:pgMar w:top="1134" w:right="1440" w:bottom="1440" w:left="1440" w:header="720" w:footer="720" w:gutter="0"/>
       <w:cols w:space="720"/>
       <w:docGrid w:linePitch="360"/>
     </w:sectPr>

--- a/Master Folder/Master BA Timlak Konsultan/!Daftar Hadir.docx
+++ b/Master Folder/Master BA Timlak Konsultan/!Daftar Hadir.docx
@@ -202,9 +202,8 @@
         <w:rPr>
           <w:sz w:val="28"/>
           <w:szCs w:val="28"/>
-          <w:lang w:val="id-ID"/>
         </w:rPr>
-        <w:t>DH</w:t>
+        <w:t>reviu</w:t>
       </w:r>
       <w:r>
         <w:rPr>
@@ -273,7 +272,24 @@
           <w:szCs w:val="28"/>
           <w:lang w:val="id-ID"/>
         </w:rPr>
-        <w:t>{tanggal_DH}</w:t>
+        <w:t>{tanggal_</w:t>
+      </w:r>
+      <w:r>
+        <w:rPr>
+          <w:color w:val="000000" w:themeColor="text1"/>
+          <w:sz w:val="28"/>
+          <w:szCs w:val="28"/>
+        </w:rPr>
+        <w:t>reviu</w:t>
+      </w:r>
+      <w:r>
+        <w:rPr>
+          <w:color w:val="000000" w:themeColor="text1"/>
+          <w:sz w:val="28"/>
+          <w:szCs w:val="28"/>
+          <w:lang w:val="id-ID"/>
+        </w:rPr>
+        <w:t>}</w:t>
       </w:r>
     </w:p>
     <w:p>

--- a/Master Folder/Master BA Timlak Konsultan/!Daftar Hadir.docx
+++ b/Master Folder/Master BA Timlak Konsultan/!Daftar Hadir.docx
@@ -1,6 +1,6 @@
 
 <file path=word/document.xml><?xml version="1.0" encoding="utf-8"?>
-<w:document xmlns:wpc="http://schemas.microsoft.com/office/word/2010/wordprocessingCanvas" xmlns:cx="http://schemas.microsoft.com/office/drawing/2014/chartex" xmlns:cx1="http://schemas.microsoft.com/office/drawing/2015/9/8/chartex" xmlns:cx2="http://schemas.microsoft.com/office/drawing/2015/10/21/chartex" xmlns:cx3="http://schemas.microsoft.com/office/drawing/2016/5/9/chartex" xmlns:cx4="http://schemas.microsoft.com/office/drawing/2016/5/10/chartex" xmlns:cx5="http://schemas.microsoft.com/office/drawing/2016/5/11/chartex" xmlns:cx6="http://schemas.microsoft.com/office/drawing/2016/5/12/chartex" xmlns:cx7="http://schemas.microsoft.com/office/drawing/2016/5/13/chartex" xmlns:cx8="http://schemas.microsoft.com/office/drawing/2016/5/14/chartex" xmlns:mc="http://schemas.openxmlformats.org/markup-compatibility/2006" xmlns:aink="http://schemas.microsoft.com/office/drawing/2016/ink" xmlns:am3d="http://schemas.microsoft.com/office/drawing/2017/model3d" xmlns:o="urn:schemas-microsoft-com:office:office" xmlns:r="http://schemas.openxmlformats.org/officeDocument/2006/relationships" xmlns:m="http://schemas.openxmlformats.org/officeDocument/2006/math" xmlns:v="urn:schemas-microsoft-com:vml" xmlns:wp14="http://schemas.microsoft.com/office/word/2010/wordprocessingDrawing" xmlns:wp="http://schemas.openxmlformats.org/drawingml/2006/wordprocessingDrawing" xmlns:w10="urn:schemas-microsoft-com:office:word" xmlns:w="http://schemas.openxmlformats.org/wordprocessingml/2006/main" xmlns:w14="http://schemas.microsoft.com/office/word/2010/wordml" xmlns:w15="http://schemas.microsoft.com/office/word/2012/wordml" xmlns:w16cex="http://schemas.microsoft.com/office/word/2018/wordml/cex" xmlns:w16cid="http://schemas.microsoft.com/office/word/2016/wordml/cid" xmlns:w16="http://schemas.microsoft.com/office/word/2018/wordml" xmlns:w16sdtdh="http://schemas.microsoft.com/office/word/2020/wordml/sdtdatahash" xmlns:w16se="http://schemas.microsoft.com/office/word/2015/wordml/symex" xmlns:wpg="http://schemas.microsoft.com/office/word/2010/wordprocessingGroup" xmlns:wpi="http://schemas.microsoft.com/office/word/2010/wordprocessingInk" xmlns:wne="http://schemas.microsoft.com/office/word/2006/wordml" xmlns:wps="http://schemas.microsoft.com/office/word/2010/wordprocessingShape" mc:Ignorable="w14 w15 w16se w16cid w16 w16cex w16sdtdh wp14">
+<w:document xmlns:wpc="http://schemas.microsoft.com/office/word/2010/wordprocessingCanvas" xmlns:cx="http://schemas.microsoft.com/office/drawing/2014/chartex" xmlns:cx1="http://schemas.microsoft.com/office/drawing/2015/9/8/chartex" xmlns:cx2="http://schemas.microsoft.com/office/drawing/2015/10/21/chartex" xmlns:cx3="http://schemas.microsoft.com/office/drawing/2016/5/9/chartex" xmlns:cx4="http://schemas.microsoft.com/office/drawing/2016/5/10/chartex" xmlns:cx5="http://schemas.microsoft.com/office/drawing/2016/5/11/chartex" xmlns:cx6="http://schemas.microsoft.com/office/drawing/2016/5/12/chartex" xmlns:cx7="http://schemas.microsoft.com/office/drawing/2016/5/13/chartex" xmlns:cx8="http://schemas.microsoft.com/office/drawing/2016/5/14/chartex" xmlns:mc="http://schemas.openxmlformats.org/markup-compatibility/2006" xmlns:aink="http://schemas.microsoft.com/office/drawing/2016/ink" xmlns:am3d="http://schemas.microsoft.com/office/drawing/2017/model3d" xmlns:o="urn:schemas-microsoft-com:office:office" xmlns:oel="http://schemas.microsoft.com/office/2019/extlst" xmlns:r="http://schemas.openxmlformats.org/officeDocument/2006/relationships" xmlns:m="http://schemas.openxmlformats.org/officeDocument/2006/math" xmlns:v="urn:schemas-microsoft-com:vml" xmlns:wp14="http://schemas.microsoft.com/office/word/2010/wordprocessingDrawing" xmlns:wp="http://schemas.openxmlformats.org/drawingml/2006/wordprocessingDrawing" xmlns:w10="urn:schemas-microsoft-com:office:word" xmlns:w="http://schemas.openxmlformats.org/wordprocessingml/2006/main" xmlns:w14="http://schemas.microsoft.com/office/word/2010/wordml" xmlns:w15="http://schemas.microsoft.com/office/word/2012/wordml" xmlns:w16cex="http://schemas.microsoft.com/office/word/2018/wordml/cex" xmlns:w16cid="http://schemas.microsoft.com/office/word/2016/wordml/cid" xmlns:w16="http://schemas.microsoft.com/office/word/2018/wordml" xmlns:w16du="http://schemas.microsoft.com/office/word/2023/wordml/word16du" xmlns:w16sdtdh="http://schemas.microsoft.com/office/word/2020/wordml/sdtdatahash" xmlns:w16sdtfl="http://schemas.microsoft.com/office/word/2024/wordml/sdtformatlock" xmlns:w16se="http://schemas.microsoft.com/office/word/2015/wordml/symex" xmlns:wpg="http://schemas.microsoft.com/office/word/2010/wordprocessingGroup" xmlns:wpi="http://schemas.microsoft.com/office/word/2010/wordprocessingInk" xmlns:wne="http://schemas.microsoft.com/office/word/2006/wordml" xmlns:wps="http://schemas.microsoft.com/office/word/2010/wordprocessingShape" mc:Ignorable="w14 w15 w16se w16cid w16 w16cex w16sdtdh w16sdtfl w16du wp14">
   <w:body>
     <w:p>
       <w:pPr>
@@ -121,6 +121,7 @@
           <w:lang w:val="sv-SE"/>
         </w:rPr>
       </w:pPr>
+      <w:proofErr w:type="spellStart"/>
       <w:r>
         <w:rPr>
           <w:rFonts w:eastAsia="Calibri"/>
@@ -130,8 +131,33 @@
           <w:szCs w:val="44"/>
           <w:lang w:val="sv-SE"/>
         </w:rPr>
-        <w:t>Daftar Hadir</w:t>
+        <w:t>Daftar</w:t>
       </w:r>
+      <w:proofErr w:type="spellEnd"/>
+      <w:r>
+        <w:rPr>
+          <w:rFonts w:eastAsia="Calibri"/>
+          <w:b/>
+          <w:bCs/>
+          <w:sz w:val="44"/>
+          <w:szCs w:val="44"/>
+          <w:lang w:val="sv-SE"/>
+        </w:rPr>
+        <w:t xml:space="preserve"> </w:t>
+      </w:r>
+      <w:proofErr w:type="spellStart"/>
+      <w:r>
+        <w:rPr>
+          <w:rFonts w:eastAsia="Calibri"/>
+          <w:b/>
+          <w:bCs/>
+          <w:sz w:val="44"/>
+          <w:szCs w:val="44"/>
+          <w:lang w:val="sv-SE"/>
+        </w:rPr>
+        <w:t>Hadir</w:t>
+      </w:r>
+      <w:proofErr w:type="spellEnd"/>
     </w:p>
     <w:p>
       <w:pPr>
@@ -198,6 +224,7 @@
         </w:rPr>
         <w:t>{hari_</w:t>
       </w:r>
+      <w:proofErr w:type="spellStart"/>
       <w:r>
         <w:rPr>
           <w:sz w:val="28"/>
@@ -205,6 +232,7 @@
         </w:rPr>
         <w:t>reviu</w:t>
       </w:r>
+      <w:proofErr w:type="spellEnd"/>
       <w:r>
         <w:rPr>
           <w:sz w:val="28"/>
@@ -274,6 +302,7 @@
         </w:rPr>
         <w:t>{tanggal_</w:t>
       </w:r>
+      <w:proofErr w:type="spellStart"/>
       <w:r>
         <w:rPr>
           <w:color w:val="000000" w:themeColor="text1"/>
@@ -282,6 +311,7 @@
         </w:rPr>
         <w:t>reviu</w:t>
       </w:r>
+      <w:proofErr w:type="spellEnd"/>
       <w:r>
         <w:rPr>
           <w:color w:val="000000" w:themeColor="text1"/>
@@ -342,8 +372,39 @@
           <w:lang w:val="sv-SE"/>
         </w:rPr>
         <w:tab/>
-        <w:t>Kantor BP2JK Wilayah Kalsel</w:t>
+        <w:t xml:space="preserve">Kantor BP2JK </w:t>
       </w:r>
+      <w:proofErr w:type="spellStart"/>
+      <w:r>
+        <w:rPr>
+          <w:color w:val="000000" w:themeColor="text1"/>
+          <w:sz w:val="28"/>
+          <w:szCs w:val="28"/>
+          <w:lang w:val="sv-SE"/>
+        </w:rPr>
+        <w:t>Wilayah</w:t>
+      </w:r>
+      <w:proofErr w:type="spellEnd"/>
+      <w:r>
+        <w:rPr>
+          <w:color w:val="000000" w:themeColor="text1"/>
+          <w:sz w:val="28"/>
+          <w:szCs w:val="28"/>
+          <w:lang w:val="sv-SE"/>
+        </w:rPr>
+        <w:t xml:space="preserve"> </w:t>
+      </w:r>
+      <w:proofErr w:type="spellStart"/>
+      <w:r>
+        <w:rPr>
+          <w:color w:val="000000" w:themeColor="text1"/>
+          <w:sz w:val="28"/>
+          <w:szCs w:val="28"/>
+          <w:lang w:val="sv-SE"/>
+        </w:rPr>
+        <w:t>Kalsel</w:t>
+      </w:r>
+      <w:proofErr w:type="spellEnd"/>
     </w:p>
     <w:p>
       <w:pPr>
@@ -359,6 +420,7 @@
           <w:lang w:val="id-ID"/>
         </w:rPr>
       </w:pPr>
+      <w:proofErr w:type="spellStart"/>
       <w:r>
         <w:rPr>
           <w:color w:val="000000" w:themeColor="text1"/>
@@ -368,6 +430,7 @@
         </w:rPr>
         <w:t>Acara</w:t>
       </w:r>
+      <w:proofErr w:type="spellEnd"/>
       <w:r>
         <w:rPr>
           <w:color w:val="000000" w:themeColor="text1"/>
@@ -396,6 +459,7 @@
         </w:rPr>
         <w:tab/>
       </w:r>
+      <w:proofErr w:type="spellStart"/>
       <w:r>
         <w:rPr>
           <w:color w:val="000000" w:themeColor="text1"/>
@@ -405,6 +469,7 @@
         </w:rPr>
         <w:t>Reviu</w:t>
       </w:r>
+      <w:proofErr w:type="spellEnd"/>
       <w:r>
         <w:rPr>
           <w:color w:val="000000" w:themeColor="text1"/>
@@ -412,8 +477,9 @@
           <w:szCs w:val="28"/>
           <w:lang w:val="sv-SE"/>
         </w:rPr>
-        <w:t xml:space="preserve"> dokumen persiapan pengadaan dan </w:t>
+        <w:t xml:space="preserve"> </w:t>
       </w:r>
+      <w:proofErr w:type="spellStart"/>
       <w:r>
         <w:rPr>
           <w:color w:val="000000" w:themeColor="text1"/>
@@ -423,6 +489,7 @@
         </w:rPr>
         <w:t>dokumen</w:t>
       </w:r>
+      <w:proofErr w:type="spellEnd"/>
       <w:r>
         <w:rPr>
           <w:color w:val="000000" w:themeColor="text1"/>
@@ -430,7 +497,87 @@
           <w:szCs w:val="28"/>
           <w:lang w:val="sv-SE"/>
         </w:rPr>
-        <w:t xml:space="preserve"> pemilihan paket </w:t>
+        <w:t xml:space="preserve"> </w:t>
+      </w:r>
+      <w:proofErr w:type="spellStart"/>
+      <w:r>
+        <w:rPr>
+          <w:color w:val="000000" w:themeColor="text1"/>
+          <w:sz w:val="28"/>
+          <w:szCs w:val="28"/>
+          <w:lang w:val="sv-SE"/>
+        </w:rPr>
+        <w:t>persiapan</w:t>
+      </w:r>
+      <w:proofErr w:type="spellEnd"/>
+      <w:r>
+        <w:rPr>
+          <w:color w:val="000000" w:themeColor="text1"/>
+          <w:sz w:val="28"/>
+          <w:szCs w:val="28"/>
+          <w:lang w:val="sv-SE"/>
+        </w:rPr>
+        <w:t xml:space="preserve"> </w:t>
+      </w:r>
+      <w:proofErr w:type="spellStart"/>
+      <w:r>
+        <w:rPr>
+          <w:color w:val="000000" w:themeColor="text1"/>
+          <w:sz w:val="28"/>
+          <w:szCs w:val="28"/>
+          <w:lang w:val="sv-SE"/>
+        </w:rPr>
+        <w:t>pengadaan</w:t>
+      </w:r>
+      <w:proofErr w:type="spellEnd"/>
+      <w:r>
+        <w:rPr>
+          <w:color w:val="000000" w:themeColor="text1"/>
+          <w:sz w:val="28"/>
+          <w:szCs w:val="28"/>
+          <w:lang w:val="sv-SE"/>
+        </w:rPr>
+        <w:t xml:space="preserve"> dan </w:t>
+      </w:r>
+      <w:proofErr w:type="spellStart"/>
+      <w:r>
+        <w:rPr>
+          <w:color w:val="000000" w:themeColor="text1"/>
+          <w:sz w:val="28"/>
+          <w:szCs w:val="28"/>
+          <w:lang w:val="sv-SE"/>
+        </w:rPr>
+        <w:t>dokumen</w:t>
+      </w:r>
+      <w:proofErr w:type="spellEnd"/>
+      <w:r>
+        <w:rPr>
+          <w:color w:val="000000" w:themeColor="text1"/>
+          <w:sz w:val="28"/>
+          <w:szCs w:val="28"/>
+          <w:lang w:val="sv-SE"/>
+        </w:rPr>
+        <w:t xml:space="preserve"> </w:t>
+      </w:r>
+      <w:proofErr w:type="spellStart"/>
+      <w:r>
+        <w:rPr>
+          <w:color w:val="000000" w:themeColor="text1"/>
+          <w:sz w:val="28"/>
+          <w:szCs w:val="28"/>
+          <w:lang w:val="sv-SE"/>
+        </w:rPr>
+        <w:t>pemilihan</w:t>
+      </w:r>
+      <w:proofErr w:type="spellEnd"/>
+      <w:r>
+        <w:rPr>
+          <w:color w:val="000000" w:themeColor="text1"/>
+          <w:sz w:val="28"/>
+          <w:szCs w:val="28"/>
+          <w:lang w:val="sv-SE"/>
+        </w:rPr>
+        <w:t xml:space="preserve"> paket </w:t>
       </w:r>
       <w:r>
         <w:rPr>
@@ -438,24 +585,26 @@
           <w:szCs w:val="28"/>
           <w:lang w:val="id-ID"/>
         </w:rPr>
-        <w:t>{nama_paket}</w:t>
+        <w:t>{</w:t>
       </w:r>
-    </w:p>
-    <w:p>
-      <w:pPr>
-        <w:tabs>
-          <w:tab w:val="left" w:pos="2694"/>
-          <w:tab w:val="left" w:pos="2977"/>
-        </w:tabs>
-        <w:ind w:left="2977" w:right="775" w:hanging="1843"/>
-        <w:jc w:val="both"/>
+      <w:proofErr w:type="spellStart"/>
+      <w:r>
         <w:rPr>
-          <w:color w:val="000000" w:themeColor="text1"/>
           <w:sz w:val="28"/>
           <w:szCs w:val="28"/>
           <w:lang w:val="id-ID"/>
         </w:rPr>
-      </w:pPr>
+        <w:t>nama_paket</w:t>
+      </w:r>
+      <w:proofErr w:type="spellEnd"/>
+      <w:r>
+        <w:rPr>
+          <w:sz w:val="28"/>
+          <w:szCs w:val="28"/>
+          <w:lang w:val="id-ID"/>
+        </w:rPr>
+        <w:t>}</w:t>
+      </w:r>
     </w:p>
     <w:p>
       <w:pPr>
@@ -4777,7 +4926,7 @@
 </file>
 
 <file path=word/endnotes.xml><?xml version="1.0" encoding="utf-8"?>
-<w:endnotes xmlns:wpc="http://schemas.microsoft.com/office/word/2010/wordprocessingCanvas" xmlns:cx="http://schemas.microsoft.com/office/drawing/2014/chartex" xmlns:cx1="http://schemas.microsoft.com/office/drawing/2015/9/8/chartex" xmlns:cx2="http://schemas.microsoft.com/office/drawing/2015/10/21/chartex" xmlns:cx3="http://schemas.microsoft.com/office/drawing/2016/5/9/chartex" xmlns:cx4="http://schemas.microsoft.com/office/drawing/2016/5/10/chartex" xmlns:cx5="http://schemas.microsoft.com/office/drawing/2016/5/11/chartex" xmlns:cx6="http://schemas.microsoft.com/office/drawing/2016/5/12/chartex" xmlns:cx7="http://schemas.microsoft.com/office/drawing/2016/5/13/chartex" xmlns:cx8="http://schemas.microsoft.com/office/drawing/2016/5/14/chartex" xmlns:mc="http://schemas.openxmlformats.org/markup-compatibility/2006" xmlns:aink="http://schemas.microsoft.com/office/drawing/2016/ink" xmlns:am3d="http://schemas.microsoft.com/office/drawing/2017/model3d" xmlns:o="urn:schemas-microsoft-com:office:office" xmlns:r="http://schemas.openxmlformats.org/officeDocument/2006/relationships" xmlns:m="http://schemas.openxmlformats.org/officeDocument/2006/math" xmlns:v="urn:schemas-microsoft-com:vml" xmlns:wp14="http://schemas.microsoft.com/office/word/2010/wordprocessingDrawing" xmlns:wp="http://schemas.openxmlformats.org/drawingml/2006/wordprocessingDrawing" xmlns:w10="urn:schemas-microsoft-com:office:word" xmlns:w="http://schemas.openxmlformats.org/wordprocessingml/2006/main" xmlns:w14="http://schemas.microsoft.com/office/word/2010/wordml" xmlns:w15="http://schemas.microsoft.com/office/word/2012/wordml" xmlns:w16cex="http://schemas.microsoft.com/office/word/2018/wordml/cex" xmlns:w16cid="http://schemas.microsoft.com/office/word/2016/wordml/cid" xmlns:w16="http://schemas.microsoft.com/office/word/2018/wordml" xmlns:w16sdtdh="http://schemas.microsoft.com/office/word/2020/wordml/sdtdatahash" xmlns:w16se="http://schemas.microsoft.com/office/word/2015/wordml/symex" xmlns:wpg="http://schemas.microsoft.com/office/word/2010/wordprocessingGroup" xmlns:wpi="http://schemas.microsoft.com/office/word/2010/wordprocessingInk" xmlns:wne="http://schemas.microsoft.com/office/word/2006/wordml" xmlns:wps="http://schemas.microsoft.com/office/word/2010/wordprocessingShape" mc:Ignorable="w14 w15 w16se w16cid w16 w16cex w16sdtdh wp14">
+<w:endnotes xmlns:wpc="http://schemas.microsoft.com/office/word/2010/wordprocessingCanvas" xmlns:cx="http://schemas.microsoft.com/office/drawing/2014/chartex" xmlns:cx1="http://schemas.microsoft.com/office/drawing/2015/9/8/chartex" xmlns:cx2="http://schemas.microsoft.com/office/drawing/2015/10/21/chartex" xmlns:cx3="http://schemas.microsoft.com/office/drawing/2016/5/9/chartex" xmlns:cx4="http://schemas.microsoft.com/office/drawing/2016/5/10/chartex" xmlns:cx5="http://schemas.microsoft.com/office/drawing/2016/5/11/chartex" xmlns:cx6="http://schemas.microsoft.com/office/drawing/2016/5/12/chartex" xmlns:cx7="http://schemas.microsoft.com/office/drawing/2016/5/13/chartex" xmlns:cx8="http://schemas.microsoft.com/office/drawing/2016/5/14/chartex" xmlns:mc="http://schemas.openxmlformats.org/markup-compatibility/2006" xmlns:aink="http://schemas.microsoft.com/office/drawing/2016/ink" xmlns:am3d="http://schemas.microsoft.com/office/drawing/2017/model3d" xmlns:o="urn:schemas-microsoft-com:office:office" xmlns:oel="http://schemas.microsoft.com/office/2019/extlst" xmlns:r="http://schemas.openxmlformats.org/officeDocument/2006/relationships" xmlns:m="http://schemas.openxmlformats.org/officeDocument/2006/math" xmlns:v="urn:schemas-microsoft-com:vml" xmlns:wp14="http://schemas.microsoft.com/office/word/2010/wordprocessingDrawing" xmlns:wp="http://schemas.openxmlformats.org/drawingml/2006/wordprocessingDrawing" xmlns:w10="urn:schemas-microsoft-com:office:word" xmlns:w="http://schemas.openxmlformats.org/wordprocessingml/2006/main" xmlns:w14="http://schemas.microsoft.com/office/word/2010/wordml" xmlns:w15="http://schemas.microsoft.com/office/word/2012/wordml" xmlns:w16cex="http://schemas.microsoft.com/office/word/2018/wordml/cex" xmlns:w16cid="http://schemas.microsoft.com/office/word/2016/wordml/cid" xmlns:w16="http://schemas.microsoft.com/office/word/2018/wordml" xmlns:w16du="http://schemas.microsoft.com/office/word/2023/wordml/word16du" xmlns:w16sdtdh="http://schemas.microsoft.com/office/word/2020/wordml/sdtdatahash" xmlns:w16sdtfl="http://schemas.microsoft.com/office/word/2024/wordml/sdtformatlock" xmlns:w16se="http://schemas.microsoft.com/office/word/2015/wordml/symex" xmlns:wpg="http://schemas.microsoft.com/office/word/2010/wordprocessingGroup" xmlns:wpi="http://schemas.microsoft.com/office/word/2010/wordprocessingInk" xmlns:wne="http://schemas.microsoft.com/office/word/2006/wordml" xmlns:wps="http://schemas.microsoft.com/office/word/2010/wordprocessingShape" mc:Ignorable="w14 w15 w16se w16cid w16 w16cex w16sdtdh w16sdtfl w16du wp14">
   <w:endnote w:type="separator" w:id="-1">
     <w:p>
       <w:r>
@@ -4796,7 +4945,7 @@
 </file>
 
 <file path=word/footnotes.xml><?xml version="1.0" encoding="utf-8"?>
-<w:footnotes xmlns:wpc="http://schemas.microsoft.com/office/word/2010/wordprocessingCanvas" xmlns:cx="http://schemas.microsoft.com/office/drawing/2014/chartex" xmlns:cx1="http://schemas.microsoft.com/office/drawing/2015/9/8/chartex" xmlns:cx2="http://schemas.microsoft.com/office/drawing/2015/10/21/chartex" xmlns:cx3="http://schemas.microsoft.com/office/drawing/2016/5/9/chartex" xmlns:cx4="http://schemas.microsoft.com/office/drawing/2016/5/10/chartex" xmlns:cx5="http://schemas.microsoft.com/office/drawing/2016/5/11/chartex" xmlns:cx6="http://schemas.microsoft.com/office/drawing/2016/5/12/chartex" xmlns:cx7="http://schemas.microsoft.com/office/drawing/2016/5/13/chartex" xmlns:cx8="http://schemas.microsoft.com/office/drawing/2016/5/14/chartex" xmlns:mc="http://schemas.openxmlformats.org/markup-compatibility/2006" xmlns:aink="http://schemas.microsoft.com/office/drawing/2016/ink" xmlns:am3d="http://schemas.microsoft.com/office/drawing/2017/model3d" xmlns:o="urn:schemas-microsoft-com:office:office" xmlns:r="http://schemas.openxmlformats.org/officeDocument/2006/relationships" xmlns:m="http://schemas.openxmlformats.org/officeDocument/2006/math" xmlns:v="urn:schemas-microsoft-com:vml" xmlns:wp14="http://schemas.microsoft.com/office/word/2010/wordprocessingDrawing" xmlns:wp="http://schemas.openxmlformats.org/drawingml/2006/wordprocessingDrawing" xmlns:w10="urn:schemas-microsoft-com:office:word" xmlns:w="http://schemas.openxmlformats.org/wordprocessingml/2006/main" xmlns:w14="http://schemas.microsoft.com/office/word/2010/wordml" xmlns:w15="http://schemas.microsoft.com/office/word/2012/wordml" xmlns:w16cex="http://schemas.microsoft.com/office/word/2018/wordml/cex" xmlns:w16cid="http://schemas.microsoft.com/office/word/2016/wordml/cid" xmlns:w16="http://schemas.microsoft.com/office/word/2018/wordml" xmlns:w16sdtdh="http://schemas.microsoft.com/office/word/2020/wordml/sdtdatahash" xmlns:w16se="http://schemas.microsoft.com/office/word/2015/wordml/symex" xmlns:wpg="http://schemas.microsoft.com/office/word/2010/wordprocessingGroup" xmlns:wpi="http://schemas.microsoft.com/office/word/2010/wordprocessingInk" xmlns:wne="http://schemas.microsoft.com/office/word/2006/wordml" xmlns:wps="http://schemas.microsoft.com/office/word/2010/wordprocessingShape" mc:Ignorable="w14 w15 w16se w16cid w16 w16cex w16sdtdh wp14">
+<w:footnotes xmlns:wpc="http://schemas.microsoft.com/office/word/2010/wordprocessingCanvas" xmlns:cx="http://schemas.microsoft.com/office/drawing/2014/chartex" xmlns:cx1="http://schemas.microsoft.com/office/drawing/2015/9/8/chartex" xmlns:cx2="http://schemas.microsoft.com/office/drawing/2015/10/21/chartex" xmlns:cx3="http://schemas.microsoft.com/office/drawing/2016/5/9/chartex" xmlns:cx4="http://schemas.microsoft.com/office/drawing/2016/5/10/chartex" xmlns:cx5="http://schemas.microsoft.com/office/drawing/2016/5/11/chartex" xmlns:cx6="http://schemas.microsoft.com/office/drawing/2016/5/12/chartex" xmlns:cx7="http://schemas.microsoft.com/office/drawing/2016/5/13/chartex" xmlns:cx8="http://schemas.microsoft.com/office/drawing/2016/5/14/chartex" xmlns:mc="http://schemas.openxmlformats.org/markup-compatibility/2006" xmlns:aink="http://schemas.microsoft.com/office/drawing/2016/ink" xmlns:am3d="http://schemas.microsoft.com/office/drawing/2017/model3d" xmlns:o="urn:schemas-microsoft-com:office:office" xmlns:oel="http://schemas.microsoft.com/office/2019/extlst" xmlns:r="http://schemas.openxmlformats.org/officeDocument/2006/relationships" xmlns:m="http://schemas.openxmlformats.org/officeDocument/2006/math" xmlns:v="urn:schemas-microsoft-com:vml" xmlns:wp14="http://schemas.microsoft.com/office/word/2010/wordprocessingDrawing" xmlns:wp="http://schemas.openxmlformats.org/drawingml/2006/wordprocessingDrawing" xmlns:w10="urn:schemas-microsoft-com:office:word" xmlns:w="http://schemas.openxmlformats.org/wordprocessingml/2006/main" xmlns:w14="http://schemas.microsoft.com/office/word/2010/wordml" xmlns:w15="http://schemas.microsoft.com/office/word/2012/wordml" xmlns:w16cex="http://schemas.microsoft.com/office/word/2018/wordml/cex" xmlns:w16cid="http://schemas.microsoft.com/office/word/2016/wordml/cid" xmlns:w16="http://schemas.microsoft.com/office/word/2018/wordml" xmlns:w16du="http://schemas.microsoft.com/office/word/2023/wordml/word16du" xmlns:w16sdtdh="http://schemas.microsoft.com/office/word/2020/wordml/sdtdatahash" xmlns:w16sdtfl="http://schemas.microsoft.com/office/word/2024/wordml/sdtformatlock" xmlns:w16se="http://schemas.microsoft.com/office/word/2015/wordml/symex" xmlns:wpg="http://schemas.microsoft.com/office/word/2010/wordprocessingGroup" xmlns:wpi="http://schemas.microsoft.com/office/word/2010/wordprocessingInk" xmlns:wne="http://schemas.microsoft.com/office/word/2006/wordml" xmlns:wps="http://schemas.microsoft.com/office/word/2010/wordprocessingShape" mc:Ignorable="w14 w15 w16se w16cid w16 w16cex w16sdtdh w16sdtfl w16du wp14">
   <w:footnote w:type="separator" w:id="-1">
     <w:p>
       <w:r>
@@ -4815,7 +4964,7 @@
 </file>
 
 <file path=word/styles.xml><?xml version="1.0" encoding="utf-8"?>
-<w:styles xmlns:mc="http://schemas.openxmlformats.org/markup-compatibility/2006" xmlns:r="http://schemas.openxmlformats.org/officeDocument/2006/relationships" xmlns:w="http://schemas.openxmlformats.org/wordprocessingml/2006/main" xmlns:w14="http://schemas.microsoft.com/office/word/2010/wordml" xmlns:w15="http://schemas.microsoft.com/office/word/2012/wordml" xmlns:w16cex="http://schemas.microsoft.com/office/word/2018/wordml/cex" xmlns:w16cid="http://schemas.microsoft.com/office/word/2016/wordml/cid" xmlns:w16="http://schemas.microsoft.com/office/word/2018/wordml" xmlns:w16sdtdh="http://schemas.microsoft.com/office/word/2020/wordml/sdtdatahash" xmlns:w16se="http://schemas.microsoft.com/office/word/2015/wordml/symex" mc:Ignorable="w14 w15 w16se w16cid w16 w16cex w16sdtdh">
+<w:styles xmlns:mc="http://schemas.openxmlformats.org/markup-compatibility/2006" xmlns:r="http://schemas.openxmlformats.org/officeDocument/2006/relationships" xmlns:w="http://schemas.openxmlformats.org/wordprocessingml/2006/main" xmlns:w14="http://schemas.microsoft.com/office/word/2010/wordml" xmlns:w15="http://schemas.microsoft.com/office/word/2012/wordml" xmlns:w16cex="http://schemas.microsoft.com/office/word/2018/wordml/cex" xmlns:w16cid="http://schemas.microsoft.com/office/word/2016/wordml/cid" xmlns:w16="http://schemas.microsoft.com/office/word/2018/wordml" xmlns:w16du="http://schemas.microsoft.com/office/word/2023/wordml/word16du" xmlns:w16sdtdh="http://schemas.microsoft.com/office/word/2020/wordml/sdtdatahash" xmlns:w16sdtfl="http://schemas.microsoft.com/office/word/2024/wordml/sdtformatlock" xmlns:w16se="http://schemas.microsoft.com/office/word/2015/wordml/symex" mc:Ignorable="w14 w15 w16se w16cid w16 w16cex w16sdtdh w16sdtfl w16du">
   <w:docDefaults>
     <w:rPrDefault>
       <w:rPr>

--- a/Master Folder/Master BA Timlak Konsultan/!Daftar Hadir.docx
+++ b/Master Folder/Master BA Timlak Konsultan/!Daftar Hadir.docx
@@ -14,16 +14,16 @@
           <w:noProof/>
         </w:rPr>
         <w:drawing>
-          <wp:anchor distT="0" distB="0" distL="114300" distR="114300" simplePos="0" relativeHeight="251659264" behindDoc="0" locked="0" layoutInCell="1" allowOverlap="1" wp14:anchorId="3D434D19" wp14:editId="45BF0A9D">
+          <wp:anchor distT="0" distB="0" distL="114300" distR="114300" simplePos="0" relativeHeight="251659264" behindDoc="0" locked="0" layoutInCell="1" allowOverlap="1" wp14:anchorId="3D434D19" wp14:editId="78BFF5B8">
             <wp:simplePos x="0" y="0"/>
             <wp:positionH relativeFrom="margin">
-              <wp:posOffset>1174482</wp:posOffset>
+              <wp:posOffset>1209675</wp:posOffset>
             </wp:positionH>
             <wp:positionV relativeFrom="paragraph">
-              <wp:posOffset>-342900</wp:posOffset>
+              <wp:posOffset>-434340</wp:posOffset>
             </wp:positionV>
-            <wp:extent cx="6410689" cy="925032"/>
-            <wp:effectExtent l="0" t="0" r="0" b="8890"/>
+            <wp:extent cx="6395720" cy="998355"/>
+            <wp:effectExtent l="0" t="0" r="5080" b="5080"/>
             <wp:wrapNone/>
             <wp:docPr id="499443019" name="Picture 1"/>
             <wp:cNvGraphicFramePr>
@@ -33,11 +33,17 @@
               <a:graphicData uri="http://schemas.openxmlformats.org/drawingml/2006/picture">
                 <pic:pic xmlns:pic="http://schemas.openxmlformats.org/drawingml/2006/picture">
                   <pic:nvPicPr>
-                    <pic:cNvPr id="499443019" name=""/>
+                    <pic:cNvPr id="499443019" name="Picture 1"/>
                     <pic:cNvPicPr/>
                   </pic:nvPicPr>
                   <pic:blipFill>
-                    <a:blip r:embed="rId7"/>
+                    <a:blip r:embed="rId7">
+                      <a:extLst>
+                        <a:ext uri="{28A0092B-C50C-407E-A947-70E740481C1C}">
+                          <a14:useLocalDpi xmlns:a14="http://schemas.microsoft.com/office/drawing/2010/main" val="0"/>
+                        </a:ext>
+                      </a:extLst>
+                    </a:blip>
                     <a:stretch>
                       <a:fillRect/>
                     </a:stretch>
@@ -45,7 +51,7 @@
                   <pic:spPr>
                     <a:xfrm>
                       <a:off x="0" y="0"/>
-                      <a:ext cx="6410689" cy="925032"/>
+                      <a:ext cx="6395720" cy="998355"/>
                     </a:xfrm>
                     <a:prstGeom prst="rect">
                       <a:avLst/>
@@ -121,7 +127,6 @@
           <w:lang w:val="sv-SE"/>
         </w:rPr>
       </w:pPr>
-      <w:proofErr w:type="spellStart"/>
       <w:r>
         <w:rPr>
           <w:rFonts w:eastAsia="Calibri"/>
@@ -131,33 +136,8 @@
           <w:szCs w:val="44"/>
           <w:lang w:val="sv-SE"/>
         </w:rPr>
-        <w:t>Daftar</w:t>
+        <w:t>Daftar Hadir</w:t>
       </w:r>
-      <w:proofErr w:type="spellEnd"/>
-      <w:r>
-        <w:rPr>
-          <w:rFonts w:eastAsia="Calibri"/>
-          <w:b/>
-          <w:bCs/>
-          <w:sz w:val="44"/>
-          <w:szCs w:val="44"/>
-          <w:lang w:val="sv-SE"/>
-        </w:rPr>
-        <w:t xml:space="preserve"> </w:t>
-      </w:r>
-      <w:proofErr w:type="spellStart"/>
-      <w:r>
-        <w:rPr>
-          <w:rFonts w:eastAsia="Calibri"/>
-          <w:b/>
-          <w:bCs/>
-          <w:sz w:val="44"/>
-          <w:szCs w:val="44"/>
-          <w:lang w:val="sv-SE"/>
-        </w:rPr>
-        <w:t>Hadir</w:t>
-      </w:r>
-      <w:proofErr w:type="spellEnd"/>
     </w:p>
     <w:p>
       <w:pPr>
@@ -224,15 +204,14 @@
         </w:rPr>
         <w:t>{hari_</w:t>
       </w:r>
-      <w:proofErr w:type="spellStart"/>
       <w:r>
         <w:rPr>
           <w:sz w:val="28"/>
           <w:szCs w:val="28"/>
+          <w:lang w:val="id-ID"/>
         </w:rPr>
         <w:t>reviu</w:t>
       </w:r>
-      <w:proofErr w:type="spellEnd"/>
       <w:r>
         <w:rPr>
           <w:sz w:val="28"/>
@@ -302,16 +281,15 @@
         </w:rPr>
         <w:t>{tanggal_</w:t>
       </w:r>
-      <w:proofErr w:type="spellStart"/>
       <w:r>
         <w:rPr>
           <w:color w:val="000000" w:themeColor="text1"/>
           <w:sz w:val="28"/>
           <w:szCs w:val="28"/>
+          <w:lang w:val="id-ID"/>
         </w:rPr>
         <w:t>reviu</w:t>
       </w:r>
-      <w:proofErr w:type="spellEnd"/>
       <w:r>
         <w:rPr>
           <w:color w:val="000000" w:themeColor="text1"/>
@@ -372,39 +350,8 @@
           <w:lang w:val="sv-SE"/>
         </w:rPr>
         <w:tab/>
-        <w:t xml:space="preserve">Kantor BP2JK </w:t>
+        <w:t>Kantor BP2JK Wilayah Kalsel</w:t>
       </w:r>
-      <w:proofErr w:type="spellStart"/>
-      <w:r>
-        <w:rPr>
-          <w:color w:val="000000" w:themeColor="text1"/>
-          <w:sz w:val="28"/>
-          <w:szCs w:val="28"/>
-          <w:lang w:val="sv-SE"/>
-        </w:rPr>
-        <w:t>Wilayah</w:t>
-      </w:r>
-      <w:proofErr w:type="spellEnd"/>
-      <w:r>
-        <w:rPr>
-          <w:color w:val="000000" w:themeColor="text1"/>
-          <w:sz w:val="28"/>
-          <w:szCs w:val="28"/>
-          <w:lang w:val="sv-SE"/>
-        </w:rPr>
-        <w:t xml:space="preserve"> </w:t>
-      </w:r>
-      <w:proofErr w:type="spellStart"/>
-      <w:r>
-        <w:rPr>
-          <w:color w:val="000000" w:themeColor="text1"/>
-          <w:sz w:val="28"/>
-          <w:szCs w:val="28"/>
-          <w:lang w:val="sv-SE"/>
-        </w:rPr>
-        <w:t>Kalsel</w:t>
-      </w:r>
-      <w:proofErr w:type="spellEnd"/>
     </w:p>
     <w:p>
       <w:pPr>
@@ -420,7 +367,6 @@
           <w:lang w:val="id-ID"/>
         </w:rPr>
       </w:pPr>
-      <w:proofErr w:type="spellStart"/>
       <w:r>
         <w:rPr>
           <w:color w:val="000000" w:themeColor="text1"/>
@@ -430,7 +376,6 @@
         </w:rPr>
         <w:t>Acara</w:t>
       </w:r>
-      <w:proofErr w:type="spellEnd"/>
       <w:r>
         <w:rPr>
           <w:color w:val="000000" w:themeColor="text1"/>
@@ -459,7 +404,6 @@
         </w:rPr>
         <w:tab/>
       </w:r>
-      <w:proofErr w:type="spellStart"/>
       <w:r>
         <w:rPr>
           <w:color w:val="000000" w:themeColor="text1"/>
@@ -467,9 +411,8 @@
           <w:szCs w:val="28"/>
           <w:lang w:val="sv-SE"/>
         </w:rPr>
-        <w:t>Reviu</w:t>
+        <w:t>Prar</w:t>
       </w:r>
-      <w:proofErr w:type="spellEnd"/>
       <w:r>
         <w:rPr>
           <w:color w:val="000000" w:themeColor="text1"/>
@@ -477,9 +420,8 @@
           <w:szCs w:val="28"/>
           <w:lang w:val="sv-SE"/>
         </w:rPr>
-        <w:t xml:space="preserve"> </w:t>
+        <w:t xml:space="preserve">eviu dokumen persiapan pengadaan dan </w:t>
       </w:r>
-      <w:proofErr w:type="spellStart"/>
       <w:r>
         <w:rPr>
           <w:color w:val="000000" w:themeColor="text1"/>
@@ -489,7 +431,6 @@
         </w:rPr>
         <w:t>dokumen</w:t>
       </w:r>
-      <w:proofErr w:type="spellEnd"/>
       <w:r>
         <w:rPr>
           <w:color w:val="000000" w:themeColor="text1"/>
@@ -497,87 +438,7 @@
           <w:szCs w:val="28"/>
           <w:lang w:val="sv-SE"/>
         </w:rPr>
-        <w:t xml:space="preserve"> </w:t>
-      </w:r>
-      <w:proofErr w:type="spellStart"/>
-      <w:r>
-        <w:rPr>
-          <w:color w:val="000000" w:themeColor="text1"/>
-          <w:sz w:val="28"/>
-          <w:szCs w:val="28"/>
-          <w:lang w:val="sv-SE"/>
-        </w:rPr>
-        <w:t>persiapan</w:t>
-      </w:r>
-      <w:proofErr w:type="spellEnd"/>
-      <w:r>
-        <w:rPr>
-          <w:color w:val="000000" w:themeColor="text1"/>
-          <w:sz w:val="28"/>
-          <w:szCs w:val="28"/>
-          <w:lang w:val="sv-SE"/>
-        </w:rPr>
-        <w:t xml:space="preserve"> </w:t>
-      </w:r>
-      <w:proofErr w:type="spellStart"/>
-      <w:r>
-        <w:rPr>
-          <w:color w:val="000000" w:themeColor="text1"/>
-          <w:sz w:val="28"/>
-          <w:szCs w:val="28"/>
-          <w:lang w:val="sv-SE"/>
-        </w:rPr>
-        <w:t>pengadaan</w:t>
-      </w:r>
-      <w:proofErr w:type="spellEnd"/>
-      <w:r>
-        <w:rPr>
-          <w:color w:val="000000" w:themeColor="text1"/>
-          <w:sz w:val="28"/>
-          <w:szCs w:val="28"/>
-          <w:lang w:val="sv-SE"/>
-        </w:rPr>
-        <w:t xml:space="preserve"> dan </w:t>
-      </w:r>
-      <w:proofErr w:type="spellStart"/>
-      <w:r>
-        <w:rPr>
-          <w:color w:val="000000" w:themeColor="text1"/>
-          <w:sz w:val="28"/>
-          <w:szCs w:val="28"/>
-          <w:lang w:val="sv-SE"/>
-        </w:rPr>
-        <w:t>dokumen</w:t>
-      </w:r>
-      <w:proofErr w:type="spellEnd"/>
-      <w:r>
-        <w:rPr>
-          <w:color w:val="000000" w:themeColor="text1"/>
-          <w:sz w:val="28"/>
-          <w:szCs w:val="28"/>
-          <w:lang w:val="sv-SE"/>
-        </w:rPr>
-        <w:t xml:space="preserve"> </w:t>
-      </w:r>
-      <w:proofErr w:type="spellStart"/>
-      <w:r>
-        <w:rPr>
-          <w:color w:val="000000" w:themeColor="text1"/>
-          <w:sz w:val="28"/>
-          <w:szCs w:val="28"/>
-          <w:lang w:val="sv-SE"/>
-        </w:rPr>
-        <w:t>pemilihan</w:t>
-      </w:r>
-      <w:proofErr w:type="spellEnd"/>
-      <w:r>
-        <w:rPr>
-          <w:color w:val="000000" w:themeColor="text1"/>
-          <w:sz w:val="28"/>
-          <w:szCs w:val="28"/>
-          <w:lang w:val="sv-SE"/>
-        </w:rPr>
-        <w:t xml:space="preserve"> paket </w:t>
+        <w:t xml:space="preserve"> pemilihan paket </w:t>
       </w:r>
       <w:r>
         <w:rPr>
@@ -585,25 +446,7 @@
           <w:szCs w:val="28"/>
           <w:lang w:val="id-ID"/>
         </w:rPr>
-        <w:t>{</w:t>
-      </w:r>
-      <w:proofErr w:type="spellStart"/>
-      <w:r>
-        <w:rPr>
-          <w:sz w:val="28"/>
-          <w:szCs w:val="28"/>
-          <w:lang w:val="id-ID"/>
-        </w:rPr>
-        <w:t>nama_paket</w:t>
-      </w:r>
-      <w:proofErr w:type="spellEnd"/>
-      <w:r>
-        <w:rPr>
-          <w:sz w:val="28"/>
-          <w:szCs w:val="28"/>
-          <w:lang w:val="id-ID"/>
-        </w:rPr>
-        <w:t>}</w:t>
+        <w:t>{nama_paket}</w:t>
       </w:r>
     </w:p>
     <w:p>
@@ -4916,6 +4759,7 @@
       </w:pPr>
     </w:p>
     <w:sectPr>
+      <w:headerReference w:type="default" r:id="rId8"/>
       <w:pgSz w:w="16838" w:h="11906" w:orient="landscape" w:code="9"/>
       <w:pgMar w:top="1134" w:right="1440" w:bottom="1440" w:left="1440" w:header="720" w:footer="720" w:gutter="0"/>
       <w:cols w:space="720"/>
@@ -4961,6 +4805,16 @@
     </w:p>
   </w:footnote>
 </w:footnotes>
+</file>
+
+<file path=word/header1.xml><?xml version="1.0" encoding="utf-8"?>
+<w:hdr xmlns:wpc="http://schemas.microsoft.com/office/word/2010/wordprocessingCanvas" xmlns:cx="http://schemas.microsoft.com/office/drawing/2014/chartex" xmlns:cx1="http://schemas.microsoft.com/office/drawing/2015/9/8/chartex" xmlns:cx2="http://schemas.microsoft.com/office/drawing/2015/10/21/chartex" xmlns:cx3="http://schemas.microsoft.com/office/drawing/2016/5/9/chartex" xmlns:cx4="http://schemas.microsoft.com/office/drawing/2016/5/10/chartex" xmlns:cx5="http://schemas.microsoft.com/office/drawing/2016/5/11/chartex" xmlns:cx6="http://schemas.microsoft.com/office/drawing/2016/5/12/chartex" xmlns:cx7="http://schemas.microsoft.com/office/drawing/2016/5/13/chartex" xmlns:cx8="http://schemas.microsoft.com/office/drawing/2016/5/14/chartex" xmlns:mc="http://schemas.openxmlformats.org/markup-compatibility/2006" xmlns:aink="http://schemas.microsoft.com/office/drawing/2016/ink" xmlns:am3d="http://schemas.microsoft.com/office/drawing/2017/model3d" xmlns:o="urn:schemas-microsoft-com:office:office" xmlns:oel="http://schemas.microsoft.com/office/2019/extlst" xmlns:r="http://schemas.openxmlformats.org/officeDocument/2006/relationships" xmlns:m="http://schemas.openxmlformats.org/officeDocument/2006/math" xmlns:v="urn:schemas-microsoft-com:vml" xmlns:wp14="http://schemas.microsoft.com/office/word/2010/wordprocessingDrawing" xmlns:wp="http://schemas.openxmlformats.org/drawingml/2006/wordprocessingDrawing" xmlns:w10="urn:schemas-microsoft-com:office:word" xmlns:w="http://schemas.openxmlformats.org/wordprocessingml/2006/main" xmlns:w14="http://schemas.microsoft.com/office/word/2010/wordml" xmlns:w15="http://schemas.microsoft.com/office/word/2012/wordml" xmlns:w16cex="http://schemas.microsoft.com/office/word/2018/wordml/cex" xmlns:w16cid="http://schemas.microsoft.com/office/word/2016/wordml/cid" xmlns:w16="http://schemas.microsoft.com/office/word/2018/wordml" xmlns:w16du="http://schemas.microsoft.com/office/word/2023/wordml/word16du" xmlns:w16sdtdh="http://schemas.microsoft.com/office/word/2020/wordml/sdtdatahash" xmlns:w16sdtfl="http://schemas.microsoft.com/office/word/2024/wordml/sdtformatlock" xmlns:w16se="http://schemas.microsoft.com/office/word/2015/wordml/symex" xmlns:wpg="http://schemas.microsoft.com/office/word/2010/wordprocessingGroup" xmlns:wpi="http://schemas.microsoft.com/office/word/2010/wordprocessingInk" xmlns:wne="http://schemas.microsoft.com/office/word/2006/wordml" xmlns:wps="http://schemas.microsoft.com/office/word/2010/wordprocessingShape" mc:Ignorable="w14 w15 w16se w16cid w16 w16cex w16sdtdh w16sdtfl w16du wp14">
+  <w:p>
+    <w:pPr>
+      <w:pStyle w:val="Header"/>
+    </w:pPr>
+  </w:p>
+</w:hdr>
 </file>
 
 <file path=word/styles.xml><?xml version="1.0" encoding="utf-8"?>

--- a/Master Folder/Master BA Timlak Konsultan/!Daftar Hadir.docx
+++ b/Master Folder/Master BA Timlak Konsultan/!Daftar Hadir.docx
@@ -411,7 +411,7 @@
           <w:szCs w:val="28"/>
           <w:lang w:val="sv-SE"/>
         </w:rPr>
-        <w:t>Prar</w:t>
+        <w:t>Reviu</w:t>
       </w:r>
       <w:r>
         <w:rPr>
@@ -420,7 +420,7 @@
           <w:szCs w:val="28"/>
           <w:lang w:val="sv-SE"/>
         </w:rPr>
-        <w:t xml:space="preserve">eviu dokumen persiapan pengadaan dan </w:t>
+        <w:t xml:space="preserve"> dokumen persiapan pengadaan dan </w:t>
       </w:r>
       <w:r>
         <w:rPr>
